--- a/Sys_An_Labs/Output/Системный анализ 7лаба (наш вариант).docx
+++ b/Sys_An_Labs/Output/Системный анализ 7лаба (наш вариант).docx
@@ -55,7 +55,20 @@
           <w:b w:val="0"/>
           <w:sz w:val="24"/>
         </w:rPr>
-        <w:t>В современных системах контроля воздушного пространства и охраны периметра обнаружение объектов основано преимущественно на радарных и оптических технологиях. Такие решения дороги, громоздки и неэффективны в условиях плохой видимости, ночью или в условиях радиопомех. При этом звукоизлучающие объекты — дроны, самолёты, автомобили, животные — всегда производят характерные акустические сигнатуры, которые распространяются в окружающей среде независимо от освещённости и погодных условий.</w:t>
+        <w:t>Задача этапа — зафиксировать проблему так, как её видит клиент, не привнося интерпретаций аналитика. По Тарасенко, фиксация проблемы является лишь отправной точкой системного исследования, а не готовой формулировкой, подлежащей немедленному решению.</w:t>
+      </w:r>
+    </w:p>
+    <w:p>
+      <w:pPr>
+        <w:spacing w:before="120" w:after="60"/>
+      </w:pPr>
+      <w:r>
+        <w:rPr>
+          <w:rFonts w:ascii="Times New Roman" w:hAnsi="Times New Roman"/>
+          <w:b/>
+          <w:sz w:val="24"/>
+        </w:rPr>
+        <w:t>Клиент и источник проблемы</w:t>
       </w:r>
     </w:p>
     <w:p>
@@ -68,7 +81,73 @@
           <w:b w:val="0"/>
           <w:sz w:val="24"/>
         </w:rPr>
-        <w:t>Существующие акустические системы обнаружения (DroneShield, Dedrone и аналоги):</w:t>
+        <w:t>Клиенты — организации, осуществляющие контроль воздушного пространства, охрану периметра или экологический мониторинг: операторы аэродромов малой авиации, таможенные службы, охрана заповедников, администрации промышленных объектов.</w:t>
+      </w:r>
+    </w:p>
+    <w:p>
+      <w:pPr>
+        <w:spacing w:after="80"/>
+      </w:pPr>
+      <w:r>
+        <w:rPr>
+          <w:rFonts w:ascii="Times New Roman" w:hAnsi="Times New Roman"/>
+          <w:b w:val="0"/>
+          <w:sz w:val="24"/>
+        </w:rPr>
+        <w:t>Жалоба клиента (в его формулировке): «Мы не можем вовремя обнаружить и опознать объект — дрон, самолёт, животное — когда видимость нулевая или оборудование слишком дорогое. А если нам нужно следить за чем-то новым, приходится заказывать систему заново».</w:t>
+      </w:r>
+    </w:p>
+    <w:p>
+      <w:pPr>
+        <w:spacing w:before="120" w:after="60"/>
+      </w:pPr>
+      <w:r>
+        <w:rPr>
+          <w:rFonts w:ascii="Times New Roman" w:hAnsi="Times New Roman"/>
+          <w:b/>
+          <w:sz w:val="24"/>
+        </w:rPr>
+        <w:t>Документальная фиксация проблемы</w:t>
+      </w:r>
+    </w:p>
+    <w:p>
+      <w:pPr>
+        <w:spacing w:after="80"/>
+      </w:pPr>
+      <w:r>
+        <w:rPr>
+          <w:rFonts w:ascii="Times New Roman" w:hAnsi="Times New Roman"/>
+          <w:b w:val="0"/>
+          <w:sz w:val="24"/>
+        </w:rPr>
+        <w:t>Зафиксированная формулировка проблемы:</w:t>
+      </w:r>
+    </w:p>
+    <w:p>
+      <w:pPr>
+        <w:spacing w:after="80"/>
+        <w:ind w:left="432"/>
+      </w:pPr>
+      <w:r>
+        <w:rPr>
+          <w:rFonts w:ascii="Times New Roman" w:hAnsi="Times New Roman"/>
+          <w:b w:val="0"/>
+          <w:sz w:val="24"/>
+        </w:rPr>
+        <w:t>Существующие технические средства не позволяют организациям с ограниченным бюджетом своевременно обнаруживать и идентифицировать звукоизлучающие объекты различных типов, а адаптация систем к новым классам объектов требует значительных ресурсов и времени.</w:t>
+      </w:r>
+    </w:p>
+    <w:p>
+      <w:pPr>
+        <w:spacing w:after="80"/>
+      </w:pPr>
+      <w:r>
+        <w:rPr>
+          <w:rFonts w:ascii="Times New Roman" w:hAnsi="Times New Roman"/>
+          <w:b w:val="0"/>
+          <w:sz w:val="24"/>
+        </w:rPr>
+        <w:t>Негативные эффекты, на которые жалуются клиенты:</w:t>
       </w:r>
     </w:p>
     <w:p>
@@ -83,7 +162,7 @@
           <w:b w:val="0"/>
           <w:sz w:val="24"/>
         </w:rPr>
-        <w:t>Ориентированы исключительно на обнаружение БПЛА и не поддерживают многоклассовую идентификацию;</w:t>
+        <w:t>невозможность работы в условиях плохой видимости, ночью и при радиопомехах;</w:t>
       </w:r>
     </w:p>
     <w:p>
@@ -98,7 +177,7 @@
           <w:b w:val="0"/>
           <w:sz w:val="24"/>
         </w:rPr>
-        <w:t>Требуют сотен размеченных аудиозаписей для добавления нового класса объектов;</w:t>
+        <w:t>высокая стоимость существующих решений — недоступна для малых объектов;</w:t>
       </w:r>
     </w:p>
     <w:p>
@@ -113,7 +192,7 @@
           <w:b w:val="0"/>
           <w:sz w:val="24"/>
         </w:rPr>
-        <w:t>Имеют высокую стоимость, делающую их недоступными для малых объектов охраны;</w:t>
+        <w:t>при появлении нового типа объекта система не справляется — требуется дорогостоящая переработка;</w:t>
       </w:r>
     </w:p>
     <w:p>
@@ -128,7 +207,7 @@
           <w:b w:val="0"/>
           <w:sz w:val="24"/>
         </w:rPr>
-        <w:t>Не обеспечивают определение направления прихода звука (DOA) в реальном времени.</w:t>
+        <w:t>нет понимания, с какого направления приближается объект.</w:t>
       </w:r>
     </w:p>
     <w:p>
@@ -141,7 +220,59 @@
           <w:b w:val="0"/>
           <w:sz w:val="24"/>
         </w:rPr>
-        <w:t>В результате возникают следующие негативные эффекты:</w:t>
+        <w:t>Примечание: данная фиксация является отправной точкой. Последующие этапы (диагностика, проблемное месиво) уточнят и расширят эту формулировку — возможно, выяснится, что истинная проблема шире или иначе сформулирована самим клиентом.</w:t>
+      </w:r>
+    </w:p>
+    <w:p>
+      <w:pPr>
+        <w:spacing w:before="240" w:after="120"/>
+      </w:pPr>
+      <w:r>
+        <w:rPr>
+          <w:rFonts w:ascii="Times New Roman" w:hAnsi="Times New Roman"/>
+          <w:b/>
+          <w:sz w:val="28"/>
+        </w:rPr>
+        <w:t>Этап второй. Диагностика проблемы</w:t>
+      </w:r>
+    </w:p>
+    <w:p>
+      <w:pPr>
+        <w:spacing w:after="80"/>
+      </w:pPr>
+      <w:r>
+        <w:rPr>
+          <w:rFonts w:ascii="Times New Roman" w:hAnsi="Times New Roman"/>
+          <w:b w:val="0"/>
+          <w:sz w:val="24"/>
+        </w:rPr>
+        <w:t>Проведённый анализ существующих акустических систем обнаружения показывает, что основная причина выявленных недостатков обусловлена архитектурными ограничениями применяемых подходов.</w:t>
+      </w:r>
+    </w:p>
+    <w:p>
+      <w:pPr>
+        <w:spacing w:before="120" w:after="60"/>
+      </w:pPr>
+      <w:r>
+        <w:rPr>
+          <w:rFonts w:ascii="Times New Roman" w:hAnsi="Times New Roman"/>
+          <w:b/>
+          <w:sz w:val="24"/>
+        </w:rPr>
+        <w:t>2.1. Узкая специализация существующих решений</w:t>
+      </w:r>
+    </w:p>
+    <w:p>
+      <w:pPr>
+        <w:spacing w:after="80"/>
+      </w:pPr>
+      <w:r>
+        <w:rPr>
+          <w:rFonts w:ascii="Times New Roman" w:hAnsi="Times New Roman"/>
+          <w:b w:val="0"/>
+          <w:sz w:val="24"/>
+        </w:rPr>
+        <w:t>Коммерческие системы (DroneShield, Dedrone, SonAlert) разрабатывались под единственный класс объектов — БПЛА. Классификатор обучен на фиксированном наборе данных и не предусматривает расширения без полного переобучения. В результате:</w:t>
       </w:r>
     </w:p>
     <w:p>
@@ -156,7 +287,7 @@
           <w:b w:val="0"/>
           <w:sz w:val="24"/>
         </w:rPr>
-        <w:t>Организации, нуждающиеся в мониторинге конкретного класса объектов (например, редкого вида животных или новой модели дрона), лишены возможности быстро адаптировать систему под свою задачу;</w:t>
+        <w:t>система не распознаёт объекты за пределами обученных классов;</w:t>
       </w:r>
     </w:p>
     <w:p>
@@ -171,7 +302,46 @@
           <w:b w:val="0"/>
           <w:sz w:val="24"/>
         </w:rPr>
-        <w:t>Отсутствует доступное решение, объединяющее пространственную локализацию источника звука и его идентификацию;</w:t>
+        <w:t>переход к новому применению (например, мониторинг животных) требует разработки нового продукта.</w:t>
+      </w:r>
+    </w:p>
+    <w:p>
+      <w:pPr>
+        <w:spacing w:after="80"/>
+      </w:pPr>
+      <w:r>
+        <w:rPr>
+          <w:rFonts w:ascii="Times New Roman" w:hAnsi="Times New Roman"/>
+          <w:b w:val="0"/>
+          <w:sz w:val="24"/>
+        </w:rPr>
+        <w:t>Это свидетельствует об отсутствии обобщённой архитектуры идентификации, независимой от конкретного домена применения.</w:t>
+      </w:r>
+    </w:p>
+    <w:p>
+      <w:pPr>
+        <w:spacing w:before="120" w:after="60"/>
+      </w:pPr>
+      <w:r>
+        <w:rPr>
+          <w:rFonts w:ascii="Times New Roman" w:hAnsi="Times New Roman"/>
+          <w:b/>
+          <w:sz w:val="24"/>
+        </w:rPr>
+        <w:t>2.2. Требование больших размеченных датасетов</w:t>
+      </w:r>
+    </w:p>
+    <w:p>
+      <w:pPr>
+        <w:spacing w:after="80"/>
+      </w:pPr>
+      <w:r>
+        <w:rPr>
+          <w:rFonts w:ascii="Times New Roman" w:hAnsi="Times New Roman"/>
+          <w:b w:val="0"/>
+          <w:sz w:val="24"/>
+        </w:rPr>
+        <w:t>Классические подходы (fine-tune CNN на мел-спектрограммах) требуют 100 и более размеченных аудиозаписей на каждый новый класс объектов. При работе с редкими или новыми объектами (новая модель дрона, охраняемый вид животного) получить такой объём данных практически невозможно. Это приводит к:</w:t>
       </w:r>
     </w:p>
     <w:p>
@@ -186,72 +356,7 @@
           <w:b w:val="0"/>
           <w:sz w:val="24"/>
         </w:rPr>
-        <w:t>При появлении нового типа объекта необходимо полностью переобучать модель, что требует значительных временных и вычислительных ресурсов.</w:t>
-      </w:r>
-    </w:p>
-    <w:p>
-      <w:pPr>
-        <w:spacing w:after="80"/>
-      </w:pPr>
-      <w:r>
-        <w:rPr>
-          <w:rFonts w:ascii="Times New Roman" w:hAnsi="Times New Roman"/>
-          <w:b w:val="0"/>
-          <w:sz w:val="24"/>
-        </w:rPr>
-        <w:t>Проблема заключается в отсутствии универсальной, доступной акустической системы, способной определять направление на звукоизлучающий объект и идентифицировать его тип при ограниченном количестве обучающих примеров для новых классов.</w:t>
-      </w:r>
-    </w:p>
-    <w:p>
-      <w:pPr>
-        <w:spacing w:before="240" w:after="120"/>
-      </w:pPr>
-      <w:r>
-        <w:rPr>
-          <w:rFonts w:ascii="Times New Roman" w:hAnsi="Times New Roman"/>
-          <w:b/>
-          <w:sz w:val="28"/>
-        </w:rPr>
-        <w:t>Этап второй. Диагностика проблемы</w:t>
-      </w:r>
-    </w:p>
-    <w:p>
-      <w:pPr>
-        <w:spacing w:after="80"/>
-      </w:pPr>
-      <w:r>
-        <w:rPr>
-          <w:rFonts w:ascii="Times New Roman" w:hAnsi="Times New Roman"/>
-          <w:b w:val="0"/>
-          <w:sz w:val="24"/>
-        </w:rPr>
-        <w:t>Проведённый анализ существующих акустических систем обнаружения показывает, что основная причина выявленных недостатков обусловлена архитектурными ограничениями применяемых подходов.</w:t>
-      </w:r>
-    </w:p>
-    <w:p>
-      <w:pPr>
-        <w:spacing w:before="120" w:after="60"/>
-      </w:pPr>
-      <w:r>
-        <w:rPr>
-          <w:rFonts w:ascii="Times New Roman" w:hAnsi="Times New Roman"/>
-          <w:b/>
-          <w:sz w:val="24"/>
-        </w:rPr>
-        <w:t>2.1. Узкая специализация существующих решений</w:t>
-      </w:r>
-    </w:p>
-    <w:p>
-      <w:pPr>
-        <w:spacing w:after="80"/>
-      </w:pPr>
-      <w:r>
-        <w:rPr>
-          <w:rFonts w:ascii="Times New Roman" w:hAnsi="Times New Roman"/>
-          <w:b w:val="0"/>
-          <w:sz w:val="24"/>
-        </w:rPr>
-        <w:t>Коммерческие системы (DroneShield, Dedrone, SonAlert) разрабатывались под единственный класс объектов — БПЛА. Классификатор обучен на фиксированном наборе данных и не предусматривает расширения без полного переобучения. В результате:</w:t>
+        <w:t>невозможности оперативного ввода нового класса в эксплуатацию;</w:t>
       </w:r>
     </w:p>
     <w:p>
@@ -266,7 +371,46 @@
           <w:b w:val="0"/>
           <w:sz w:val="24"/>
         </w:rPr>
-        <w:t>система не распознаёт объекты за пределами обученных классов;</w:t>
+        <w:t>зависимости качества системы от наличия крупных датасетов.</w:t>
+      </w:r>
+    </w:p>
+    <w:p>
+      <w:pPr>
+        <w:spacing w:after="80"/>
+      </w:pPr>
+      <w:r>
+        <w:rPr>
+          <w:rFonts w:ascii="Times New Roman" w:hAnsi="Times New Roman"/>
+          <w:b w:val="0"/>
+          <w:sz w:val="24"/>
+        </w:rPr>
+        <w:t>Диагностика показывает: не реализован механизм обучения по малому числу примеров (few-shot learning).</w:t>
+      </w:r>
+    </w:p>
+    <w:p>
+      <w:pPr>
+        <w:spacing w:before="120" w:after="60"/>
+      </w:pPr>
+      <w:r>
+        <w:rPr>
+          <w:rFonts w:ascii="Times New Roman" w:hAnsi="Times New Roman"/>
+          <w:b/>
+          <w:sz w:val="24"/>
+        </w:rPr>
+        <w:t>2.3. Отсутствие интегрированной пространственной локализации</w:t>
+      </w:r>
+    </w:p>
+    <w:p>
+      <w:pPr>
+        <w:spacing w:after="80"/>
+      </w:pPr>
+      <w:r>
+        <w:rPr>
+          <w:rFonts w:ascii="Times New Roman" w:hAnsi="Times New Roman"/>
+          <w:b w:val="0"/>
+          <w:sz w:val="24"/>
+        </w:rPr>
+        <w:t>Определение направления прихода звука (DOA — Direction of Arrival) и классификация объекта, как правило, реализованы как независимые модули или вовсе не интегрированы. Это приводит к:</w:t>
       </w:r>
     </w:p>
     <w:p>
@@ -281,46 +425,7 @@
           <w:b w:val="0"/>
           <w:sz w:val="24"/>
         </w:rPr>
-        <w:t>переход к новому применению (например, мониторинг животных) требует разработки нового продукта.</w:t>
-      </w:r>
-    </w:p>
-    <w:p>
-      <w:pPr>
-        <w:spacing w:after="80"/>
-      </w:pPr>
-      <w:r>
-        <w:rPr>
-          <w:rFonts w:ascii="Times New Roman" w:hAnsi="Times New Roman"/>
-          <w:b w:val="0"/>
-          <w:sz w:val="24"/>
-        </w:rPr>
-        <w:t>Это свидетельствует об отсутствии обобщённой архитектуры идентификации, независимой от конкретного домена применения.</w:t>
-      </w:r>
-    </w:p>
-    <w:p>
-      <w:pPr>
-        <w:spacing w:before="120" w:after="60"/>
-      </w:pPr>
-      <w:r>
-        <w:rPr>
-          <w:rFonts w:ascii="Times New Roman" w:hAnsi="Times New Roman"/>
-          <w:b/>
-          <w:sz w:val="24"/>
-        </w:rPr>
-        <w:t>2.2. Требование больших размеченных датасетов</w:t>
-      </w:r>
-    </w:p>
-    <w:p>
-      <w:pPr>
-        <w:spacing w:after="80"/>
-      </w:pPr>
-      <w:r>
-        <w:rPr>
-          <w:rFonts w:ascii="Times New Roman" w:hAnsi="Times New Roman"/>
-          <w:b w:val="0"/>
-          <w:sz w:val="24"/>
-        </w:rPr>
-        <w:t>Классические подходы (fine-tune CNN на мел-спектрограммах) требуют 100 и более размеченных аудиозаписей на каждый новый класс объектов. При работе с редкими или новыми объектами (новая модель дрона, охраняемый вид животного) получить такой объём данных практически невозможно. Это приводит к:</w:t>
+        <w:t>невозможности отображения объекта на карте в реальном времени;</w:t>
       </w:r>
     </w:p>
     <w:p>
@@ -335,7 +440,59 @@
           <w:b w:val="0"/>
           <w:sz w:val="24"/>
         </w:rPr>
-        <w:t>невозможности оперативного ввода нового класса в эксплуатацию;</w:t>
+        <w:t>необходимости дополнительной инженерной интеграции компонентов.</w:t>
+      </w:r>
+    </w:p>
+    <w:p>
+      <w:pPr>
+        <w:spacing w:before="120" w:after="60"/>
+      </w:pPr>
+      <w:r>
+        <w:rPr>
+          <w:rFonts w:ascii="Times New Roman" w:hAnsi="Times New Roman"/>
+          <w:b/>
+          <w:sz w:val="24"/>
+        </w:rPr>
+        <w:t>2.4. Высокая стоимость и закрытость решений</w:t>
+      </w:r>
+    </w:p>
+    <w:p>
+      <w:pPr>
+        <w:spacing w:after="80"/>
+      </w:pPr>
+      <w:r>
+        <w:rPr>
+          <w:rFonts w:ascii="Times New Roman" w:hAnsi="Times New Roman"/>
+          <w:b w:val="0"/>
+          <w:sz w:val="24"/>
+        </w:rPr>
+        <w:t>Стоимость коммерческих акустических систем составляет десятки тысяч долларов. Алгоритмы закрыты, что исключает адаптацию под задачи конкретного заказчика. Малые предприятия, аэродромы, заповедники и таможенные службы не имеют доступа к таким решениям.</w:t>
+      </w:r>
+    </w:p>
+    <w:p>
+      <w:pPr>
+        <w:spacing w:before="120" w:after="60"/>
+      </w:pPr>
+      <w:r>
+        <w:rPr>
+          <w:rFonts w:ascii="Times New Roman" w:hAnsi="Times New Roman"/>
+          <w:b/>
+          <w:sz w:val="24"/>
+        </w:rPr>
+        <w:t>Вывод диагностики</w:t>
+      </w:r>
+    </w:p>
+    <w:p>
+      <w:pPr>
+        <w:spacing w:after="80"/>
+      </w:pPr>
+      <w:r>
+        <w:rPr>
+          <w:rFonts w:ascii="Times New Roman" w:hAnsi="Times New Roman"/>
+          <w:b w:val="0"/>
+          <w:sz w:val="24"/>
+        </w:rPr>
+        <w:t>Проблема носит системный характер и обусловлена отсутствием:</w:t>
       </w:r>
     </w:p>
     <w:p>
@@ -350,46 +507,7 @@
           <w:b w:val="0"/>
           <w:sz w:val="24"/>
         </w:rPr>
-        <w:t>зависимости качества системы от наличия крупных датасетов.</w:t>
-      </w:r>
-    </w:p>
-    <w:p>
-      <w:pPr>
-        <w:spacing w:after="80"/>
-      </w:pPr>
-      <w:r>
-        <w:rPr>
-          <w:rFonts w:ascii="Times New Roman" w:hAnsi="Times New Roman"/>
-          <w:b w:val="0"/>
-          <w:sz w:val="24"/>
-        </w:rPr>
-        <w:t>Диагностика показывает: не реализован механизм обучения по малому числу примеров (few-shot learning).</w:t>
-      </w:r>
-    </w:p>
-    <w:p>
-      <w:pPr>
-        <w:spacing w:before="120" w:after="60"/>
-      </w:pPr>
-      <w:r>
-        <w:rPr>
-          <w:rFonts w:ascii="Times New Roman" w:hAnsi="Times New Roman"/>
-          <w:b/>
-          <w:sz w:val="24"/>
-        </w:rPr>
-        <w:t>2.3. Отсутствие интегрированной пространственной локализации</w:t>
-      </w:r>
-    </w:p>
-    <w:p>
-      <w:pPr>
-        <w:spacing w:after="80"/>
-      </w:pPr>
-      <w:r>
-        <w:rPr>
-          <w:rFonts w:ascii="Times New Roman" w:hAnsi="Times New Roman"/>
-          <w:b w:val="0"/>
-          <w:sz w:val="24"/>
-        </w:rPr>
-        <w:t>Определение направления прихода звука (DOA — Direction of Arrival) и классификация объекта, как правило, реализованы как независимые модули или вовсе не интегрированы. Это приводит к:</w:t>
+        <w:t>метода идентификации, работающего при малом числе обучающих примеров;</w:t>
       </w:r>
     </w:p>
     <w:p>
@@ -404,7 +522,7 @@
           <w:b w:val="0"/>
           <w:sz w:val="24"/>
         </w:rPr>
-        <w:t>невозможности отображения объекта на карте в реальном времени;</w:t>
+        <w:t>интегрированной архитектуры, объединяющей DOA-оценку и многоклассовую классификацию;</w:t>
       </w:r>
     </w:p>
     <w:p>
@@ -419,7 +537,7 @@
           <w:b w:val="0"/>
           <w:sz w:val="24"/>
         </w:rPr>
-        <w:t>необходимости дополнительной инженерной интеграции компонентов.</w:t>
+        <w:t>доступного, открытого и адаптируемого решения для широкого круга применений.</w:t>
       </w:r>
     </w:p>
     <w:p>
@@ -432,7 +550,7 @@
           <w:b/>
           <w:sz w:val="24"/>
         </w:rPr>
-        <w:t>2.4. Высокая стоимость и закрытость решений</w:t>
+        <w:t>Диагностический вывод: тип вмешательства</w:t>
       </w:r>
     </w:p>
     <w:p>
@@ -445,7 +563,33 @@
           <w:b w:val="0"/>
           <w:sz w:val="24"/>
         </w:rPr>
-        <w:t>Стоимость коммерческих акустических систем составляет десятки тысяч долларов. Алгоритмы закрыты, что исключает адаптацию под задачи конкретного заказчика. Малые предприятия, аэродромы, заповедники и таможенные службы не имеют доступа к таким решениям.</w:t>
+        <w:t>По Тарасенко, ключевой вопрос диагностики — выбор между воздействием на самого недовольного субъекта или вмешательством в реальность, которой он недоволен.</w:t>
+      </w:r>
+    </w:p>
+    <w:p>
+      <w:pPr>
+        <w:spacing w:after="80"/>
+      </w:pPr>
+      <w:r>
+        <w:rPr>
+          <w:rFonts w:ascii="Times New Roman" w:hAnsi="Times New Roman"/>
+          <w:b w:val="0"/>
+          <w:sz w:val="24"/>
+        </w:rPr>
+        <w:t>Диагноз: воздействие на субъекта (обучение пользователей, изменение их поведения) проблему не решит — клиент объективно лишён технического инструмента. Требуется вмешательство в реальность: создание новой системы, устраняющей выявленные ограничения. Поиск общего знаменателя всех недостатков (по методу Милля — «то, что присутствует во всех случаях неудачи») указывает на одну причину: все существующие системы архитектурно рассчитаны на один фиксированный набор классов с большим датасетом — и не способны к быстрой адаптации.</w:t>
+      </w:r>
+    </w:p>
+    <w:p>
+      <w:pPr>
+        <w:spacing w:before="240" w:after="120"/>
+      </w:pPr>
+      <w:r>
+        <w:rPr>
+          <w:rFonts w:ascii="Times New Roman" w:hAnsi="Times New Roman"/>
+          <w:b/>
+          <w:sz w:val="28"/>
+        </w:rPr>
+        <w:t>Этап третий. Составление списка стейкхолдеров</w:t>
       </w:r>
     </w:p>
     <w:p>
@@ -458,7 +602,7 @@
           <w:b/>
           <w:sz w:val="24"/>
         </w:rPr>
-        <w:t>Вывод диагностики</w:t>
+        <w:t>Заказчик / Конечный пользователь системы</w:t>
       </w:r>
     </w:p>
     <w:p>
@@ -471,7 +615,20 @@
           <w:b w:val="0"/>
           <w:sz w:val="24"/>
         </w:rPr>
-        <w:t>Проблема носит системный характер и обусловлена отсутствием:</w:t>
+        <w:t>Примеры: операторы аэродромов малой авиации, таможенные и пограничные службы, сотрудники заповедников, охрана промышленных объектов.</w:t>
+      </w:r>
+    </w:p>
+    <w:p>
+      <w:pPr>
+        <w:spacing w:after="80"/>
+      </w:pPr>
+      <w:r>
+        <w:rPr>
+          <w:rFonts w:ascii="Times New Roman" w:hAnsi="Times New Roman"/>
+          <w:b w:val="0"/>
+          <w:sz w:val="24"/>
+        </w:rPr>
+        <w:t>Интересы:</w:t>
       </w:r>
     </w:p>
     <w:p>
@@ -486,7 +643,7 @@
           <w:b w:val="0"/>
           <w:sz w:val="24"/>
         </w:rPr>
-        <w:t>метода идентификации, работающего при малом числе обучающих примеров;</w:t>
+        <w:t>своевременное обнаружение и идентификация объектов в зоне контроля;</w:t>
       </w:r>
     </w:p>
     <w:p>
@@ -501,7 +658,7 @@
           <w:b w:val="0"/>
           <w:sz w:val="24"/>
         </w:rPr>
-        <w:t>интегрированной архитектуры, объединяющей DOA-оценку и многоклассовую классификацию;</w:t>
+        <w:t>минимальное количество ложных тревог;</w:t>
       </w:r>
     </w:p>
     <w:p>
@@ -516,72 +673,7 @@
           <w:b w:val="0"/>
           <w:sz w:val="24"/>
         </w:rPr>
-        <w:t>доступного, открытого и адаптируемого решения для широкого круга применений.</w:t>
-      </w:r>
-    </w:p>
-    <w:p>
-      <w:pPr>
-        <w:spacing w:after="80"/>
-      </w:pPr>
-      <w:r>
-        <w:rPr>
-          <w:rFonts w:ascii="Times New Roman" w:hAnsi="Times New Roman"/>
-          <w:b w:val="0"/>
-          <w:sz w:val="24"/>
-        </w:rPr>
-        <w:t>Требуется разработка методов акустической идентификации на основе трансферного обучения и few-shot классификации, интегрированных с алгоритмом пространственной локализации источника звука.</w:t>
-      </w:r>
-    </w:p>
-    <w:p>
-      <w:pPr>
-        <w:spacing w:before="240" w:after="120"/>
-      </w:pPr>
-      <w:r>
-        <w:rPr>
-          <w:rFonts w:ascii="Times New Roman" w:hAnsi="Times New Roman"/>
-          <w:b/>
-          <w:sz w:val="28"/>
-        </w:rPr>
-        <w:t>Этап третий. Составление списка стейкхолдеров</w:t>
-      </w:r>
-    </w:p>
-    <w:p>
-      <w:pPr>
-        <w:spacing w:before="120" w:after="60"/>
-      </w:pPr>
-      <w:r>
-        <w:rPr>
-          <w:rFonts w:ascii="Times New Roman" w:hAnsi="Times New Roman"/>
-          <w:b/>
-          <w:sz w:val="24"/>
-        </w:rPr>
-        <w:t>Заказчик / Конечный пользователь системы</w:t>
-      </w:r>
-    </w:p>
-    <w:p>
-      <w:pPr>
-        <w:spacing w:after="80"/>
-      </w:pPr>
-      <w:r>
-        <w:rPr>
-          <w:rFonts w:ascii="Times New Roman" w:hAnsi="Times New Roman"/>
-          <w:b w:val="0"/>
-          <w:sz w:val="24"/>
-        </w:rPr>
-        <w:t>Примеры: операторы аэродромов малой авиации, таможенные и пограничные службы, сотрудники заповедников, охрана промышленных объектов.</w:t>
-      </w:r>
-    </w:p>
-    <w:p>
-      <w:pPr>
-        <w:spacing w:after="80"/>
-      </w:pPr>
-      <w:r>
-        <w:rPr>
-          <w:rFonts w:ascii="Times New Roman" w:hAnsi="Times New Roman"/>
-          <w:b w:val="0"/>
-          <w:sz w:val="24"/>
-        </w:rPr>
-        <w:t>Интересы:</w:t>
+        <w:t>возможность добавления нового класса объектов без переобучения всей системы;</w:t>
       </w:r>
     </w:p>
     <w:p>
@@ -596,7 +688,46 @@
           <w:b w:val="0"/>
           <w:sz w:val="24"/>
         </w:rPr>
-        <w:t>своевременное обнаружение и идентификация объектов в зоне контроля;</w:t>
+        <w:t>низкая стоимость развёртывания и обслуживания.</w:t>
+      </w:r>
+    </w:p>
+    <w:p>
+      <w:pPr>
+        <w:spacing w:after="80"/>
+      </w:pPr>
+      <w:r>
+        <w:rPr>
+          <w:rFonts w:ascii="Times New Roman" w:hAnsi="Times New Roman"/>
+          <w:b w:val="0"/>
+          <w:sz w:val="24"/>
+        </w:rPr>
+        <w:t>Заказчик является главным источником требований и конечным потребителем результата.</w:t>
+      </w:r>
+    </w:p>
+    <w:p>
+      <w:pPr>
+        <w:spacing w:before="120" w:after="60"/>
+      </w:pPr>
+      <w:r>
+        <w:rPr>
+          <w:rFonts w:ascii="Times New Roman" w:hAnsi="Times New Roman"/>
+          <w:b/>
+          <w:sz w:val="24"/>
+        </w:rPr>
+        <w:t>Разработчик системы (стартап / исследовательская группа)</w:t>
+      </w:r>
+    </w:p>
+    <w:p>
+      <w:pPr>
+        <w:spacing w:after="80"/>
+      </w:pPr>
+      <w:r>
+        <w:rPr>
+          <w:rFonts w:ascii="Times New Roman" w:hAnsi="Times New Roman"/>
+          <w:b w:val="0"/>
+          <w:sz w:val="24"/>
+        </w:rPr>
+        <w:t>Интересы:</w:t>
       </w:r>
     </w:p>
     <w:p>
@@ -611,7 +742,7 @@
           <w:b w:val="0"/>
           <w:sz w:val="24"/>
         </w:rPr>
-        <w:t>минимальное количество ложных тревог;</w:t>
+        <w:t>реализация работоспособного прототипа на доступной аппаратной базе;</w:t>
       </w:r>
     </w:p>
     <w:p>
@@ -626,7 +757,7 @@
           <w:b w:val="0"/>
           <w:sz w:val="24"/>
         </w:rPr>
-        <w:t>возможность добавления нового класса объектов без переобучения всей системы;</w:t>
+        <w:t>научная новизна применяемых методов;</w:t>
       </w:r>
     </w:p>
     <w:p>
@@ -641,46 +772,7 @@
           <w:b w:val="0"/>
           <w:sz w:val="24"/>
         </w:rPr>
-        <w:t>низкая стоимость развёртывания и обслуживания.</w:t>
-      </w:r>
-    </w:p>
-    <w:p>
-      <w:pPr>
-        <w:spacing w:after="80"/>
-      </w:pPr>
-      <w:r>
-        <w:rPr>
-          <w:rFonts w:ascii="Times New Roman" w:hAnsi="Times New Roman"/>
-          <w:b w:val="0"/>
-          <w:sz w:val="24"/>
-        </w:rPr>
-        <w:t>Заказчик является главным источником требований и конечным потребителем результата.</w:t>
-      </w:r>
-    </w:p>
-    <w:p>
-      <w:pPr>
-        <w:spacing w:before="120" w:after="60"/>
-      </w:pPr>
-      <w:r>
-        <w:rPr>
-          <w:rFonts w:ascii="Times New Roman" w:hAnsi="Times New Roman"/>
-          <w:b/>
-          <w:sz w:val="24"/>
-        </w:rPr>
-        <w:t>Разработчик системы (стартап / исследовательская группа)</w:t>
-      </w:r>
-    </w:p>
-    <w:p>
-      <w:pPr>
-        <w:spacing w:after="80"/>
-      </w:pPr>
-      <w:r>
-        <w:rPr>
-          <w:rFonts w:ascii="Times New Roman" w:hAnsi="Times New Roman"/>
-          <w:b w:val="0"/>
-          <w:sz w:val="24"/>
-        </w:rPr>
-        <w:t>Интересы:</w:t>
+        <w:t>возможность коммерциализации результата;</w:t>
       </w:r>
     </w:p>
     <w:p>
@@ -695,7 +787,33 @@
           <w:b w:val="0"/>
           <w:sz w:val="24"/>
         </w:rPr>
-        <w:t>реализация работоспособного прототипа на доступной аппаратной базе;</w:t>
+        <w:t>масштабируемость архитектуры под разные применения.</w:t>
+      </w:r>
+    </w:p>
+    <w:p>
+      <w:pPr>
+        <w:spacing w:before="120" w:after="60"/>
+      </w:pPr>
+      <w:r>
+        <w:rPr>
+          <w:rFonts w:ascii="Times New Roman" w:hAnsi="Times New Roman"/>
+          <w:b/>
+          <w:sz w:val="24"/>
+        </w:rPr>
+        <w:t>Научное сообщество / Университет</w:t>
+      </w:r>
+    </w:p>
+    <w:p>
+      <w:pPr>
+        <w:spacing w:after="80"/>
+      </w:pPr>
+      <w:r>
+        <w:rPr>
+          <w:rFonts w:ascii="Times New Roman" w:hAnsi="Times New Roman"/>
+          <w:b w:val="0"/>
+          <w:sz w:val="24"/>
+        </w:rPr>
+        <w:t>Интересы:</w:t>
       </w:r>
     </w:p>
     <w:p>
@@ -710,7 +828,7 @@
           <w:b w:val="0"/>
           <w:sz w:val="24"/>
         </w:rPr>
-        <w:t>научная новизна применяемых методов;</w:t>
+        <w:t>получение верифицированных результатов экспериментов;</w:t>
       </w:r>
     </w:p>
     <w:p>
@@ -725,7 +843,7 @@
           <w:b w:val="0"/>
           <w:sz w:val="24"/>
         </w:rPr>
-        <w:t>возможность коммерциализации результата;</w:t>
+        <w:t>публикация новых методов в области few-shot аудио-классификации;</w:t>
       </w:r>
     </w:p>
     <w:p>
@@ -740,7 +858,7 @@
           <w:b w:val="0"/>
           <w:sz w:val="24"/>
         </w:rPr>
-        <w:t>масштабируемость архитектуры под разные применения.</w:t>
+        <w:t>использование работы в образовательном процессе.</w:t>
       </w:r>
     </w:p>
     <w:p>
@@ -753,7 +871,20 @@
           <w:b/>
           <w:sz w:val="24"/>
         </w:rPr>
-        <w:t>Научное сообщество / Университет</w:t>
+        <w:t>Регуляторы и государственные органы</w:t>
+      </w:r>
+    </w:p>
+    <w:p>
+      <w:pPr>
+        <w:spacing w:after="80"/>
+      </w:pPr>
+      <w:r>
+        <w:rPr>
+          <w:rFonts w:ascii="Times New Roman" w:hAnsi="Times New Roman"/>
+          <w:b w:val="0"/>
+          <w:sz w:val="24"/>
+        </w:rPr>
+        <w:t>Примеры: Росавиация, Росгвардия, Министерство природных ресурсов.</w:t>
       </w:r>
     </w:p>
     <w:p>
@@ -781,7 +912,7 @@
           <w:b w:val="0"/>
           <w:sz w:val="24"/>
         </w:rPr>
-        <w:t>получение верифицированных результатов экспериментов;</w:t>
+        <w:t>соответствие системы нормативам по зонам ограничения полётов БПЛА;</w:t>
       </w:r>
     </w:p>
     <w:p>
@@ -796,7 +927,7 @@
           <w:b w:val="0"/>
           <w:sz w:val="24"/>
         </w:rPr>
-        <w:t>публикация новых методов в области few-shot аудио-классификации;</w:t>
+        <w:t>применение исключительно в гражданских целях;</w:t>
       </w:r>
     </w:p>
     <w:p>
@@ -811,7 +942,7 @@
           <w:b w:val="0"/>
           <w:sz w:val="24"/>
         </w:rPr>
-        <w:t>использование работы в образовательном процессе.</w:t>
+        <w:t>сертификация оборудования и программного обеспечения.</w:t>
       </w:r>
     </w:p>
     <w:p>
@@ -824,7 +955,7 @@
           <w:b/>
           <w:sz w:val="24"/>
         </w:rPr>
-        <w:t>Регуляторы и государственные органы</w:t>
+        <w:t>Производители компонентов / Поставщики данных</w:t>
       </w:r>
     </w:p>
     <w:p>
@@ -837,7 +968,7 @@
           <w:b w:val="0"/>
           <w:sz w:val="24"/>
         </w:rPr>
-        <w:t>Примеры: Росавиация, Росгвардия, Министерство природных ресурсов.</w:t>
+        <w:t>Примеры: производители MEMS-микрофонов, авторы открытых датасетов (AudioSet, AIRA-UAS).</w:t>
       </w:r>
     </w:p>
     <w:p>
@@ -865,7 +996,46 @@
           <w:b w:val="0"/>
           <w:sz w:val="24"/>
         </w:rPr>
-        <w:t>соответствие системы нормативам по зонам ограничения полётов БПЛА;</w:t>
+        <w:t>продвижение своих компонентов и данных через интеграцию в готовый продукт.</w:t>
+      </w:r>
+    </w:p>
+    <w:p>
+      <w:pPr>
+        <w:spacing w:before="120" w:after="60"/>
+      </w:pPr>
+      <w:r>
+        <w:rPr>
+          <w:rFonts w:ascii="Times New Roman" w:hAnsi="Times New Roman"/>
+          <w:b/>
+          <w:sz w:val="24"/>
+        </w:rPr>
+        <w:t>Безмолвные стейкхолдеры</w:t>
+      </w:r>
+    </w:p>
+    <w:p>
+      <w:pPr>
+        <w:spacing w:after="80"/>
+      </w:pPr>
+      <w:r>
+        <w:rPr>
+          <w:rFonts w:ascii="Times New Roman" w:hAnsi="Times New Roman"/>
+          <w:b w:val="0"/>
+          <w:sz w:val="24"/>
+        </w:rPr>
+        <w:t>По Тарасенко, в список обязательно включаются стейкхолдеры, которые не могут говорить сами за себя, но чьи интересы затрагивает система.</w:t>
+      </w:r>
+    </w:p>
+    <w:p>
+      <w:pPr>
+        <w:spacing w:after="80"/>
+      </w:pPr>
+      <w:r>
+        <w:rPr>
+          <w:rFonts w:ascii="Times New Roman" w:hAnsi="Times New Roman"/>
+          <w:b w:val="0"/>
+          <w:sz w:val="24"/>
+        </w:rPr>
+        <w:t>Окружающая среда и дикая природа:</w:t>
       </w:r>
     </w:p>
     <w:p>
@@ -880,7 +1050,7 @@
           <w:b w:val="0"/>
           <w:sz w:val="24"/>
         </w:rPr>
-        <w:t>применение исключительно в гражданских целях;</w:t>
+        <w:t>является прямым объектом мониторинга в применениях экологического контроля (обнаружение браконьеров, редких животных);</w:t>
       </w:r>
     </w:p>
     <w:p>
@@ -895,20 +1065,7 @@
           <w:b w:val="0"/>
           <w:sz w:val="24"/>
         </w:rPr>
-        <w:t>сертификация оборудования и программного обеспечения.</w:t>
-      </w:r>
-    </w:p>
-    <w:p>
-      <w:pPr>
-        <w:spacing w:before="120" w:after="60"/>
-      </w:pPr>
-      <w:r>
-        <w:rPr>
-          <w:rFonts w:ascii="Times New Roman" w:hAnsi="Times New Roman"/>
-          <w:b/>
-          <w:sz w:val="24"/>
-        </w:rPr>
-        <w:t>Производители компонентов / Поставщики данных</w:t>
+        <w:t>интерес: минимальное инвазивное воздействие системы (отсутствие излучения, шума от оборудования).</w:t>
       </w:r>
     </w:p>
     <w:p>
@@ -921,20 +1078,7 @@
           <w:b w:val="0"/>
           <w:sz w:val="24"/>
         </w:rPr>
-        <w:t>Примеры: производители MEMS-микрофонов, авторы открытых датасетов (AudioSet, AIRA-UAS).</w:t>
-      </w:r>
-    </w:p>
-    <w:p>
-      <w:pPr>
-        <w:spacing w:after="80"/>
-      </w:pPr>
-      <w:r>
-        <w:rPr>
-          <w:rFonts w:ascii="Times New Roman" w:hAnsi="Times New Roman"/>
-          <w:b w:val="0"/>
-          <w:sz w:val="24"/>
-        </w:rPr>
-        <w:t>Интересы:</w:t>
+        <w:t>Будущие поколения:</w:t>
       </w:r>
     </w:p>
     <w:p>
@@ -949,59 +1093,7 @@
           <w:b w:val="0"/>
           <w:sz w:val="24"/>
         </w:rPr>
-        <w:t>продвижение своих компонентов и данных через интеграцию в готовый продукт.</w:t>
-      </w:r>
-    </w:p>
-    <w:p>
-      <w:pPr>
-        <w:spacing w:before="240" w:after="120"/>
-      </w:pPr>
-      <w:r>
-        <w:rPr>
-          <w:rFonts w:ascii="Times New Roman" w:hAnsi="Times New Roman"/>
-          <w:b/>
-          <w:sz w:val="28"/>
-        </w:rPr>
-        <w:t>Этап четвёртый. Выявление проблемного месива</w:t>
-      </w:r>
-    </w:p>
-    <w:p>
-      <w:pPr>
-        <w:spacing w:before="120" w:after="60"/>
-      </w:pPr>
-      <w:r>
-        <w:rPr>
-          <w:rFonts w:ascii="Times New Roman" w:hAnsi="Times New Roman"/>
-          <w:b/>
-          <w:sz w:val="24"/>
-        </w:rPr>
-        <w:t>Проблемное месиво</w:t>
-      </w:r>
-    </w:p>
-    <w:p>
-      <w:pPr>
-        <w:spacing w:after="80"/>
-      </w:pPr>
-      <w:r>
-        <w:rPr>
-          <w:rFonts w:ascii="Times New Roman" w:hAnsi="Times New Roman"/>
-          <w:b w:val="0"/>
-          <w:sz w:val="24"/>
-        </w:rPr>
-        <w:t>В рамках анализа предметной области выявлено проблемное месиво, связанное с разработкой акустической системы обнаружения и идентификации звукоизлучающих объектов.</w:t>
-      </w:r>
-    </w:p>
-    <w:p>
-      <w:pPr>
-        <w:spacing w:after="80"/>
-      </w:pPr>
-      <w:r>
-        <w:rPr>
-          <w:rFonts w:ascii="Times New Roman" w:hAnsi="Times New Roman"/>
-          <w:b w:val="0"/>
-          <w:sz w:val="24"/>
-        </w:rPr>
-        <w:t>В существующих подходах к акустической идентификации:</w:t>
+        <w:t>интерес: сохранение природных экосистем, которым угрожает несанкционированная деятельность (браконьерство, незаконные полёты);</w:t>
       </w:r>
     </w:p>
     <w:p>
@@ -1016,7 +1108,33 @@
           <w:b w:val="0"/>
           <w:sz w:val="24"/>
         </w:rPr>
-        <w:t>применяются специализированные модели, обученные на больших размеченных датасетах;</w:t>
+        <w:t>система, обеспечивающая охрану заповедников сегодня, защищает интересы тех, кто ещё не имеет голоса.</w:t>
+      </w:r>
+    </w:p>
+    <w:p>
+      <w:pPr>
+        <w:spacing w:before="120" w:after="60"/>
+      </w:pPr>
+      <w:r>
+        <w:rPr>
+          <w:rFonts w:ascii="Times New Roman" w:hAnsi="Times New Roman"/>
+          <w:b/>
+          <w:sz w:val="24"/>
+        </w:rPr>
+        <w:t>Проверка полноты списка</w:t>
+      </w:r>
+    </w:p>
+    <w:p>
+      <w:pPr>
+        <w:spacing w:after="80"/>
+      </w:pPr>
+      <w:r>
+        <w:rPr>
+          <w:rFonts w:ascii="Times New Roman" w:hAnsi="Times New Roman"/>
+          <w:b w:val="0"/>
+          <w:sz w:val="24"/>
+        </w:rPr>
+        <w:t>Проверка по принципу ПИРС (Пользователи — Исполнители — Руководители — Собственники):</w:t>
       </w:r>
     </w:p>
     <w:p>
@@ -1031,7 +1149,7 @@
           <w:b w:val="0"/>
           <w:sz w:val="24"/>
         </w:rPr>
-        <w:t>DOA-оценка и классификация реализованы раздельно и не интегрированы;</w:t>
+        <w:t>Пользователи: операторы, сотрудники охраны — включены.</w:t>
       </w:r>
     </w:p>
     <w:p>
@@ -1046,7 +1164,7 @@
           <w:b w:val="0"/>
           <w:sz w:val="24"/>
         </w:rPr>
-        <w:t>системы не поддерживают оперативное добавление новых классов объектов;</w:t>
+        <w:t>Исполнители: разработчики системы — включены.</w:t>
       </w:r>
     </w:p>
     <w:p>
@@ -1061,212 +1179,7 @@
           <w:b w:val="0"/>
           <w:sz w:val="24"/>
         </w:rPr>
-        <w:t>аппаратная стоимость делает решения недоступными для массового применения.</w:t>
-      </w:r>
-    </w:p>
-    <w:p>
-      <w:pPr>
-        <w:spacing w:after="80"/>
-      </w:pPr>
-      <w:r>
-        <w:rPr>
-          <w:rFonts w:ascii="Times New Roman" w:hAnsi="Times New Roman"/>
-          <w:b w:val="0"/>
-          <w:sz w:val="24"/>
-        </w:rPr>
-        <w:t>Это порождает противоречивые требования к разрабатываемой системе:</w:t>
-      </w:r>
-    </w:p>
-    <w:p>
-      <w:pPr>
-        <w:spacing w:after="80"/>
-        <w:ind w:left="432"/>
-      </w:pPr>
-      <w:r>
-        <w:rPr>
-          <w:rFonts w:ascii="Times New Roman" w:hAnsi="Times New Roman"/>
-          <w:b w:val="0"/>
-          <w:sz w:val="24"/>
-        </w:rPr>
-        <w:t>1. Требование точности идентификации</w:t>
-      </w:r>
-    </w:p>
-    <w:p>
-      <w:pPr>
-        <w:spacing w:after="80"/>
-        <w:ind w:left="432"/>
-      </w:pPr>
-      <w:r>
-        <w:rPr>
-          <w:rFonts w:ascii="Times New Roman" w:hAnsi="Times New Roman"/>
-          <w:b w:val="0"/>
-          <w:sz w:val="24"/>
-        </w:rPr>
-        <w:t>Система должна надёжно различать классы объектов (БПЛА, самолёт, автомобиль, птица, фоновый шум) с высоким F1-score.</w:t>
-      </w:r>
-    </w:p>
-    <w:p>
-      <w:pPr>
-        <w:spacing w:after="80"/>
-        <w:ind w:left="432"/>
-      </w:pPr>
-      <w:r>
-        <w:rPr>
-          <w:rFonts w:ascii="Times New Roman" w:hAnsi="Times New Roman"/>
-          <w:b w:val="0"/>
-          <w:sz w:val="24"/>
-        </w:rPr>
-        <w:t>2. Требование адаптируемости к новым классам</w:t>
-      </w:r>
-    </w:p>
-    <w:p>
-      <w:pPr>
-        <w:spacing w:after="80"/>
-        <w:ind w:left="432"/>
-      </w:pPr>
-      <w:r>
-        <w:rPr>
-          <w:rFonts w:ascii="Times New Roman" w:hAnsi="Times New Roman"/>
-          <w:b w:val="0"/>
-          <w:sz w:val="24"/>
-        </w:rPr>
-        <w:t>Добавление нового класса объектов должно требовать лишь 5–20 примеров без переобучения backbone-модели.</w:t>
-      </w:r>
-    </w:p>
-    <w:p>
-      <w:pPr>
-        <w:spacing w:after="80"/>
-        <w:ind w:left="432"/>
-      </w:pPr>
-      <w:r>
-        <w:rPr>
-          <w:rFonts w:ascii="Times New Roman" w:hAnsi="Times New Roman"/>
-          <w:b w:val="0"/>
-          <w:sz w:val="24"/>
-        </w:rPr>
-        <w:t>3. Требование работы в реальном времени</w:t>
-      </w:r>
-    </w:p>
-    <w:p>
-      <w:pPr>
-        <w:spacing w:after="80"/>
-        <w:ind w:left="432"/>
-      </w:pPr>
-      <w:r>
-        <w:rPr>
-          <w:rFonts w:ascii="Times New Roman" w:hAnsi="Times New Roman"/>
-          <w:b w:val="0"/>
-          <w:sz w:val="24"/>
-        </w:rPr>
-        <w:t>Латентность от момента обнаружения звука до выдачи результата не должна превышать допустимый порог (&lt; 1 с).</w:t>
-      </w:r>
-    </w:p>
-    <w:p>
-      <w:pPr>
-        <w:spacing w:after="80"/>
-        <w:ind w:left="432"/>
-      </w:pPr>
-      <w:r>
-        <w:rPr>
-          <w:rFonts w:ascii="Times New Roman" w:hAnsi="Times New Roman"/>
-          <w:b w:val="0"/>
-          <w:sz w:val="24"/>
-        </w:rPr>
-        <w:t>4. Требование пространственной локализации</w:t>
-      </w:r>
-    </w:p>
-    <w:p>
-      <w:pPr>
-        <w:spacing w:after="80"/>
-        <w:ind w:left="432"/>
-      </w:pPr>
-      <w:r>
-        <w:rPr>
-          <w:rFonts w:ascii="Times New Roman" w:hAnsi="Times New Roman"/>
-          <w:b w:val="0"/>
-          <w:sz w:val="24"/>
-        </w:rPr>
-        <w:t>Система должна определять азимут (направление) на источник звука параллельно с его идентификацией.</w:t>
-      </w:r>
-    </w:p>
-    <w:p>
-      <w:pPr>
-        <w:spacing w:after="80"/>
-        <w:ind w:left="432"/>
-      </w:pPr>
-      <w:r>
-        <w:rPr>
-          <w:rFonts w:ascii="Times New Roman" w:hAnsi="Times New Roman"/>
-          <w:b w:val="0"/>
-          <w:sz w:val="24"/>
-        </w:rPr>
-        <w:t>5. Требование доступности</w:t>
-      </w:r>
-    </w:p>
-    <w:p>
-      <w:pPr>
-        <w:spacing w:after="80"/>
-        <w:ind w:left="432"/>
-      </w:pPr>
-      <w:r>
-        <w:rPr>
-          <w:rFonts w:ascii="Times New Roman" w:hAnsi="Times New Roman"/>
-          <w:b w:val="0"/>
-          <w:sz w:val="24"/>
-        </w:rPr>
-        <w:t>Аппаратная стоимость прототипа не должна превышать ~$300–500, что позволяет применять систему в широком спектре организаций.</w:t>
-      </w:r>
-    </w:p>
-    <w:p>
-      <w:pPr>
-        <w:spacing w:before="120" w:after="60"/>
-      </w:pPr>
-      <w:r>
-        <w:rPr>
-          <w:rFonts w:ascii="Times New Roman" w:hAnsi="Times New Roman"/>
-          <w:b/>
-          <w:sz w:val="24"/>
-        </w:rPr>
-        <w:t>Ключевое противоречие</w:t>
-      </w:r>
-    </w:p>
-    <w:p>
-      <w:pPr>
-        <w:spacing w:after="80"/>
-      </w:pPr>
-      <w:r>
-        <w:rPr>
-          <w:rFonts w:ascii="Times New Roman" w:hAnsi="Times New Roman"/>
-          <w:b w:val="0"/>
-          <w:sz w:val="24"/>
-        </w:rPr>
-        <w:t>Основное противоречие проблемного месива состоит в следующем: высокая точность идентификации требует мощных глубоких моделей (например, PANNs CNN14 с 80M параметров), обученных на миллионах примеров. Адаптация к новым классам и работа на edge-устройствах с ограниченными вычислительными ресурсами требуют лёгких моделей и малого числа примеров.</w:t>
-      </w:r>
-    </w:p>
-    <w:p>
-      <w:pPr>
-        <w:spacing w:before="120" w:after="60"/>
-      </w:pPr>
-      <w:r>
-        <w:rPr>
-          <w:rFonts w:ascii="Times New Roman" w:hAnsi="Times New Roman"/>
-          <w:b/>
-          <w:sz w:val="24"/>
-        </w:rPr>
-        <w:t>Формулировка проблемной ситуации</w:t>
-      </w:r>
-    </w:p>
-    <w:p>
-      <w:pPr>
-        <w:spacing w:after="80"/>
-      </w:pPr>
-      <w:r>
-        <w:rPr>
-          <w:rFonts w:ascii="Times New Roman" w:hAnsi="Times New Roman"/>
-          <w:b w:val="0"/>
-          <w:sz w:val="24"/>
-        </w:rPr>
-        <w:t>Проблемная ситуация состоит в отсутствии метода, обеспечивающего баланс между:</w:t>
+        <w:t>Руководители: регуляторы, администрация объектов — включены.</w:t>
       </w:r>
     </w:p>
     <w:p>
@@ -1281,7 +1194,85 @@
           <w:b w:val="0"/>
           <w:sz w:val="24"/>
         </w:rPr>
-        <w:t>точностью идентификации звукоизлучающих объектов;</w:t>
+        <w:t>Собственники: владельцы охраняемых территорий и объектов — частично входят в группу «заказчик».</w:t>
+      </w:r>
+    </w:p>
+    <w:p>
+      <w:pPr>
+        <w:spacing w:after="80"/>
+      </w:pPr>
+      <w:r>
+        <w:rPr>
+          <w:rFonts w:ascii="Times New Roman" w:hAnsi="Times New Roman"/>
+          <w:b w:val="0"/>
+          <w:sz w:val="24"/>
+        </w:rPr>
+        <w:t>Пропуск хотя бы одного стейкхолдера грозит тем, что вмешательство окажется неулучшающим с его точки зрения — поэтому список подлежит уточнению на каждом последующем этапе.</w:t>
+      </w:r>
+    </w:p>
+    <w:p>
+      <w:pPr>
+        <w:spacing w:after="80"/>
+      </w:pPr>
+      <w:r>
+        <w:rPr>
+          <w:rFonts w:ascii="Times New Roman" w:hAnsi="Times New Roman"/>
+          <w:b w:val="0"/>
+          <w:sz w:val="24"/>
+        </w:rPr>
+        <w:t>Примечание о третьем безмолвном стейкхолдере. Тарасенко также упоминает прошлые поколения как возможного безмолвного стейкхолдера: «их интересы представлены культурой, которую они нам оставили; вмешательство не может считаться улучшающим, если разрушает материальную или духовную культуру». Применительно к данному проекту — система не затрагивает культурного наследия и не создаёт для него рисков, поэтому прошлые поколения как стейкхолдер явно исключаются из дальнейшего анализа.</w:t>
+      </w:r>
+    </w:p>
+    <w:p>
+      <w:pPr>
+        <w:spacing w:before="240" w:after="120"/>
+      </w:pPr>
+      <w:r>
+        <w:rPr>
+          <w:rFonts w:ascii="Times New Roman" w:hAnsi="Times New Roman"/>
+          <w:b/>
+          <w:sz w:val="28"/>
+        </w:rPr>
+        <w:t>Этап четвёртый. Выявление проблемного месива</w:t>
+      </w:r>
+    </w:p>
+    <w:p>
+      <w:pPr>
+        <w:spacing w:after="80"/>
+      </w:pPr>
+      <w:r>
+        <w:rPr>
+          <w:rFonts w:ascii="Times New Roman" w:hAnsi="Times New Roman"/>
+          <w:b w:val="0"/>
+          <w:sz w:val="24"/>
+        </w:rPr>
+        <w:t>По Тарасенко, проблемное месиво — это совокупность субъективных оценок существующей реальности каждым стейкхолдером в отдельности. Не техническая экспертиза аналитика, а «выражение лица» каждого участника: что именно его не устраивает в текущей ситуации. Ниже приведены взгляды стейкхолдеров из этапа 3, после чего они агрегируются в единое месиво.</w:t>
+      </w:r>
+    </w:p>
+    <w:p>
+      <w:pPr>
+        <w:spacing w:before="120" w:after="60"/>
+      </w:pPr>
+      <w:r>
+        <w:rPr>
+          <w:rFonts w:ascii="Times New Roman" w:hAnsi="Times New Roman"/>
+          <w:b/>
+          <w:sz w:val="24"/>
+        </w:rPr>
+        <w:t>4.1. Субъективные оценки стейкхолдеров</w:t>
+      </w:r>
+    </w:p>
+    <w:p>
+      <w:pPr>
+        <w:spacing w:after="80"/>
+      </w:pPr>
+      <w:r>
+        <w:rPr>
+          <w:rFonts w:ascii="Times New Roman" w:hAnsi="Times New Roman"/>
+          <w:b w:val="0"/>
+          <w:sz w:val="24"/>
+        </w:rPr>
+        <w:t>Заказчик (оператор аэродрома / охрана периметра):</w:t>
       </w:r>
     </w:p>
     <w:p>
@@ -1296,7 +1287,7 @@
           <w:b w:val="0"/>
           <w:sz w:val="24"/>
         </w:rPr>
-        <w:t>способностью адаптироваться к новым классам по 5–20 примерам;</w:t>
+        <w:t>«Мы не знаем, что летит в зоне — дрон или птица, пока не увидим визуально. Ночью вообще беспомощны».</w:t>
       </w:r>
     </w:p>
     <w:p>
@@ -1311,87 +1302,7 @@
           <w:b w:val="0"/>
           <w:sz w:val="24"/>
         </w:rPr>
-        <w:t>возможностью работы на ресурсоограниченном оборудовании в реальном времени.</w:t>
-      </w:r>
-    </w:p>
-    <w:p>
-      <w:pPr>
-        <w:spacing w:before="240" w:after="120"/>
-      </w:pPr>
-      <w:r>
-        <w:rPr>
-          <w:rFonts w:ascii="Times New Roman" w:hAnsi="Times New Roman"/>
-          <w:b/>
-          <w:sz w:val="28"/>
-        </w:rPr>
-        <w:t>Этап пятый. Определение конфигуратора</w:t>
-      </w:r>
-    </w:p>
-    <w:p>
-      <w:pPr>
-        <w:spacing w:before="120" w:after="60"/>
-      </w:pPr>
-      <w:r>
-        <w:rPr>
-          <w:rFonts w:ascii="Times New Roman" w:hAnsi="Times New Roman"/>
-          <w:b/>
-          <w:sz w:val="24"/>
-        </w:rPr>
-        <w:t>Назначение конфигуратора</w:t>
-      </w:r>
-    </w:p>
-    <w:p>
-      <w:pPr>
-        <w:spacing w:after="80"/>
-      </w:pPr>
-      <w:r>
-        <w:rPr>
-          <w:rFonts w:ascii="Times New Roman" w:hAnsi="Times New Roman"/>
-          <w:b w:val="0"/>
-          <w:sz w:val="24"/>
-        </w:rPr>
-        <w:t>Конфигуратор определяет набор параметров, посредством которых акустическая система обнаружения и идентификации может настраиваться под конкретную задачу заказчика без изменения базовой архитектуры.</w:t>
-      </w:r>
-    </w:p>
-    <w:p>
-      <w:pPr>
-        <w:spacing w:before="120" w:after="60"/>
-      </w:pPr>
-      <w:r>
-        <w:rPr>
-          <w:rFonts w:ascii="Times New Roman" w:hAnsi="Times New Roman"/>
-          <w:b/>
-          <w:sz w:val="24"/>
-        </w:rPr>
-        <w:t>Основные управляемые параметры (конфигуратор)</w:t>
-      </w:r>
-    </w:p>
-    <w:p>
-      <w:pPr>
-        <w:spacing w:after="80"/>
-        <w:ind w:left="432"/>
-      </w:pPr>
-      <w:r>
-        <w:rPr>
-          <w:rFonts w:ascii="Times New Roman" w:hAnsi="Times New Roman"/>
-          <w:b w:val="0"/>
-          <w:sz w:val="24"/>
-        </w:rPr>
-        <w:t>1. Геометрия микрофонного массива</w:t>
-      </w:r>
-    </w:p>
-    <w:p>
-      <w:pPr>
-        <w:spacing w:after="80"/>
-        <w:ind w:left="432"/>
-      </w:pPr>
-      <w:r>
-        <w:rPr>
-          <w:rFonts w:ascii="Times New Roman" w:hAnsi="Times New Roman"/>
-          <w:b w:val="0"/>
-          <w:sz w:val="24"/>
-        </w:rPr>
-        <w:t>Определяет пространственное расположение микрофонов и точность DOA-оценки:</w:t>
+        <w:t>«Купить DroneShield — это как купить автомобиль ради одной поездки. Слишком дорого для нашего бюджета».</w:t>
       </w:r>
     </w:p>
     <w:p>
@@ -1406,7 +1317,20 @@
           <w:b w:val="0"/>
           <w:sz w:val="24"/>
         </w:rPr>
-        <w:t>Число микрофонов: M ∈ {4, 6, 8}</w:t>
+        <w:t>«Если появится новый тип дрона — нам скажут, что надо переобучать систему несколько месяцев».</w:t>
+      </w:r>
+    </w:p>
+    <w:p>
+      <w:pPr>
+        <w:spacing w:after="80"/>
+      </w:pPr>
+      <w:r>
+        <w:rPr>
+          <w:rFonts w:ascii="Times New Roman" w:hAnsi="Times New Roman"/>
+          <w:b w:val="0"/>
+          <w:sz w:val="24"/>
+        </w:rPr>
+        <w:t>Заказчик (сотрудник заповедника / эколог):</w:t>
       </w:r>
     </w:p>
     <w:p>
@@ -1421,7 +1345,7 @@
           <w:b w:val="0"/>
           <w:sz w:val="24"/>
         </w:rPr>
-        <w:t>Форма массива: линейная, круговая, планарная</w:t>
+        <w:t>«Нам нужно знать, где кричит редкая птица или идёт браконьер. Никакой готовой системы для этого нет».</w:t>
       </w:r>
     </w:p>
     <w:p>
@@ -1436,21 +1360,20 @@
           <w:b w:val="0"/>
           <w:sz w:val="24"/>
         </w:rPr>
-        <w:t>Межмикрофонное расстояние: d (определяет рабочий частотный диапазон: d ≤ λ/2)</w:t>
+        <w:t>«Радар и камера — слишком дорого и требует инфраструктуры. Хотим что-то простое и автономное».</w:t>
       </w:r>
     </w:p>
     <w:p>
       <w:pPr>
         <w:spacing w:after="80"/>
-        <w:ind w:left="432"/>
-      </w:pPr>
-      <w:r>
-        <w:rPr>
-          <w:rFonts w:ascii="Times New Roman" w:hAnsi="Times New Roman"/>
-          <w:b w:val="0"/>
-          <w:sz w:val="24"/>
-        </w:rPr>
-        <w:t>2. Параметры сигнальной обработки</w:t>
+      </w:pPr>
+      <w:r>
+        <w:rPr>
+          <w:rFonts w:ascii="Times New Roman" w:hAnsi="Times New Roman"/>
+          <w:b w:val="0"/>
+          <w:sz w:val="24"/>
+        </w:rPr>
+        <w:t>Разработчик системы:</w:t>
       </w:r>
     </w:p>
     <w:p>
@@ -1465,7 +1388,7 @@
           <w:b w:val="0"/>
           <w:sz w:val="24"/>
         </w:rPr>
-        <w:t>Частота дискретизации (Fs): 44 100 Гц</w:t>
+        <w:t>«Все открытые датасеты — только для дронов. Стоит захотеть обнаруживать животных — нет ни данных, ни готовых инструментов».</w:t>
       </w:r>
     </w:p>
     <w:p>
@@ -1480,7 +1403,20 @@
           <w:b w:val="0"/>
           <w:sz w:val="24"/>
         </w:rPr>
-        <w:t>Размер окна FFT (N_fft): 1024</w:t>
+        <w:t>«Существующие подходы не допускают добавления нового класса без полного переобучения — это блокирует коммерциализацию».</w:t>
+      </w:r>
+    </w:p>
+    <w:p>
+      <w:pPr>
+        <w:spacing w:after="80"/>
+      </w:pPr>
+      <w:r>
+        <w:rPr>
+          <w:rFonts w:ascii="Times New Roman" w:hAnsi="Times New Roman"/>
+          <w:b w:val="0"/>
+          <w:sz w:val="24"/>
+        </w:rPr>
+        <w:t>Регулятор:</w:t>
       </w:r>
     </w:p>
     <w:p>
@@ -1495,7 +1431,7 @@
           <w:b w:val="0"/>
           <w:sz w:val="24"/>
         </w:rPr>
-        <w:t>Шаг окна (H): 512</w:t>
+        <w:t>«Нам нужны системы, которые работают в гражданской зоне и поддаются сертификации. Военные решения не подходят».</w:t>
       </w:r>
     </w:p>
     <w:p>
@@ -1510,35 +1446,20 @@
           <w:b w:val="0"/>
           <w:sz w:val="24"/>
         </w:rPr>
-        <w:t>Число мел-полос (M_mel): 128</w:t>
+        <w:t>«Отсутствие доступных акустических систем — это пробел в инфраструктуре безопасности малой авиации».</w:t>
       </w:r>
     </w:p>
     <w:p>
       <w:pPr>
         <w:spacing w:after="80"/>
-        <w:ind w:left="432"/>
-      </w:pPr>
-      <w:r>
-        <w:rPr>
-          <w:rFonts w:ascii="Times New Roman" w:hAnsi="Times New Roman"/>
-          <w:b w:val="0"/>
-          <w:sz w:val="24"/>
-        </w:rPr>
-        <w:t>Данные параметры формируют входное представление — мел-спектрограмму, от которой зависит информативность признаков для классификатора.</w:t>
-      </w:r>
-    </w:p>
-    <w:p>
-      <w:pPr>
-        <w:spacing w:after="80"/>
-        <w:ind w:left="432"/>
-      </w:pPr>
-      <w:r>
-        <w:rPr>
-          <w:rFonts w:ascii="Times New Roman" w:hAnsi="Times New Roman"/>
-          <w:b w:val="0"/>
-          <w:sz w:val="24"/>
-        </w:rPr>
-        <w:t>3. Параметры DOA-алгоритма (SRP-PHAT)</w:t>
+      </w:pPr>
+      <w:r>
+        <w:rPr>
+          <w:rFonts w:ascii="Times New Roman" w:hAnsi="Times New Roman"/>
+          <w:b w:val="0"/>
+          <w:sz w:val="24"/>
+        </w:rPr>
+        <w:t>Безмолвный стейкхолдер — окружающая среда:</w:t>
       </w:r>
     </w:p>
     <w:p>
@@ -1553,7 +1474,7 @@
           <w:b w:val="0"/>
           <w:sz w:val="24"/>
         </w:rPr>
-        <w:t>Угловое разрешение сетки поиска: Δθ (градусы)</w:t>
+        <w:t>Текущая ситуация: браконьеры и нарушители действуют незамеченными из-за отсутствия доступных систем мониторинга.</w:t>
       </w:r>
     </w:p>
     <w:p>
@@ -1568,7 +1489,33 @@
           <w:b w:val="0"/>
           <w:sz w:val="24"/>
         </w:rPr>
-        <w:t>Диапазон поиска: θ ∈ [0°, 360°] (азимут)</w:t>
+        <w:t>Экосистемы лишены защиты именно там, где не могут позволить себе дорогостоящее оборудование.</w:t>
+      </w:r>
+    </w:p>
+    <w:p>
+      <w:pPr>
+        <w:spacing w:before="120" w:after="60"/>
+      </w:pPr>
+      <w:r>
+        <w:rPr>
+          <w:rFonts w:ascii="Times New Roman" w:hAnsi="Times New Roman"/>
+          <w:b/>
+          <w:sz w:val="24"/>
+        </w:rPr>
+        <w:t>4.2. Агрегированное проблемное месиво</w:t>
+      </w:r>
+    </w:p>
+    <w:p>
+      <w:pPr>
+        <w:spacing w:after="80"/>
+      </w:pPr>
+      <w:r>
+        <w:rPr>
+          <w:rFonts w:ascii="Times New Roman" w:hAnsi="Times New Roman"/>
+          <w:b w:val="0"/>
+          <w:sz w:val="24"/>
+        </w:rPr>
+        <w:t>Объединив оценки стейкхолдеров, получаем взаимосвязанный клубок проблем:</w:t>
       </w:r>
     </w:p>
     <w:p>
@@ -1583,21 +1530,7 @@
           <w:b w:val="0"/>
           <w:sz w:val="24"/>
         </w:rPr>
-        <w:t>Длина обрабатываемого фрейма: T_frame (секунды)</w:t>
-      </w:r>
-    </w:p>
-    <w:p>
-      <w:pPr>
-        <w:spacing w:after="80"/>
-        <w:ind w:left="432"/>
-      </w:pPr>
-      <w:r>
-        <w:rPr>
-          <w:rFonts w:ascii="Times New Roman" w:hAnsi="Times New Roman"/>
-          <w:b w:val="0"/>
-          <w:sz w:val="24"/>
-        </w:rPr>
-        <w:t>4. Параметры backbone-модели (Transfer Learning)</w:t>
+        <w:t>Проблема 1 (технологическая): существующие акустические системы узкоспециализированы — работают только с обученными классами.</w:t>
       </w:r>
     </w:p>
     <w:p>
@@ -1612,7 +1545,7 @@
           <w:b w:val="0"/>
           <w:sz w:val="24"/>
         </w:rPr>
-        <w:t>Архитектура backbone: {PANNs CNN14, YAMNet, BEATs}</w:t>
+        <w:t>Проблема 2 (данных): для нового класса объектов нет размеченных датасетов, а сбор требует месяцев.</w:t>
       </w:r>
     </w:p>
     <w:p>
@@ -1627,7 +1560,7 @@
           <w:b w:val="0"/>
           <w:sz w:val="24"/>
         </w:rPr>
-        <w:t>Режим заморозки весов: полная заморозка или частичная разморозка последних N слоёв</w:t>
+        <w:t>Проблема 3 (экономическая): стоимость коммерческих решений ($10 000–100 000) недоступна для целевых заказчиков.</w:t>
       </w:r>
     </w:p>
     <w:p>
@@ -1642,21 +1575,7 @@
           <w:b w:val="0"/>
           <w:sz w:val="24"/>
         </w:rPr>
-        <w:t>Размерность эмбеддинга: D ∈ {512, 2048}</w:t>
-      </w:r>
-    </w:p>
-    <w:p>
-      <w:pPr>
-        <w:spacing w:after="80"/>
-        <w:ind w:left="432"/>
-      </w:pPr>
-      <w:r>
-        <w:rPr>
-          <w:rFonts w:ascii="Times New Roman" w:hAnsi="Times New Roman"/>
-          <w:b w:val="0"/>
-          <w:sz w:val="24"/>
-        </w:rPr>
-        <w:t>5. Параметры few-shot классификатора (Prototypical Networks)</w:t>
+        <w:t>Проблема 4 (интеграционная): DOA-оценка и классификация не объединены в одном решении.</w:t>
       </w:r>
     </w:p>
     <w:p>
@@ -1671,7 +1590,85 @@
           <w:b w:val="0"/>
           <w:sz w:val="24"/>
         </w:rPr>
-        <w:t>Число классов в эпизоде: N_way ∈ {5, 10}</w:t>
+        <w:t>Проблема 5 (регуляторная): отсутствие доступных сертифицируемых решений для гражданского применения.</w:t>
+      </w:r>
+    </w:p>
+    <w:p>
+      <w:pPr>
+        <w:spacing w:after="80"/>
+      </w:pPr>
+      <w:r>
+        <w:rPr>
+          <w:rFonts w:ascii="Times New Roman" w:hAnsi="Times New Roman"/>
+          <w:b w:val="0"/>
+          <w:sz w:val="24"/>
+        </w:rPr>
+        <w:t>Проблемы взаимосвязаны: проблема 3 блокирует решение проблемы 1; проблема 2 — корень проблемы 1; проблема 5 вытекает из проблем 3 и 4.</w:t>
+      </w:r>
+    </w:p>
+    <w:p>
+      <w:pPr>
+        <w:spacing w:before="120" w:after="60"/>
+      </w:pPr>
+      <w:r>
+        <w:rPr>
+          <w:rFonts w:ascii="Times New Roman" w:hAnsi="Times New Roman"/>
+          <w:b/>
+          <w:sz w:val="24"/>
+        </w:rPr>
+        <w:t>4.3. Ключевое противоречие</w:t>
+      </w:r>
+    </w:p>
+    <w:p>
+      <w:pPr>
+        <w:spacing w:after="80"/>
+      </w:pPr>
+      <w:r>
+        <w:rPr>
+          <w:rFonts w:ascii="Times New Roman" w:hAnsi="Times New Roman"/>
+          <w:b w:val="0"/>
+          <w:sz w:val="24"/>
+        </w:rPr>
+        <w:t>Высокая точность идентификации требует мощных глубоких моделей (PANNs CNN14, 80M параметров), обученных на миллионах примеров. Адаптация к новым классам и работа на бюджетных edge-устройствах требуют лёгких моделей и малого числа примеров. Оба требования предъявляются одновременно одним и тем же заказчиком.</w:t>
+      </w:r>
+    </w:p>
+    <w:p>
+      <w:pPr>
+        <w:spacing w:before="120" w:after="60"/>
+      </w:pPr>
+      <w:r>
+        <w:rPr>
+          <w:rFonts w:ascii="Times New Roman" w:hAnsi="Times New Roman"/>
+          <w:b/>
+          <w:sz w:val="24"/>
+        </w:rPr>
+        <w:t>4.4. Динамическая картина (сценарий без вмешательства)</w:t>
+      </w:r>
+    </w:p>
+    <w:p>
+      <w:pPr>
+        <w:spacing w:after="80"/>
+      </w:pPr>
+      <w:r>
+        <w:rPr>
+          <w:rFonts w:ascii="Times New Roman" w:hAnsi="Times New Roman"/>
+          <w:b w:val="0"/>
+          <w:sz w:val="24"/>
+        </w:rPr>
+        <w:t>По Тарасенко, динамическая картина — это «кинофильм» о том, что произойдёт с каждым типом организации, если ситуация не изменится. Прогноз составляется на горизонт 3–5 лет.</w:t>
+      </w:r>
+    </w:p>
+    <w:p>
+      <w:pPr>
+        <w:spacing w:after="80"/>
+      </w:pPr>
+      <w:r>
+        <w:rPr>
+          <w:rFonts w:ascii="Times New Roman" w:hAnsi="Times New Roman"/>
+          <w:b w:val="0"/>
+          <w:sz w:val="24"/>
+        </w:rPr>
+        <w:t>Аэродромы малой авиации:</w:t>
       </w:r>
     </w:p>
     <w:p>
@@ -1686,7 +1683,7 @@
           <w:b w:val="0"/>
           <w:sz w:val="24"/>
         </w:rPr>
-        <w:t>Число примеров на класс: K_shot ∈ {5, 10, 20}</w:t>
+        <w:t>Нарушения зон ограничения полётов БПЛА продолжают фиксироваться визуально (операторами) или не фиксируются вовсе. Число инцидентов растёт пропорционально насыщению рынка потребительскими дронами. Без инструмента обнаружения — штрафные санкции регулятора за непринятие мер.</w:t>
       </w:r>
     </w:p>
     <w:p>
@@ -1701,35 +1698,20 @@
           <w:b w:val="0"/>
           <w:sz w:val="24"/>
         </w:rPr>
-        <w:t>Метрика расстояния: косинусная или евклидова</w:t>
+        <w:t>Крупные аэропорты инсталлируют импортные решения класса DroneShield (&gt;$50 000). Малые аэродромы остаются незащищёнными — инцидент с БПЛА в зоне подхода приводит к закрытию воздушного пространства и убыткам.</w:t>
       </w:r>
     </w:p>
     <w:p>
       <w:pPr>
         <w:spacing w:after="80"/>
-        <w:ind w:left="432"/>
-      </w:pPr>
-      <w:r>
-        <w:rPr>
-          <w:rFonts w:ascii="Times New Roman" w:hAnsi="Times New Roman"/>
-          <w:b w:val="0"/>
-          <w:sz w:val="24"/>
-        </w:rPr>
-        <w:t>Прототип класса c вычисляется как среднее эмбеддингов K примеров этого класса. Классификация нового объекта выполняется по ближайшему прототипу.</w:t>
-      </w:r>
-    </w:p>
-    <w:p>
-      <w:pPr>
-        <w:spacing w:after="80"/>
-        <w:ind w:left="432"/>
-      </w:pPr>
-      <w:r>
-        <w:rPr>
-          <w:rFonts w:ascii="Times New Roman" w:hAnsi="Times New Roman"/>
-          <w:b w:val="0"/>
-          <w:sz w:val="24"/>
-        </w:rPr>
-        <w:t>6. Порог уверенности (confidence threshold)</w:t>
+      </w:pPr>
+      <w:r>
+        <w:rPr>
+          <w:rFonts w:ascii="Times New Roman" w:hAnsi="Times New Roman"/>
+          <w:b w:val="0"/>
+          <w:sz w:val="24"/>
+        </w:rPr>
+        <w:t>Таможенные и пограничные службы:</w:t>
       </w:r>
     </w:p>
     <w:p>
@@ -1744,7 +1726,20 @@
           <w:b w:val="0"/>
           <w:sz w:val="24"/>
         </w:rPr>
-        <w:t>Минимальный уровень уверенности для выдачи результата: τ ∈ [0, 1]</w:t>
+        <w:t>Контрабанда и трансграничные полёты БПЛА остаются невидимыми ночью. Закупка зарубежного оборудования блокируется бюджетными ограничениями или санкциями. Потребность существует, но системный ответ не формируется.</w:t>
+      </w:r>
+    </w:p>
+    <w:p>
+      <w:pPr>
+        <w:spacing w:after="80"/>
+      </w:pPr>
+      <w:r>
+        <w:rPr>
+          <w:rFonts w:ascii="Times New Roman" w:hAnsi="Times New Roman"/>
+          <w:b w:val="0"/>
+          <w:sz w:val="24"/>
+        </w:rPr>
+        <w:t>Заповедники и экологические службы:</w:t>
       </w:r>
     </w:p>
     <w:p>
@@ -1759,12 +1754,26 @@
           <w:b w:val="0"/>
           <w:sz w:val="24"/>
         </w:rPr>
-        <w:t>При confidence &lt; τ объект классифицируется как «неизвестный»</w:t>
+        <w:t>Браконьерство фиксируется постфактум (по следам, уловам). Акустический мониторинг редких видов ведётся вручную или не ведётся. Через 3–5 лет популяции охраняемых видов в уязвимых зонах снижаются без своевременного реагирования.</w:t>
       </w:r>
     </w:p>
     <w:p>
       <w:pPr>
         <w:spacing w:after="80"/>
+      </w:pPr>
+      <w:r>
+        <w:rPr>
+          <w:rFonts w:ascii="Times New Roman" w:hAnsi="Times New Roman"/>
+          <w:b w:val="0"/>
+          <w:sz w:val="24"/>
+        </w:rPr>
+        <w:t>Рынок в целом:</w:t>
+      </w:r>
+    </w:p>
+    <w:p>
+      <w:pPr>
+        <w:pStyle w:val="ListBullet"/>
+        <w:spacing w:after="40"/>
         <w:ind w:left="432"/>
       </w:pPr>
       <w:r>
@@ -1773,7 +1782,46 @@
           <w:b w:val="0"/>
           <w:sz w:val="24"/>
         </w:rPr>
-        <w:t>Назначение: регулирует баланс между точностью (precision) и долей ложных тревог (FAR).</w:t>
+        <w:t>Ценовой барьер не снижается — доступных отечественных решений не появляется. Заказчики «нижнего сегмента» системно исключены из рынка безопасности. Зарубежные решения занимают верхний сегмент, нижний остаётся незакрытым.</w:t>
+      </w:r>
+    </w:p>
+    <w:p>
+      <w:pPr>
+        <w:spacing w:after="80"/>
+      </w:pPr>
+      <w:r>
+        <w:rPr>
+          <w:rFonts w:ascii="Times New Roman" w:hAnsi="Times New Roman"/>
+          <w:b w:val="0"/>
+          <w:sz w:val="24"/>
+        </w:rPr>
+        <w:t>Вывод по динамической картине: без вмешательства организации не деградируют мгновенно, но системно накапливают риски. Критический момент — инцидент (авария, браконьерский акт, нарушение зоны) при отсутствии технических средств реагирования. Именно этого развития событий требуется избежать.</w:t>
+      </w:r>
+    </w:p>
+    <w:p>
+      <w:pPr>
+        <w:spacing w:before="240" w:after="120"/>
+      </w:pPr>
+      <w:r>
+        <w:rPr>
+          <w:rFonts w:ascii="Times New Roman" w:hAnsi="Times New Roman"/>
+          <w:b/>
+          <w:sz w:val="28"/>
+        </w:rPr>
+        <w:t>Этап пятый. Определение конфигуратора</w:t>
+      </w:r>
+    </w:p>
+    <w:p>
+      <w:pPr>
+        <w:spacing w:after="80"/>
+      </w:pPr>
+      <w:r>
+        <w:rPr>
+          <w:rFonts w:ascii="Times New Roman" w:hAnsi="Times New Roman"/>
+          <w:b w:val="0"/>
+          <w:sz w:val="24"/>
+        </w:rPr>
+        <w:t>По Тарасенко, конфигуратор — это минимальный набор профессиональных языков (дисциплин), необходимых и достаточных для полного описания проблемной ситуации. Это не набор технических параметров системы, а набор точек зрения, без хотя бы одной из которых картина проблемы окажется неполной. Конфигуратор определяется из анализа того, на каких «языках» говорили стейкхолдеры в ходе интервью (этапы 1–4).</w:t>
       </w:r>
     </w:p>
     <w:p>
@@ -1786,7 +1834,7 @@
           <w:b/>
           <w:sz w:val="24"/>
         </w:rPr>
-        <w:t>Итог</w:t>
+        <w:t>Вывод профессиональных языков из высказываний стейкхолдеров</w:t>
       </w:r>
     </w:p>
     <w:p>
@@ -1799,13 +1847,234 @@
           <w:b w:val="0"/>
           <w:sz w:val="24"/>
         </w:rPr>
-        <w:t>Таким образом, конфигуратор системы акустического обнаружения и идентификации представляет собой набор параметров:</w:t>
+        <w:t>Анализ высказываний стейкхолдеров (этап 4) показывает, что для описания проблемной ситуации задействованы пять профессиональных языков:</w:t>
+      </w:r>
+    </w:p>
+    <w:p>
+      <w:pPr>
+        <w:spacing w:before="120" w:after="60"/>
+      </w:pPr>
+      <w:r>
+        <w:rPr>
+          <w:rFonts w:ascii="Times New Roman" w:hAnsi="Times New Roman"/>
+          <w:b/>
+          <w:sz w:val="24"/>
+        </w:rPr>
+        <w:t>Язык 1 — Акустика и физика распространения звука</w:t>
+      </w:r>
+    </w:p>
+    <w:p>
+      <w:pPr>
+        <w:spacing w:after="80"/>
+      </w:pPr>
+      <w:r>
+        <w:rPr>
+          <w:rFonts w:ascii="Times New Roman" w:hAnsi="Times New Roman"/>
+          <w:b w:val="0"/>
+          <w:sz w:val="24"/>
+        </w:rPr>
+        <w:t>Источник: заказчик говорит о невозможности обнаружения ночью и в плохую погоду; эколог — о необходимости пассивного (неинвазивного) мониторинга без излучения.</w:t>
+      </w:r>
+    </w:p>
+    <w:p>
+      <w:pPr>
+        <w:spacing w:after="80"/>
+      </w:pPr>
+      <w:r>
+        <w:rPr>
+          <w:rFonts w:ascii="Times New Roman" w:hAnsi="Times New Roman"/>
+          <w:b w:val="0"/>
+          <w:sz w:val="24"/>
+        </w:rPr>
+        <w:t>Описывает: физику распространения звуковых волн, затухание сигнала с расстоянием, влияние температуры и ветра на скорость звука, принципы пространственной фильтрации (beamforming). Без этого языка невозможно описать ни возможности, ни ограничения системы.</w:t>
+      </w:r>
+    </w:p>
+    <w:p>
+      <w:pPr>
+        <w:spacing w:before="120" w:after="60"/>
+      </w:pPr>
+      <w:r>
+        <w:rPr>
+          <w:rFonts w:ascii="Times New Roman" w:hAnsi="Times New Roman"/>
+          <w:b/>
+          <w:sz w:val="24"/>
+        </w:rPr>
+        <w:t>Язык 2 — Машинное обучение и обработка данных</w:t>
+      </w:r>
+    </w:p>
+    <w:p>
+      <w:pPr>
+        <w:spacing w:after="80"/>
+      </w:pPr>
+      <w:r>
+        <w:rPr>
+          <w:rFonts w:ascii="Times New Roman" w:hAnsi="Times New Roman"/>
+          <w:b w:val="0"/>
+          <w:sz w:val="24"/>
+        </w:rPr>
+        <w:t>Источник: разработчик говорит о проблеме датасетов, невозможности переобучения под новый класс, необходимости few-shot подхода.</w:t>
+      </w:r>
+    </w:p>
+    <w:p>
+      <w:pPr>
+        <w:spacing w:after="80"/>
+      </w:pPr>
+      <w:r>
+        <w:rPr>
+          <w:rFonts w:ascii="Times New Roman" w:hAnsi="Times New Roman"/>
+          <w:b w:val="0"/>
+          <w:sz w:val="24"/>
+        </w:rPr>
+        <w:t>Описывает: архитектуры нейронных сетей, трансферное обучение, метрические методы few-shot классификации, оценку качества моделей. Без этого языка нельзя сформулировать ни суть технического решения, ни критерии его оценки.</w:t>
+      </w:r>
+    </w:p>
+    <w:p>
+      <w:pPr>
+        <w:spacing w:before="120" w:after="60"/>
+      </w:pPr>
+      <w:r>
+        <w:rPr>
+          <w:rFonts w:ascii="Times New Roman" w:hAnsi="Times New Roman"/>
+          <w:b/>
+          <w:sz w:val="24"/>
+        </w:rPr>
+        <w:t>Язык 3 — Экономика и управление проектами</w:t>
+      </w:r>
+    </w:p>
+    <w:p>
+      <w:pPr>
+        <w:spacing w:after="80"/>
+      </w:pPr>
+      <w:r>
+        <w:rPr>
+          <w:rFonts w:ascii="Times New Roman" w:hAnsi="Times New Roman"/>
+          <w:b w:val="0"/>
+          <w:sz w:val="24"/>
+        </w:rPr>
+        <w:t>Источник: заказчик прямо говорит о стоимости как барьере; разработчик — о коммерциализации.</w:t>
+      </w:r>
+    </w:p>
+    <w:p>
+      <w:pPr>
+        <w:spacing w:after="80"/>
+      </w:pPr>
+      <w:r>
+        <w:rPr>
+          <w:rFonts w:ascii="Times New Roman" w:hAnsi="Times New Roman"/>
+          <w:b w:val="0"/>
+          <w:sz w:val="24"/>
+        </w:rPr>
+        <w:t>Описывает: стоимость аппаратной базы, совокупную стоимость владения (TCO), рыночный спрос, бизнес-модель стартапа. Без этого языка проблема «недоступности» остаётся неформализованной.</w:t>
+      </w:r>
+    </w:p>
+    <w:p>
+      <w:pPr>
+        <w:spacing w:before="120" w:after="60"/>
+      </w:pPr>
+      <w:r>
+        <w:rPr>
+          <w:rFonts w:ascii="Times New Roman" w:hAnsi="Times New Roman"/>
+          <w:b/>
+          <w:sz w:val="24"/>
+        </w:rPr>
+        <w:t>Язык 4 — Право и нормативное регулирование</w:t>
+      </w:r>
+    </w:p>
+    <w:p>
+      <w:pPr>
+        <w:spacing w:after="80"/>
+      </w:pPr>
+      <w:r>
+        <w:rPr>
+          <w:rFonts w:ascii="Times New Roman" w:hAnsi="Times New Roman"/>
+          <w:b w:val="0"/>
+          <w:sz w:val="24"/>
+        </w:rPr>
+        <w:t>Источник: регулятор говорит о необходимости сертификации, соответствии гражданским нормам, запрете военных применений.</w:t>
+      </w:r>
+    </w:p>
+    <w:p>
+      <w:pPr>
+        <w:spacing w:after="80"/>
+      </w:pPr>
+      <w:r>
+        <w:rPr>
+          <w:rFonts w:ascii="Times New Roman" w:hAnsi="Times New Roman"/>
+          <w:b w:val="0"/>
+          <w:sz w:val="24"/>
+        </w:rPr>
+        <w:t>Описывает: нормативы Росавиации по БПЛА, ФЗ «О персональных данных» (аудиозапись в общественных местах), требования к сертификации охранного оборудования. Без этого языка решение может оказаться юридически неприемлемым.</w:t>
+      </w:r>
+    </w:p>
+    <w:p>
+      <w:pPr>
+        <w:spacing w:before="120" w:after="60"/>
+      </w:pPr>
+      <w:r>
+        <w:rPr>
+          <w:rFonts w:ascii="Times New Roman" w:hAnsi="Times New Roman"/>
+          <w:b/>
+          <w:sz w:val="24"/>
+        </w:rPr>
+        <w:t>Язык 5 — Экология и охрана природы</w:t>
+      </w:r>
+    </w:p>
+    <w:p>
+      <w:pPr>
+        <w:spacing w:after="80"/>
+      </w:pPr>
+      <w:r>
+        <w:rPr>
+          <w:rFonts w:ascii="Times New Roman" w:hAnsi="Times New Roman"/>
+          <w:b w:val="0"/>
+          <w:sz w:val="24"/>
+        </w:rPr>
+        <w:t>Источник: безмолвный стейкхолдер (природная среда), сотрудники заповедников.</w:t>
+      </w:r>
+    </w:p>
+    <w:p>
+      <w:pPr>
+        <w:spacing w:after="80"/>
+      </w:pPr>
+      <w:r>
+        <w:rPr>
+          <w:rFonts w:ascii="Times New Roman" w:hAnsi="Times New Roman"/>
+          <w:b w:val="0"/>
+          <w:sz w:val="24"/>
+        </w:rPr>
+        <w:t>Описывает: принципы экологического мониторинга, требование пассивности (отсутствие воздействия на наблюдаемый объект), специфику акустических сигнатур животных. Без этого языка применения в заповедниках и задачи охраны видового разнообразия остаются вне рассмотрения.</w:t>
+      </w:r>
+    </w:p>
+    <w:p>
+      <w:pPr>
+        <w:spacing w:before="120" w:after="60"/>
+      </w:pPr>
+      <w:r>
+        <w:rPr>
+          <w:rFonts w:ascii="Times New Roman" w:hAnsi="Times New Roman"/>
+          <w:b/>
+          <w:sz w:val="24"/>
+        </w:rPr>
+        <w:t>Итог: конфигуратор</w:t>
+      </w:r>
+    </w:p>
+    <w:p>
+      <w:pPr>
+        <w:spacing w:after="80"/>
+      </w:pPr>
+      <w:r>
+        <w:rPr>
+          <w:rFonts w:ascii="Times New Roman" w:hAnsi="Times New Roman"/>
+          <w:b w:val="0"/>
+          <w:sz w:val="24"/>
+        </w:rPr>
+        <w:t>Конфигуратор проблемной ситуации:</w:t>
       </w:r>
     </w:p>
     <w:p>
       <w:pPr>
         <w:spacing w:after="120"/>
-        <w:ind w:left="720"/>
+        <w:ind w:left="432"/>
       </w:pPr>
       <w:r>
         <w:rPr>
@@ -1813,7 +2082,7 @@
           <w:b/>
           <w:sz w:val="22"/>
         </w:rPr>
-        <w:t>{ M, d, форма_массива, Fs, N_fft, M_mel, Δθ, backbone, K_shot, N_way, τ }</w:t>
+        <w:t xml:space="preserve">  { Акустика и физика  |  Машинное обучение  |  Экономика  |  Право  |  Экология }</w:t>
       </w:r>
     </w:p>
     <w:p>
@@ -1826,7 +2095,20 @@
           <w:b w:val="0"/>
           <w:sz w:val="24"/>
         </w:rPr>
-        <w:t>Настройка этих параметров позволяет адаптировать систему под конкретную задачу заказчика: от обнаружения БПЛА на аэродроме до мониторинга животных в заповеднике — без изменения базовой архитектуры.</w:t>
+        <w:t>Все пять языков необходимы: отказ от любого из них приведёт к неполноте модели проблемы. Например, решение, оптимальное с точки зрения машинного обучения, но не прошедшее правовую экспертизу, не может быть внедрено. Решение, не учитывающее экономический язык, останется академическим прототипом без шанса на коммерциализацию.</w:t>
+      </w:r>
+    </w:p>
+    <w:p>
+      <w:pPr>
+        <w:spacing w:after="80"/>
+      </w:pPr>
+      <w:r>
+        <w:rPr>
+          <w:rFonts w:ascii="Times New Roman" w:hAnsi="Times New Roman"/>
+          <w:b w:val="0"/>
+          <w:sz w:val="24"/>
+        </w:rPr>
+        <w:t>Примечание: управляемые параметры технической системы (число микрофонов, архитектура нейросети, K_shot и т.д.) относятся к языку машинного обучения и акустики — они будут детально рассмотрены на этапе построения моделей (этап 9).</w:t>
       </w:r>
     </w:p>
     <w:p>
@@ -2481,6 +2763,6593 @@
           <w:sz w:val="24"/>
         </w:rPr>
         <w:t>Целевое месиво показывает, что все стейкхолдеры сходятся в трёх ключевых требованиях: точность идентификации, адаптируемость к новым классам и доступность. Дерево целей структурирует эти требования в измеримые задачи, достижимые в рамках настоящей работы, и обеспечивает основу для определения критериев на следующем этапе.</w:t>
+      </w:r>
+    </w:p>
+    <w:p>
+      <w:pPr>
+        <w:spacing w:after="80"/>
+      </w:pPr>
+      <w:r>
+        <w:rPr>
+          <w:rFonts w:ascii="Times New Roman" w:hAnsi="Times New Roman"/>
+          <w:b w:val="0"/>
+          <w:sz w:val="24"/>
+        </w:rPr>
+        <w:t>Примечание о конфликте интересов. Разработчик является одновременно стейкхолдером и аналитиком. По Тарасенко, аналитик не должен подменять интересы стейкхолдеров своими профессиональными предпочтениями («операция прошла блестяще, но пациент умер»). Для управления этим риском: цели, выражающие технические предпочтения разработчика (few-shot, PANNs), включены в раздел «задачи разработчика» и не переносятся напрямую в глобальную цель; независимую верификацию целевого месива обеспечивает научный руководитель как незаинтересованная сторона.</w:t>
+      </w:r>
+    </w:p>
+    <w:p>
+      <w:pPr>
+        <w:spacing w:before="240" w:after="120"/>
+      </w:pPr>
+      <w:r>
+        <w:rPr>
+          <w:rFonts w:ascii="Times New Roman" w:hAnsi="Times New Roman"/>
+          <w:b/>
+          <w:sz w:val="28"/>
+        </w:rPr>
+        <w:t>Этап седьмой. Определение критериев</w:t>
+      </w:r>
+    </w:p>
+    <w:p>
+      <w:pPr>
+        <w:spacing w:after="80"/>
+      </w:pPr>
+      <w:r>
+        <w:rPr>
+          <w:rFonts w:ascii="Times New Roman" w:hAnsi="Times New Roman"/>
+          <w:b w:val="0"/>
+          <w:sz w:val="24"/>
+        </w:rPr>
+        <w:t>В ходе решения проблемы необходимо сравнивать предлагаемые варианты реализации и оценивать степень достижения целей. По Тарасенко, критерии являются количественными моделями качественных целей: их набор должен быть адекватной моделью целевого месива, а каждый критерий — характеризовать качественную, количественную и временну́ю стороны оцениваемого свойства. Для каждой цели из дерева целей (этап 6) определены измеримые критерии.</w:t>
+      </w:r>
+    </w:p>
+    <w:p>
+      <w:pPr>
+        <w:spacing w:before="120" w:after="60"/>
+      </w:pPr>
+      <w:r>
+        <w:rPr>
+          <w:rFonts w:ascii="Times New Roman" w:hAnsi="Times New Roman"/>
+          <w:b/>
+          <w:sz w:val="24"/>
+        </w:rPr>
+        <w:t>7.1. Критерии точности пространственной локализации (DOA)</w:t>
+      </w:r>
+    </w:p>
+    <w:p>
+      <w:pPr>
+        <w:spacing w:after="80"/>
+      </w:pPr>
+      <w:r>
+        <w:rPr>
+          <w:rFonts w:ascii="Times New Roman" w:hAnsi="Times New Roman"/>
+          <w:b w:val="0"/>
+          <w:sz w:val="24"/>
+        </w:rPr>
+        <w:t>Цель: определять азимут источника звука с практически приемлемой точностью.</w:t>
+      </w:r>
+    </w:p>
+    <w:p>
+      <w:pPr>
+        <w:pStyle w:val="ListBullet"/>
+        <w:spacing w:after="40"/>
+        <w:ind w:left="432"/>
+      </w:pPr>
+      <w:r>
+        <w:rPr>
+          <w:rFonts w:ascii="Times New Roman" w:hAnsi="Times New Roman"/>
+          <w:b w:val="0"/>
+          <w:sz w:val="24"/>
+        </w:rPr>
+        <w:t>Качественная сторона: угловая погрешность оценки направления прихода звука.</w:t>
+      </w:r>
+    </w:p>
+    <w:p>
+      <w:pPr>
+        <w:pStyle w:val="ListBullet"/>
+        <w:spacing w:after="40"/>
+        <w:ind w:left="432"/>
+      </w:pPr>
+      <w:r>
+        <w:rPr>
+          <w:rFonts w:ascii="Times New Roman" w:hAnsi="Times New Roman"/>
+          <w:b w:val="0"/>
+          <w:sz w:val="24"/>
+        </w:rPr>
+        <w:t>Количественная сторона: среднеквадратическое отклонение азимута RMSE_θ ≤ 10° при расстоянии до источника 10–50 м.</w:t>
+      </w:r>
+    </w:p>
+    <w:p>
+      <w:pPr>
+        <w:pStyle w:val="ListBullet"/>
+        <w:spacing w:after="40"/>
+        <w:ind w:left="432"/>
+      </w:pPr>
+      <w:r>
+        <w:rPr>
+          <w:rFonts w:ascii="Times New Roman" w:hAnsi="Times New Roman"/>
+          <w:b w:val="0"/>
+          <w:sz w:val="24"/>
+        </w:rPr>
+        <w:t>Временная сторона: измеряется на каждом фрейме длительностью T_frame = 0,5 с в условиях реального шума.</w:t>
+      </w:r>
+    </w:p>
+    <w:p>
+      <w:pPr>
+        <w:spacing w:after="80"/>
+      </w:pPr>
+      <w:r>
+        <w:rPr>
+          <w:rFonts w:ascii="Times New Roman" w:hAnsi="Times New Roman"/>
+          <w:b w:val="0"/>
+          <w:sz w:val="24"/>
+        </w:rPr>
+        <w:t>Дополнительный критерий — дальность обнаружения:</w:t>
+      </w:r>
+    </w:p>
+    <w:p>
+      <w:pPr>
+        <w:pStyle w:val="ListBullet"/>
+        <w:spacing w:after="40"/>
+        <w:ind w:left="432"/>
+      </w:pPr>
+      <w:r>
+        <w:rPr>
+          <w:rFonts w:ascii="Times New Roman" w:hAnsi="Times New Roman"/>
+          <w:b w:val="0"/>
+          <w:sz w:val="24"/>
+        </w:rPr>
+        <w:t>Минимальное расстояние, на котором SNR достаточен для корректной DOA-оценки: D_min ≥ 50 м.</w:t>
+      </w:r>
+    </w:p>
+    <w:p>
+      <w:pPr>
+        <w:spacing w:before="120" w:after="60"/>
+      </w:pPr>
+      <w:r>
+        <w:rPr>
+          <w:rFonts w:ascii="Times New Roman" w:hAnsi="Times New Roman"/>
+          <w:b/>
+          <w:sz w:val="24"/>
+        </w:rPr>
+        <w:t>7.2. Критерии качества идентификации объектов</w:t>
+      </w:r>
+    </w:p>
+    <w:p>
+      <w:pPr>
+        <w:spacing w:after="80"/>
+      </w:pPr>
+      <w:r>
+        <w:rPr>
+          <w:rFonts w:ascii="Times New Roman" w:hAnsi="Times New Roman"/>
+          <w:b w:val="0"/>
+          <w:sz w:val="24"/>
+        </w:rPr>
+        <w:t>Цель: надёжно различать классы объектов при минимальной доле ошибок.</w:t>
+      </w:r>
+    </w:p>
+    <w:p>
+      <w:pPr>
+        <w:pStyle w:val="ListBullet"/>
+        <w:spacing w:after="40"/>
+        <w:ind w:left="432"/>
+      </w:pPr>
+      <w:r>
+        <w:rPr>
+          <w:rFonts w:ascii="Times New Roman" w:hAnsi="Times New Roman"/>
+          <w:b w:val="0"/>
+          <w:sz w:val="24"/>
+        </w:rPr>
+        <w:t>Качественная сторона: способность классификатора отличать БПЛА, самолёт, автомобиль, птицу и фоновый шум.</w:t>
+      </w:r>
+    </w:p>
+    <w:p>
+      <w:pPr>
+        <w:pStyle w:val="ListBullet"/>
+        <w:spacing w:after="40"/>
+        <w:ind w:left="432"/>
+      </w:pPr>
+      <w:r>
+        <w:rPr>
+          <w:rFonts w:ascii="Times New Roman" w:hAnsi="Times New Roman"/>
+          <w:b w:val="0"/>
+          <w:sz w:val="24"/>
+        </w:rPr>
+        <w:t>Количественная сторона: взвешенный F1-score ≥ 0,85 по всем классам на тестовой выборке.</w:t>
+      </w:r>
+    </w:p>
+    <w:p>
+      <w:pPr>
+        <w:pStyle w:val="ListBullet"/>
+        <w:spacing w:after="40"/>
+        <w:ind w:left="432"/>
+      </w:pPr>
+      <w:r>
+        <w:rPr>
+          <w:rFonts w:ascii="Times New Roman" w:hAnsi="Times New Roman"/>
+          <w:b w:val="0"/>
+          <w:sz w:val="24"/>
+        </w:rPr>
+        <w:t>Временная сторона: оценивается однократно по результатам финального тестирования на отложенной выборке.</w:t>
+      </w:r>
+    </w:p>
+    <w:p>
+      <w:pPr>
+        <w:spacing w:after="80"/>
+      </w:pPr>
+      <w:r>
+        <w:rPr>
+          <w:rFonts w:ascii="Times New Roman" w:hAnsi="Times New Roman"/>
+          <w:b w:val="0"/>
+          <w:sz w:val="24"/>
+        </w:rPr>
+        <w:t>Уточняющие критерии:</w:t>
+      </w:r>
+    </w:p>
+    <w:p>
+      <w:pPr>
+        <w:pStyle w:val="ListBullet"/>
+        <w:spacing w:after="40"/>
+        <w:ind w:left="432"/>
+      </w:pPr>
+      <w:r>
+        <w:rPr>
+          <w:rFonts w:ascii="Times New Roman" w:hAnsi="Times New Roman"/>
+          <w:b w:val="0"/>
+          <w:sz w:val="24"/>
+        </w:rPr>
+        <w:t>Precision ≥ 0,87 — доля верно идентифицированных объектов среди всех выданных ответов.</w:t>
+      </w:r>
+    </w:p>
+    <w:p>
+      <w:pPr>
+        <w:pStyle w:val="ListBullet"/>
+        <w:spacing w:after="40"/>
+        <w:ind w:left="432"/>
+      </w:pPr>
+      <w:r>
+        <w:rPr>
+          <w:rFonts w:ascii="Times New Roman" w:hAnsi="Times New Roman"/>
+          <w:b w:val="0"/>
+          <w:sz w:val="24"/>
+        </w:rPr>
+        <w:t>Recall ≥ 0,83 — доля обнаруженных объектов среди всех реально присутствующих.</w:t>
+      </w:r>
+    </w:p>
+    <w:p>
+      <w:pPr>
+        <w:pStyle w:val="ListBullet"/>
+        <w:spacing w:after="40"/>
+        <w:ind w:left="432"/>
+      </w:pPr>
+      <w:r>
+        <w:rPr>
+          <w:rFonts w:ascii="Times New Roman" w:hAnsi="Times New Roman"/>
+          <w:b w:val="0"/>
+          <w:sz w:val="24"/>
+        </w:rPr>
+        <w:t>FAR (False Alarm Rate) ≤ 5% — доля ложных тревог на час непрерывной работы.</w:t>
+      </w:r>
+    </w:p>
+    <w:p>
+      <w:pPr>
+        <w:spacing w:before="120" w:after="60"/>
+      </w:pPr>
+      <w:r>
+        <w:rPr>
+          <w:rFonts w:ascii="Times New Roman" w:hAnsi="Times New Roman"/>
+          <w:b/>
+          <w:sz w:val="24"/>
+        </w:rPr>
+        <w:t>7.3. Критерии адаптируемости к новым классам (few-shot)</w:t>
+      </w:r>
+    </w:p>
+    <w:p>
+      <w:pPr>
+        <w:spacing w:after="80"/>
+      </w:pPr>
+      <w:r>
+        <w:rPr>
+          <w:rFonts w:ascii="Times New Roman" w:hAnsi="Times New Roman"/>
+          <w:b w:val="0"/>
+          <w:sz w:val="24"/>
+        </w:rPr>
+        <w:t>Цель: обеспечить добавление нового класса объектов по малому числу примеров без переобучения backbone.</w:t>
+      </w:r>
+    </w:p>
+    <w:p>
+      <w:pPr>
+        <w:pStyle w:val="ListBullet"/>
+        <w:spacing w:after="40"/>
+        <w:ind w:left="432"/>
+      </w:pPr>
+      <w:r>
+        <w:rPr>
+          <w:rFonts w:ascii="Times New Roman" w:hAnsi="Times New Roman"/>
+          <w:b w:val="0"/>
+          <w:sz w:val="24"/>
+        </w:rPr>
+        <w:t>Качественная сторона: скорость и качество адаптации при K-shot инференсе.</w:t>
+      </w:r>
+    </w:p>
+    <w:p>
+      <w:pPr>
+        <w:pStyle w:val="ListBullet"/>
+        <w:spacing w:after="40"/>
+        <w:ind w:left="432"/>
+      </w:pPr>
+      <w:r>
+        <w:rPr>
+          <w:rFonts w:ascii="Times New Roman" w:hAnsi="Times New Roman"/>
+          <w:b w:val="0"/>
+          <w:sz w:val="24"/>
+        </w:rPr>
+        <w:t>Количественная сторона: F1-score нового класса ≥ 0,80 при K = 20 примерах; ≥ 0,70 при K = 5 примерах.</w:t>
+      </w:r>
+    </w:p>
+    <w:p>
+      <w:pPr>
+        <w:pStyle w:val="ListBullet"/>
+        <w:spacing w:after="40"/>
+        <w:ind w:left="432"/>
+      </w:pPr>
+      <w:r>
+        <w:rPr>
+          <w:rFonts w:ascii="Times New Roman" w:hAnsi="Times New Roman"/>
+          <w:b w:val="0"/>
+          <w:sz w:val="24"/>
+        </w:rPr>
+        <w:t>Временная сторона: время добавления нового класса (от записи примеров до готовности системы) ≤ 10 минут.</w:t>
+      </w:r>
+    </w:p>
+    <w:p>
+      <w:pPr>
+        <w:spacing w:after="80"/>
+      </w:pPr>
+      <w:r>
+        <w:rPr>
+          <w:rFonts w:ascii="Times New Roman" w:hAnsi="Times New Roman"/>
+          <w:b w:val="0"/>
+          <w:sz w:val="24"/>
+        </w:rPr>
+        <w:t>Данный критерий является ключевым показателем научной новизны метода. Для сравнения: классический fine-tune требует ≥ 100 примеров и нескольких часов переобучения.</w:t>
+      </w:r>
+    </w:p>
+    <w:p>
+      <w:pPr>
+        <w:spacing w:before="120" w:after="60"/>
+      </w:pPr>
+      <w:r>
+        <w:rPr>
+          <w:rFonts w:ascii="Times New Roman" w:hAnsi="Times New Roman"/>
+          <w:b/>
+          <w:sz w:val="24"/>
+        </w:rPr>
+        <w:t>7.4. Критерии производительности в реальном времени</w:t>
+      </w:r>
+    </w:p>
+    <w:p>
+      <w:pPr>
+        <w:spacing w:after="80"/>
+      </w:pPr>
+      <w:r>
+        <w:rPr>
+          <w:rFonts w:ascii="Times New Roman" w:hAnsi="Times New Roman"/>
+          <w:b w:val="0"/>
+          <w:sz w:val="24"/>
+        </w:rPr>
+        <w:t>Цель: система должна выдавать результат с задержкой, приемлемой для оперативного реагирования.</w:t>
+      </w:r>
+    </w:p>
+    <w:p>
+      <w:pPr>
+        <w:pStyle w:val="ListBullet"/>
+        <w:spacing w:after="40"/>
+        <w:ind w:left="432"/>
+      </w:pPr>
+      <w:r>
+        <w:rPr>
+          <w:rFonts w:ascii="Times New Roman" w:hAnsi="Times New Roman"/>
+          <w:b w:val="0"/>
+          <w:sz w:val="24"/>
+        </w:rPr>
+        <w:t>Качественная сторона: суммарная латентность полного конвейера (захват аудио → DOA → классификация → вывод).</w:t>
+      </w:r>
+    </w:p>
+    <w:p>
+      <w:pPr>
+        <w:pStyle w:val="ListBullet"/>
+        <w:spacing w:after="40"/>
+        <w:ind w:left="432"/>
+      </w:pPr>
+      <w:r>
+        <w:rPr>
+          <w:rFonts w:ascii="Times New Roman" w:hAnsi="Times New Roman"/>
+          <w:b w:val="0"/>
+          <w:sz w:val="24"/>
+        </w:rPr>
+        <w:t>Количественная сторона: сквозная задержка L_total ≤ 1 с на целевом edge-устройстве (Raspberry Pi 5).</w:t>
+      </w:r>
+    </w:p>
+    <w:p>
+      <w:pPr>
+        <w:pStyle w:val="ListBullet"/>
+        <w:spacing w:after="40"/>
+        <w:ind w:left="432"/>
+      </w:pPr>
+      <w:r>
+        <w:rPr>
+          <w:rFonts w:ascii="Times New Roman" w:hAnsi="Times New Roman"/>
+          <w:b w:val="0"/>
+          <w:sz w:val="24"/>
+        </w:rPr>
+        <w:t>Временная сторона: измеряется как среднее по 100 последовательным фреймам в условиях штатной нагрузки.</w:t>
+      </w:r>
+    </w:p>
+    <w:p>
+      <w:pPr>
+        <w:spacing w:after="80"/>
+      </w:pPr>
+      <w:r>
+        <w:rPr>
+          <w:rFonts w:ascii="Times New Roman" w:hAnsi="Times New Roman"/>
+          <w:b w:val="0"/>
+          <w:sz w:val="24"/>
+        </w:rPr>
+        <w:t>Декомпозиция задержки:</w:t>
+      </w:r>
+    </w:p>
+    <w:p>
+      <w:pPr>
+        <w:pStyle w:val="ListBullet"/>
+        <w:spacing w:after="40"/>
+        <w:ind w:left="432"/>
+      </w:pPr>
+      <w:r>
+        <w:rPr>
+          <w:rFonts w:ascii="Times New Roman" w:hAnsi="Times New Roman"/>
+          <w:b w:val="0"/>
+          <w:sz w:val="24"/>
+        </w:rPr>
+        <w:t>Захват и буферизация аудио: ≤ 0,5 с (определяется длиной фрейма T_frame).</w:t>
+      </w:r>
+    </w:p>
+    <w:p>
+      <w:pPr>
+        <w:pStyle w:val="ListBullet"/>
+        <w:spacing w:after="40"/>
+        <w:ind w:left="432"/>
+      </w:pPr>
+      <w:r>
+        <w:rPr>
+          <w:rFonts w:ascii="Times New Roman" w:hAnsi="Times New Roman"/>
+          <w:b w:val="0"/>
+          <w:sz w:val="24"/>
+        </w:rPr>
+        <w:t>DOA-оценка (SRP-PHAT): ≤ 0,1 с.</w:t>
+      </w:r>
+    </w:p>
+    <w:p>
+      <w:pPr>
+        <w:pStyle w:val="ListBullet"/>
+        <w:spacing w:after="40"/>
+        <w:ind w:left="432"/>
+      </w:pPr>
+      <w:r>
+        <w:rPr>
+          <w:rFonts w:ascii="Times New Roman" w:hAnsi="Times New Roman"/>
+          <w:b w:val="0"/>
+          <w:sz w:val="24"/>
+        </w:rPr>
+        <w:t>Извлечение признаков + inference backbone + few-shot классификация: ≤ 0,4 с.</w:t>
+      </w:r>
+    </w:p>
+    <w:p>
+      <w:pPr>
+        <w:spacing w:before="120" w:after="60"/>
+      </w:pPr>
+      <w:r>
+        <w:rPr>
+          <w:rFonts w:ascii="Times New Roman" w:hAnsi="Times New Roman"/>
+          <w:b/>
+          <w:sz w:val="24"/>
+        </w:rPr>
+        <w:t>7.5. Критерии доступности и воспроизводимости</w:t>
+      </w:r>
+    </w:p>
+    <w:p>
+      <w:pPr>
+        <w:spacing w:after="80"/>
+      </w:pPr>
+      <w:r>
+        <w:rPr>
+          <w:rFonts w:ascii="Times New Roman" w:hAnsi="Times New Roman"/>
+          <w:b w:val="0"/>
+          <w:sz w:val="24"/>
+        </w:rPr>
+        <w:t>Цель: система должна быть доступна широкому кругу заказчиков.</w:t>
+      </w:r>
+    </w:p>
+    <w:p>
+      <w:pPr>
+        <w:pStyle w:val="ListBullet"/>
+        <w:spacing w:after="40"/>
+        <w:ind w:left="432"/>
+      </w:pPr>
+      <w:r>
+        <w:rPr>
+          <w:rFonts w:ascii="Times New Roman" w:hAnsi="Times New Roman"/>
+          <w:b w:val="0"/>
+          <w:sz w:val="24"/>
+        </w:rPr>
+        <w:t>Качественная сторона: стоимость аппаратной части прототипа.</w:t>
+      </w:r>
+    </w:p>
+    <w:p>
+      <w:pPr>
+        <w:pStyle w:val="ListBullet"/>
+        <w:spacing w:after="40"/>
+        <w:ind w:left="432"/>
+      </w:pPr>
+      <w:r>
+        <w:rPr>
+          <w:rFonts w:ascii="Times New Roman" w:hAnsi="Times New Roman"/>
+          <w:b w:val="0"/>
+          <w:sz w:val="24"/>
+        </w:rPr>
+        <w:t>Количественная сторона: совокупная стоимость компонентов (микрофоны + АЦП + вычислительный модуль) ≤ $500.</w:t>
+      </w:r>
+    </w:p>
+    <w:p>
+      <w:pPr>
+        <w:pStyle w:val="ListBullet"/>
+        <w:spacing w:after="40"/>
+        <w:ind w:left="432"/>
+      </w:pPr>
+      <w:r>
+        <w:rPr>
+          <w:rFonts w:ascii="Times New Roman" w:hAnsi="Times New Roman"/>
+          <w:b w:val="0"/>
+          <w:sz w:val="24"/>
+        </w:rPr>
+        <w:t>Временная сторона: оценивается однократно по фактической стоимости закупленных компонентов.</w:t>
+      </w:r>
+    </w:p>
+    <w:p>
+      <w:pPr>
+        <w:spacing w:before="120" w:after="60"/>
+      </w:pPr>
+      <w:r>
+        <w:rPr>
+          <w:rFonts w:ascii="Times New Roman" w:hAnsi="Times New Roman"/>
+          <w:b/>
+          <w:sz w:val="24"/>
+        </w:rPr>
+        <w:t>7.6. Критерии и ограничения</w:t>
+      </w:r>
+    </w:p>
+    <w:p>
+      <w:pPr>
+        <w:spacing w:after="80"/>
+      </w:pPr>
+      <w:r>
+        <w:rPr>
+          <w:rFonts w:ascii="Times New Roman" w:hAnsi="Times New Roman"/>
+          <w:b w:val="0"/>
+          <w:sz w:val="24"/>
+        </w:rPr>
+        <w:t>По Тарасенко, критерии разделяются на оптимизируемые (максимизируемые или минимизируемые) и ограничения (фиксированные условия, обязательные к соблюдению).</w:t>
+      </w:r>
+    </w:p>
+    <w:tbl>
+      <w:tblPr>
+        <w:tblStyle w:val="TableGrid"/>
+        <w:tblW w:type="auto" w:w="0"/>
+        <w:tblLook w:firstColumn="1" w:firstRow="1" w:lastColumn="0" w:lastRow="0" w:noHBand="0" w:noVBand="1" w:val="04A0"/>
+      </w:tblPr>
+      <w:tblGrid>
+        <w:gridCol w:w="1728"/>
+        <w:gridCol w:w="1728"/>
+        <w:gridCol w:w="1728"/>
+        <w:gridCol w:w="1728"/>
+        <w:gridCol w:w="1728"/>
+      </w:tblGrid>
+      <w:tr>
+        <w:tc>
+          <w:tcPr>
+            <w:tcW w:type="dxa" w:w="1728"/>
+          </w:tcPr>
+          <w:p>
+            <w:r>
+              <w:rPr>
+                <w:rFonts w:ascii="Times New Roman" w:hAnsi="Times New Roman"/>
+                <w:b/>
+                <w:sz w:val="20"/>
+              </w:rPr>
+              <w:t>Критерий</w:t>
+            </w:r>
+          </w:p>
+        </w:tc>
+        <w:tc>
+          <w:tcPr>
+            <w:tcW w:type="dxa" w:w="1728"/>
+          </w:tcPr>
+          <w:p>
+            <w:r>
+              <w:rPr>
+                <w:rFonts w:ascii="Times New Roman" w:hAnsi="Times New Roman"/>
+                <w:b/>
+                <w:sz w:val="20"/>
+              </w:rPr>
+              <w:t>Целевое значение</w:t>
+            </w:r>
+          </w:p>
+        </w:tc>
+        <w:tc>
+          <w:tcPr>
+            <w:tcW w:type="dxa" w:w="1728"/>
+          </w:tcPr>
+          <w:p>
+            <w:r>
+              <w:rPr>
+                <w:rFonts w:ascii="Times New Roman" w:hAnsi="Times New Roman"/>
+                <w:b/>
+                <w:sz w:val="20"/>
+              </w:rPr>
+              <w:t>Тип</w:t>
+            </w:r>
+          </w:p>
+        </w:tc>
+        <w:tc>
+          <w:tcPr>
+            <w:tcW w:type="dxa" w:w="1728"/>
+          </w:tcPr>
+          <w:p>
+            <w:r>
+              <w:rPr>
+                <w:rFonts w:ascii="Times New Roman" w:hAnsi="Times New Roman"/>
+                <w:b/>
+                <w:sz w:val="20"/>
+              </w:rPr>
+              <w:t>Связанная цель</w:t>
+            </w:r>
+          </w:p>
+        </w:tc>
+        <w:tc>
+          <w:tcPr>
+            <w:tcW w:type="dxa" w:w="1728"/>
+          </w:tcPr>
+          <w:p>
+            <w:r>
+              <w:rPr>
+                <w:rFonts w:ascii="Times New Roman" w:hAnsi="Times New Roman"/>
+                <w:b/>
+                <w:sz w:val="20"/>
+              </w:rPr>
+              <w:t>Узел дерева целей (этап 6)</w:t>
+            </w:r>
+          </w:p>
+        </w:tc>
+      </w:tr>
+      <w:tr>
+        <w:tc>
+          <w:tcPr>
+            <w:tcW w:type="dxa" w:w="1728"/>
+          </w:tcPr>
+          <w:p>
+            <w:r>
+              <w:rPr>
+                <w:rFonts w:ascii="Times New Roman" w:hAnsi="Times New Roman"/>
+                <w:sz w:val="20"/>
+              </w:rPr>
+              <w:t>F1-score (базовые классы)</w:t>
+            </w:r>
+          </w:p>
+        </w:tc>
+        <w:tc>
+          <w:tcPr>
+            <w:tcW w:type="dxa" w:w="1728"/>
+          </w:tcPr>
+          <w:p>
+            <w:r>
+              <w:rPr>
+                <w:rFonts w:ascii="Times New Roman" w:hAnsi="Times New Roman"/>
+                <w:sz w:val="20"/>
+              </w:rPr>
+              <w:t>≥ 0,85</w:t>
+            </w:r>
+          </w:p>
+        </w:tc>
+        <w:tc>
+          <w:tcPr>
+            <w:tcW w:type="dxa" w:w="1728"/>
+          </w:tcPr>
+          <w:p>
+            <w:r>
+              <w:rPr>
+                <w:rFonts w:ascii="Times New Roman" w:hAnsi="Times New Roman"/>
+                <w:sz w:val="20"/>
+              </w:rPr>
+              <w:t>Максимизировать</w:t>
+            </w:r>
+          </w:p>
+        </w:tc>
+        <w:tc>
+          <w:tcPr>
+            <w:tcW w:type="dxa" w:w="1728"/>
+          </w:tcPr>
+          <w:p>
+            <w:r>
+              <w:rPr>
+                <w:rFonts w:ascii="Times New Roman" w:hAnsi="Times New Roman"/>
+                <w:sz w:val="20"/>
+              </w:rPr>
+              <w:t>Идентификация</w:t>
+            </w:r>
+          </w:p>
+        </w:tc>
+        <w:tc>
+          <w:tcPr>
+            <w:tcW w:type="dxa" w:w="1728"/>
+          </w:tcPr>
+          <w:p>
+            <w:r>
+              <w:rPr>
+                <w:rFonts w:ascii="Times New Roman" w:hAnsi="Times New Roman"/>
+                <w:sz w:val="20"/>
+              </w:rPr>
+              <w:t>2.1</w:t>
+            </w:r>
+          </w:p>
+        </w:tc>
+      </w:tr>
+      <w:tr>
+        <w:tc>
+          <w:tcPr>
+            <w:tcW w:type="dxa" w:w="1728"/>
+          </w:tcPr>
+          <w:p>
+            <w:r>
+              <w:rPr>
+                <w:rFonts w:ascii="Times New Roman" w:hAnsi="Times New Roman"/>
+                <w:sz w:val="20"/>
+              </w:rPr>
+              <w:t>F1-score (new-shot, K=20)</w:t>
+            </w:r>
+          </w:p>
+        </w:tc>
+        <w:tc>
+          <w:tcPr>
+            <w:tcW w:type="dxa" w:w="1728"/>
+          </w:tcPr>
+          <w:p>
+            <w:r>
+              <w:rPr>
+                <w:rFonts w:ascii="Times New Roman" w:hAnsi="Times New Roman"/>
+                <w:sz w:val="20"/>
+              </w:rPr>
+              <w:t>≥ 0,80</w:t>
+            </w:r>
+          </w:p>
+        </w:tc>
+        <w:tc>
+          <w:tcPr>
+            <w:tcW w:type="dxa" w:w="1728"/>
+          </w:tcPr>
+          <w:p>
+            <w:r>
+              <w:rPr>
+                <w:rFonts w:ascii="Times New Roman" w:hAnsi="Times New Roman"/>
+                <w:sz w:val="20"/>
+              </w:rPr>
+              <w:t>Максимизировать</w:t>
+            </w:r>
+          </w:p>
+        </w:tc>
+        <w:tc>
+          <w:tcPr>
+            <w:tcW w:type="dxa" w:w="1728"/>
+          </w:tcPr>
+          <w:p>
+            <w:r>
+              <w:rPr>
+                <w:rFonts w:ascii="Times New Roman" w:hAnsi="Times New Roman"/>
+                <w:sz w:val="20"/>
+              </w:rPr>
+              <w:t>Few-shot адаптация</w:t>
+            </w:r>
+          </w:p>
+        </w:tc>
+        <w:tc>
+          <w:tcPr>
+            <w:tcW w:type="dxa" w:w="1728"/>
+          </w:tcPr>
+          <w:p>
+            <w:r>
+              <w:rPr>
+                <w:rFonts w:ascii="Times New Roman" w:hAnsi="Times New Roman"/>
+                <w:sz w:val="20"/>
+              </w:rPr>
+              <w:t>2.2</w:t>
+            </w:r>
+          </w:p>
+        </w:tc>
+      </w:tr>
+      <w:tr>
+        <w:tc>
+          <w:tcPr>
+            <w:tcW w:type="dxa" w:w="1728"/>
+          </w:tcPr>
+          <w:p>
+            <w:r>
+              <w:rPr>
+                <w:rFonts w:ascii="Times New Roman" w:hAnsi="Times New Roman"/>
+                <w:sz w:val="20"/>
+              </w:rPr>
+              <w:t>F1-score (new-shot, K=5)</w:t>
+            </w:r>
+          </w:p>
+        </w:tc>
+        <w:tc>
+          <w:tcPr>
+            <w:tcW w:type="dxa" w:w="1728"/>
+          </w:tcPr>
+          <w:p>
+            <w:r>
+              <w:rPr>
+                <w:rFonts w:ascii="Times New Roman" w:hAnsi="Times New Roman"/>
+                <w:sz w:val="20"/>
+              </w:rPr>
+              <w:t>≥ 0,70</w:t>
+            </w:r>
+          </w:p>
+        </w:tc>
+        <w:tc>
+          <w:tcPr>
+            <w:tcW w:type="dxa" w:w="1728"/>
+          </w:tcPr>
+          <w:p>
+            <w:r>
+              <w:rPr>
+                <w:rFonts w:ascii="Times New Roman" w:hAnsi="Times New Roman"/>
+                <w:sz w:val="20"/>
+              </w:rPr>
+              <w:t>Максимизировать</w:t>
+            </w:r>
+          </w:p>
+        </w:tc>
+        <w:tc>
+          <w:tcPr>
+            <w:tcW w:type="dxa" w:w="1728"/>
+          </w:tcPr>
+          <w:p>
+            <w:r>
+              <w:rPr>
+                <w:rFonts w:ascii="Times New Roman" w:hAnsi="Times New Roman"/>
+                <w:sz w:val="20"/>
+              </w:rPr>
+              <w:t>Few-shot адаптация</w:t>
+            </w:r>
+          </w:p>
+        </w:tc>
+        <w:tc>
+          <w:tcPr>
+            <w:tcW w:type="dxa" w:w="1728"/>
+          </w:tcPr>
+          <w:p>
+            <w:r>
+              <w:rPr>
+                <w:rFonts w:ascii="Times New Roman" w:hAnsi="Times New Roman"/>
+                <w:sz w:val="20"/>
+              </w:rPr>
+              <w:t>2.2</w:t>
+            </w:r>
+          </w:p>
+        </w:tc>
+      </w:tr>
+      <w:tr>
+        <w:tc>
+          <w:tcPr>
+            <w:tcW w:type="dxa" w:w="1728"/>
+          </w:tcPr>
+          <w:p>
+            <w:r>
+              <w:rPr>
+                <w:rFonts w:ascii="Times New Roman" w:hAnsi="Times New Roman"/>
+                <w:sz w:val="20"/>
+              </w:rPr>
+              <w:t>FAR (ложные тревоги)</w:t>
+            </w:r>
+          </w:p>
+        </w:tc>
+        <w:tc>
+          <w:tcPr>
+            <w:tcW w:type="dxa" w:w="1728"/>
+          </w:tcPr>
+          <w:p>
+            <w:r>
+              <w:rPr>
+                <w:rFonts w:ascii="Times New Roman" w:hAnsi="Times New Roman"/>
+                <w:sz w:val="20"/>
+              </w:rPr>
+              <w:t>≤ 5% / час</w:t>
+            </w:r>
+          </w:p>
+        </w:tc>
+        <w:tc>
+          <w:tcPr>
+            <w:tcW w:type="dxa" w:w="1728"/>
+          </w:tcPr>
+          <w:p>
+            <w:r>
+              <w:rPr>
+                <w:rFonts w:ascii="Times New Roman" w:hAnsi="Times New Roman"/>
+                <w:sz w:val="20"/>
+              </w:rPr>
+              <w:t>Минимизировать</w:t>
+            </w:r>
+          </w:p>
+        </w:tc>
+        <w:tc>
+          <w:tcPr>
+            <w:tcW w:type="dxa" w:w="1728"/>
+          </w:tcPr>
+          <w:p>
+            <w:r>
+              <w:rPr>
+                <w:rFonts w:ascii="Times New Roman" w:hAnsi="Times New Roman"/>
+                <w:sz w:val="20"/>
+              </w:rPr>
+              <w:t>Идентификация</w:t>
+            </w:r>
+          </w:p>
+        </w:tc>
+        <w:tc>
+          <w:tcPr>
+            <w:tcW w:type="dxa" w:w="1728"/>
+          </w:tcPr>
+          <w:p>
+            <w:r>
+              <w:rPr>
+                <w:rFonts w:ascii="Times New Roman" w:hAnsi="Times New Roman"/>
+                <w:sz w:val="20"/>
+              </w:rPr>
+              <w:t>2.3</w:t>
+            </w:r>
+          </w:p>
+        </w:tc>
+      </w:tr>
+      <w:tr>
+        <w:tc>
+          <w:tcPr>
+            <w:tcW w:type="dxa" w:w="1728"/>
+          </w:tcPr>
+          <w:p>
+            <w:r>
+              <w:rPr>
+                <w:rFonts w:ascii="Times New Roman" w:hAnsi="Times New Roman"/>
+                <w:sz w:val="20"/>
+              </w:rPr>
+              <w:t>RMSE азимута (DOA)</w:t>
+            </w:r>
+          </w:p>
+        </w:tc>
+        <w:tc>
+          <w:tcPr>
+            <w:tcW w:type="dxa" w:w="1728"/>
+          </w:tcPr>
+          <w:p>
+            <w:r>
+              <w:rPr>
+                <w:rFonts w:ascii="Times New Roman" w:hAnsi="Times New Roman"/>
+                <w:sz w:val="20"/>
+              </w:rPr>
+              <w:t>≤ 10°</w:t>
+            </w:r>
+          </w:p>
+        </w:tc>
+        <w:tc>
+          <w:tcPr>
+            <w:tcW w:type="dxa" w:w="1728"/>
+          </w:tcPr>
+          <w:p>
+            <w:r>
+              <w:rPr>
+                <w:rFonts w:ascii="Times New Roman" w:hAnsi="Times New Roman"/>
+                <w:sz w:val="20"/>
+              </w:rPr>
+              <w:t>Минимизировать</w:t>
+            </w:r>
+          </w:p>
+        </w:tc>
+        <w:tc>
+          <w:tcPr>
+            <w:tcW w:type="dxa" w:w="1728"/>
+          </w:tcPr>
+          <w:p>
+            <w:r>
+              <w:rPr>
+                <w:rFonts w:ascii="Times New Roman" w:hAnsi="Times New Roman"/>
+                <w:sz w:val="20"/>
+              </w:rPr>
+              <w:t>Локализация</w:t>
+            </w:r>
+          </w:p>
+        </w:tc>
+        <w:tc>
+          <w:tcPr>
+            <w:tcW w:type="dxa" w:w="1728"/>
+          </w:tcPr>
+          <w:p>
+            <w:r>
+              <w:rPr>
+                <w:rFonts w:ascii="Times New Roman" w:hAnsi="Times New Roman"/>
+                <w:sz w:val="20"/>
+              </w:rPr>
+              <w:t>1.1</w:t>
+            </w:r>
+          </w:p>
+        </w:tc>
+      </w:tr>
+      <w:tr>
+        <w:tc>
+          <w:tcPr>
+            <w:tcW w:type="dxa" w:w="1728"/>
+          </w:tcPr>
+          <w:p>
+            <w:r>
+              <w:rPr>
+                <w:rFonts w:ascii="Times New Roman" w:hAnsi="Times New Roman"/>
+                <w:sz w:val="20"/>
+              </w:rPr>
+              <w:t>Сквозная латентность</w:t>
+            </w:r>
+          </w:p>
+        </w:tc>
+        <w:tc>
+          <w:tcPr>
+            <w:tcW w:type="dxa" w:w="1728"/>
+          </w:tcPr>
+          <w:p>
+            <w:r>
+              <w:rPr>
+                <w:rFonts w:ascii="Times New Roman" w:hAnsi="Times New Roman"/>
+                <w:sz w:val="20"/>
+              </w:rPr>
+              <w:t>≤ 1 с</w:t>
+            </w:r>
+          </w:p>
+        </w:tc>
+        <w:tc>
+          <w:tcPr>
+            <w:tcW w:type="dxa" w:w="1728"/>
+          </w:tcPr>
+          <w:p>
+            <w:r>
+              <w:rPr>
+                <w:rFonts w:ascii="Times New Roman" w:hAnsi="Times New Roman"/>
+                <w:sz w:val="20"/>
+              </w:rPr>
+              <w:t>Ограничение</w:t>
+            </w:r>
+          </w:p>
+        </w:tc>
+        <w:tc>
+          <w:tcPr>
+            <w:tcW w:type="dxa" w:w="1728"/>
+          </w:tcPr>
+          <w:p>
+            <w:r>
+              <w:rPr>
+                <w:rFonts w:ascii="Times New Roman" w:hAnsi="Times New Roman"/>
+                <w:sz w:val="20"/>
+              </w:rPr>
+              <w:t>Реальное время</w:t>
+            </w:r>
+          </w:p>
+        </w:tc>
+        <w:tc>
+          <w:tcPr>
+            <w:tcW w:type="dxa" w:w="1728"/>
+          </w:tcPr>
+          <w:p>
+            <w:r>
+              <w:rPr>
+                <w:rFonts w:ascii="Times New Roman" w:hAnsi="Times New Roman"/>
+                <w:sz w:val="20"/>
+              </w:rPr>
+              <w:t>1.3</w:t>
+            </w:r>
+          </w:p>
+        </w:tc>
+      </w:tr>
+      <w:tr>
+        <w:tc>
+          <w:tcPr>
+            <w:tcW w:type="dxa" w:w="1728"/>
+          </w:tcPr>
+          <w:p>
+            <w:r>
+              <w:rPr>
+                <w:rFonts w:ascii="Times New Roman" w:hAnsi="Times New Roman"/>
+                <w:sz w:val="20"/>
+              </w:rPr>
+              <w:t>Стоимость аппаратуры</w:t>
+            </w:r>
+          </w:p>
+        </w:tc>
+        <w:tc>
+          <w:tcPr>
+            <w:tcW w:type="dxa" w:w="1728"/>
+          </w:tcPr>
+          <w:p>
+            <w:r>
+              <w:rPr>
+                <w:rFonts w:ascii="Times New Roman" w:hAnsi="Times New Roman"/>
+                <w:sz w:val="20"/>
+              </w:rPr>
+              <w:t>≤ $500</w:t>
+            </w:r>
+          </w:p>
+        </w:tc>
+        <w:tc>
+          <w:tcPr>
+            <w:tcW w:type="dxa" w:w="1728"/>
+          </w:tcPr>
+          <w:p>
+            <w:r>
+              <w:rPr>
+                <w:rFonts w:ascii="Times New Roman" w:hAnsi="Times New Roman"/>
+                <w:sz w:val="20"/>
+              </w:rPr>
+              <w:t>Ограничение</w:t>
+            </w:r>
+          </w:p>
+        </w:tc>
+        <w:tc>
+          <w:tcPr>
+            <w:tcW w:type="dxa" w:w="1728"/>
+          </w:tcPr>
+          <w:p>
+            <w:r>
+              <w:rPr>
+                <w:rFonts w:ascii="Times New Roman" w:hAnsi="Times New Roman"/>
+                <w:sz w:val="20"/>
+              </w:rPr>
+              <w:t>Доступность</w:t>
+            </w:r>
+          </w:p>
+        </w:tc>
+        <w:tc>
+          <w:tcPr>
+            <w:tcW w:type="dxa" w:w="1728"/>
+          </w:tcPr>
+          <w:p>
+            <w:r>
+              <w:rPr>
+                <w:rFonts w:ascii="Times New Roman" w:hAnsi="Times New Roman"/>
+                <w:sz w:val="20"/>
+              </w:rPr>
+              <w:t>3.1</w:t>
+            </w:r>
+          </w:p>
+        </w:tc>
+      </w:tr>
+      <w:tr>
+        <w:tc>
+          <w:tcPr>
+            <w:tcW w:type="dxa" w:w="1728"/>
+          </w:tcPr>
+          <w:p>
+            <w:r>
+              <w:rPr>
+                <w:rFonts w:ascii="Times New Roman" w:hAnsi="Times New Roman"/>
+                <w:sz w:val="20"/>
+              </w:rPr>
+              <w:t>Время добавления класса</w:t>
+            </w:r>
+          </w:p>
+        </w:tc>
+        <w:tc>
+          <w:tcPr>
+            <w:tcW w:type="dxa" w:w="1728"/>
+          </w:tcPr>
+          <w:p>
+            <w:r>
+              <w:rPr>
+                <w:rFonts w:ascii="Times New Roman" w:hAnsi="Times New Roman"/>
+                <w:sz w:val="20"/>
+              </w:rPr>
+              <w:t>≤ 10 мин</w:t>
+            </w:r>
+          </w:p>
+        </w:tc>
+        <w:tc>
+          <w:tcPr>
+            <w:tcW w:type="dxa" w:w="1728"/>
+          </w:tcPr>
+          <w:p>
+            <w:r>
+              <w:rPr>
+                <w:rFonts w:ascii="Times New Roman" w:hAnsi="Times New Roman"/>
+                <w:sz w:val="20"/>
+              </w:rPr>
+              <w:t>Ограничение</w:t>
+            </w:r>
+          </w:p>
+        </w:tc>
+        <w:tc>
+          <w:tcPr>
+            <w:tcW w:type="dxa" w:w="1728"/>
+          </w:tcPr>
+          <w:p>
+            <w:r>
+              <w:rPr>
+                <w:rFonts w:ascii="Times New Roman" w:hAnsi="Times New Roman"/>
+                <w:sz w:val="20"/>
+              </w:rPr>
+              <w:t>Few-shot адаптация</w:t>
+            </w:r>
+          </w:p>
+        </w:tc>
+        <w:tc>
+          <w:tcPr>
+            <w:tcW w:type="dxa" w:w="1728"/>
+          </w:tcPr>
+          <w:p>
+            <w:r>
+              <w:rPr>
+                <w:rFonts w:ascii="Times New Roman" w:hAnsi="Times New Roman"/>
+                <w:sz w:val="20"/>
+              </w:rPr>
+              <w:t>2.2</w:t>
+            </w:r>
+          </w:p>
+        </w:tc>
+      </w:tr>
+    </w:tbl>
+    <w:p/>
+    <w:p>
+      <w:pPr>
+        <w:spacing w:before="120" w:after="60"/>
+      </w:pPr>
+      <w:r>
+        <w:rPr>
+          <w:rFonts w:ascii="Times New Roman" w:hAnsi="Times New Roman"/>
+          <w:b/>
+          <w:sz w:val="24"/>
+        </w:rPr>
+        <w:t>Вывод</w:t>
+      </w:r>
+    </w:p>
+    <w:p>
+      <w:pPr>
+        <w:spacing w:after="80"/>
+      </w:pPr>
+      <w:r>
+        <w:rPr>
+          <w:rFonts w:ascii="Times New Roman" w:hAnsi="Times New Roman"/>
+          <w:b w:val="0"/>
+          <w:sz w:val="24"/>
+        </w:rPr>
+        <w:t>Сформированный набор из восьми критериев является адекватной количественной моделью целевого месива. Критерии F1-score, FAR и RMSE азимута подлежат оптимизации; латентность, стоимость и время добавления класса выступают ограничениями, нарушение которых делает решение неприемлемым вне зависимости от значений оптимизируемых критериев. Данный набор критериев будет использован на этапах генерирования и выбора альтернатив.</w:t>
+      </w:r>
+    </w:p>
+    <w:p>
+      <w:pPr>
+        <w:spacing w:before="240" w:after="120"/>
+      </w:pPr>
+      <w:r>
+        <w:rPr>
+          <w:rFonts w:ascii="Times New Roman" w:hAnsi="Times New Roman"/>
+          <w:b/>
+          <w:sz w:val="28"/>
+        </w:rPr>
+        <w:t>Этап восьмой. Экспериментальное исследование системы</w:t>
+      </w:r>
+    </w:p>
+    <w:p>
+      <w:pPr>
+        <w:spacing w:after="80"/>
+      </w:pPr>
+      <w:r>
+        <w:rPr>
+          <w:rFonts w:ascii="Times New Roman" w:hAnsi="Times New Roman"/>
+          <w:b w:val="0"/>
+          <w:sz w:val="24"/>
+        </w:rPr>
+        <w:t>По Тарасенко, эксперимент и модель находятся в едином итеративном цикле: модель определяет план эксперимента, результаты эксперимента дополняют и уточняют модель. Для акустической системы обнаружения этот цикл реализуется последовательно: начиная с теоретической модели (transfer learning + Prototypical Networks), проводятся эксперименты, результаты которых уточняют архитектуру и параметры конфигуратора.</w:t>
+      </w:r>
+    </w:p>
+    <w:p>
+      <w:pPr>
+        <w:spacing w:before="120" w:after="60"/>
+      </w:pPr>
+      <w:r>
+        <w:rPr>
+          <w:rFonts w:ascii="Times New Roman" w:hAnsi="Times New Roman"/>
+          <w:b/>
+          <w:sz w:val="24"/>
+        </w:rPr>
+        <w:t>8.1. Типы экспериментов</w:t>
+      </w:r>
+    </w:p>
+    <w:p>
+      <w:pPr>
+        <w:spacing w:after="80"/>
+      </w:pPr>
+      <w:r>
+        <w:rPr>
+          <w:rFonts w:ascii="Times New Roman" w:hAnsi="Times New Roman"/>
+          <w:b w:val="0"/>
+          <w:sz w:val="24"/>
+        </w:rPr>
+        <w:t>В исследовании применяются два типа экспериментов:</w:t>
+      </w:r>
+    </w:p>
+    <w:p>
+      <w:pPr>
+        <w:pStyle w:val="ListBullet"/>
+        <w:spacing w:after="40"/>
+        <w:ind w:left="432"/>
+      </w:pPr>
+      <w:r>
+        <w:rPr>
+          <w:rFonts w:ascii="Times New Roman" w:hAnsi="Times New Roman"/>
+          <w:b w:val="0"/>
+          <w:sz w:val="24"/>
+        </w:rPr>
+        <w:t>Пассивный эксперимент (наблюдение) — полевые записи реальных объектов (БПЛА, автомобили, птицы, самолёты) в естественных условиях без вмешательства в их поведение. Используются готовые датасеты: AIRA-UAS, MUADD, ESC-50, AudioSet. Шкала данных — номинальная (метка класса) и шкала отношений (амплитуда, частота).</w:t>
+      </w:r>
+    </w:p>
+    <w:p>
+      <w:pPr>
+        <w:pStyle w:val="ListBullet"/>
+        <w:spacing w:after="40"/>
+        <w:ind w:left="432"/>
+      </w:pPr>
+      <w:r>
+        <w:rPr>
+          <w:rFonts w:ascii="Times New Roman" w:hAnsi="Times New Roman"/>
+          <w:b w:val="0"/>
+          <w:sz w:val="24"/>
+        </w:rPr>
+        <w:t>Активный эксперимент (управляемый) — лабораторные испытания, в которых варьируются расстояние до объекта, азимут, уровень фонового шума и число предъявляемых примеров (K-shot). Позволяет изолировать влияние каждого фактора на точность идентификации и DOA-оценку.</w:t>
+      </w:r>
+    </w:p>
+    <w:p>
+      <w:pPr>
+        <w:spacing w:after="80"/>
+      </w:pPr>
+      <w:r>
+        <w:rPr>
+          <w:rFonts w:ascii="Times New Roman" w:hAnsi="Times New Roman"/>
+          <w:b w:val="0"/>
+          <w:sz w:val="24"/>
+        </w:rPr>
+        <w:t>Измерения носят преимущественно прямой характер (F1-score, угловая погрешность, латентность) и косвенный — качество эмбеддингов оценивается через метрику ближайшего прототипа в признаковом пространстве.</w:t>
+      </w:r>
+    </w:p>
+    <w:p>
+      <w:pPr>
+        <w:spacing w:before="120" w:after="60"/>
+      </w:pPr>
+      <w:r>
+        <w:rPr>
+          <w:rFonts w:ascii="Times New Roman" w:hAnsi="Times New Roman"/>
+          <w:b/>
+          <w:sz w:val="24"/>
+        </w:rPr>
+        <w:t>8.2. Измерительные шкалы</w:t>
+      </w:r>
+    </w:p>
+    <w:tbl>
+      <w:tblPr>
+        <w:tblStyle w:val="TableGrid"/>
+        <w:tblW w:type="auto" w:w="0"/>
+        <w:tblLook w:firstColumn="1" w:firstRow="1" w:lastColumn="0" w:lastRow="0" w:noHBand="0" w:noVBand="1" w:val="04A0"/>
+      </w:tblPr>
+      <w:tblGrid>
+        <w:gridCol w:w="2880"/>
+        <w:gridCol w:w="2880"/>
+        <w:gridCol w:w="2880"/>
+      </w:tblGrid>
+      <w:tr>
+        <w:tc>
+          <w:tcPr>
+            <w:tcW w:type="dxa" w:w="2880"/>
+          </w:tcPr>
+          <w:p>
+            <w:r>
+              <w:rPr>
+                <w:rFonts w:ascii="Times New Roman" w:hAnsi="Times New Roman"/>
+                <w:b/>
+                <w:sz w:val="22"/>
+              </w:rPr>
+              <w:t>Измеряемая величина</w:t>
+            </w:r>
+          </w:p>
+        </w:tc>
+        <w:tc>
+          <w:tcPr>
+            <w:tcW w:type="dxa" w:w="2880"/>
+          </w:tcPr>
+          <w:p>
+            <w:r>
+              <w:rPr>
+                <w:rFonts w:ascii="Times New Roman" w:hAnsi="Times New Roman"/>
+                <w:b/>
+                <w:sz w:val="22"/>
+              </w:rPr>
+              <w:t>Шкала (по Тарасенко)</w:t>
+            </w:r>
+          </w:p>
+        </w:tc>
+        <w:tc>
+          <w:tcPr>
+            <w:tcW w:type="dxa" w:w="2880"/>
+          </w:tcPr>
+          <w:p>
+            <w:r>
+              <w:rPr>
+                <w:rFonts w:ascii="Times New Roman" w:hAnsi="Times New Roman"/>
+                <w:b/>
+                <w:sz w:val="22"/>
+              </w:rPr>
+              <w:t>Допустимые операции</w:t>
+            </w:r>
+          </w:p>
+        </w:tc>
+      </w:tr>
+      <w:tr>
+        <w:tc>
+          <w:tcPr>
+            <w:tcW w:type="dxa" w:w="2880"/>
+          </w:tcPr>
+          <w:p>
+            <w:r>
+              <w:rPr>
+                <w:rFonts w:ascii="Times New Roman" w:hAnsi="Times New Roman"/>
+                <w:sz w:val="22"/>
+              </w:rPr>
+              <w:t>Метка класса объекта</w:t>
+            </w:r>
+          </w:p>
+        </w:tc>
+        <w:tc>
+          <w:tcPr>
+            <w:tcW w:type="dxa" w:w="2880"/>
+          </w:tcPr>
+          <w:p>
+            <w:r>
+              <w:rPr>
+                <w:rFonts w:ascii="Times New Roman" w:hAnsi="Times New Roman"/>
+                <w:sz w:val="22"/>
+              </w:rPr>
+              <w:t>Номинальная</w:t>
+            </w:r>
+          </w:p>
+        </w:tc>
+        <w:tc>
+          <w:tcPr>
+            <w:tcW w:type="dxa" w:w="2880"/>
+          </w:tcPr>
+          <w:p>
+            <w:r>
+              <w:rPr>
+                <w:rFonts w:ascii="Times New Roman" w:hAnsi="Times New Roman"/>
+                <w:sz w:val="22"/>
+              </w:rPr>
+              <w:t>Проверка совпадения, частоты</w:t>
+            </w:r>
+          </w:p>
+        </w:tc>
+      </w:tr>
+      <w:tr>
+        <w:tc>
+          <w:tcPr>
+            <w:tcW w:type="dxa" w:w="2880"/>
+          </w:tcPr>
+          <w:p>
+            <w:r>
+              <w:rPr>
+                <w:rFonts w:ascii="Times New Roman" w:hAnsi="Times New Roman"/>
+                <w:sz w:val="22"/>
+              </w:rPr>
+              <w:t>F1-score, Precision, Recall</w:t>
+            </w:r>
+          </w:p>
+        </w:tc>
+        <w:tc>
+          <w:tcPr>
+            <w:tcW w:type="dxa" w:w="2880"/>
+          </w:tcPr>
+          <w:p>
+            <w:r>
+              <w:rPr>
+                <w:rFonts w:ascii="Times New Roman" w:hAnsi="Times New Roman"/>
+                <w:sz w:val="22"/>
+              </w:rPr>
+              <w:t>Абсолютная</w:t>
+            </w:r>
+          </w:p>
+        </w:tc>
+        <w:tc>
+          <w:tcPr>
+            <w:tcW w:type="dxa" w:w="2880"/>
+          </w:tcPr>
+          <w:p>
+            <w:r>
+              <w:rPr>
+                <w:rFonts w:ascii="Times New Roman" w:hAnsi="Times New Roman"/>
+                <w:sz w:val="22"/>
+              </w:rPr>
+              <w:t>Все арифметические операции</w:t>
+            </w:r>
+          </w:p>
+        </w:tc>
+      </w:tr>
+      <w:tr>
+        <w:tc>
+          <w:tcPr>
+            <w:tcW w:type="dxa" w:w="2880"/>
+          </w:tcPr>
+          <w:p>
+            <w:r>
+              <w:rPr>
+                <w:rFonts w:ascii="Times New Roman" w:hAnsi="Times New Roman"/>
+                <w:sz w:val="22"/>
+              </w:rPr>
+              <w:t>Угловая погрешность DOA (°)</w:t>
+            </w:r>
+          </w:p>
+        </w:tc>
+        <w:tc>
+          <w:tcPr>
+            <w:tcW w:type="dxa" w:w="2880"/>
+          </w:tcPr>
+          <w:p>
+            <w:r>
+              <w:rPr>
+                <w:rFonts w:ascii="Times New Roman" w:hAnsi="Times New Roman"/>
+                <w:sz w:val="22"/>
+              </w:rPr>
+              <w:t>Шкала отношений</w:t>
+            </w:r>
+          </w:p>
+        </w:tc>
+        <w:tc>
+          <w:tcPr>
+            <w:tcW w:type="dxa" w:w="2880"/>
+          </w:tcPr>
+          <w:p>
+            <w:r>
+              <w:rPr>
+                <w:rFonts w:ascii="Times New Roman" w:hAnsi="Times New Roman"/>
+                <w:sz w:val="22"/>
+              </w:rPr>
+              <w:t>Все арифметические операции</w:t>
+            </w:r>
+          </w:p>
+        </w:tc>
+      </w:tr>
+      <w:tr>
+        <w:tc>
+          <w:tcPr>
+            <w:tcW w:type="dxa" w:w="2880"/>
+          </w:tcPr>
+          <w:p>
+            <w:r>
+              <w:rPr>
+                <w:rFonts w:ascii="Times New Roman" w:hAnsi="Times New Roman"/>
+                <w:sz w:val="22"/>
+              </w:rPr>
+              <w:t>Латентность (с)</w:t>
+            </w:r>
+          </w:p>
+        </w:tc>
+        <w:tc>
+          <w:tcPr>
+            <w:tcW w:type="dxa" w:w="2880"/>
+          </w:tcPr>
+          <w:p>
+            <w:r>
+              <w:rPr>
+                <w:rFonts w:ascii="Times New Roman" w:hAnsi="Times New Roman"/>
+                <w:sz w:val="22"/>
+              </w:rPr>
+              <w:t>Шкала отношений</w:t>
+            </w:r>
+          </w:p>
+        </w:tc>
+        <w:tc>
+          <w:tcPr>
+            <w:tcW w:type="dxa" w:w="2880"/>
+          </w:tcPr>
+          <w:p>
+            <w:r>
+              <w:rPr>
+                <w:rFonts w:ascii="Times New Roman" w:hAnsi="Times New Roman"/>
+                <w:sz w:val="22"/>
+              </w:rPr>
+              <w:t>Все арифметические операции</w:t>
+            </w:r>
+          </w:p>
+        </w:tc>
+      </w:tr>
+      <w:tr>
+        <w:tc>
+          <w:tcPr>
+            <w:tcW w:type="dxa" w:w="2880"/>
+          </w:tcPr>
+          <w:p>
+            <w:r>
+              <w:rPr>
+                <w:rFonts w:ascii="Times New Roman" w:hAnsi="Times New Roman"/>
+                <w:sz w:val="22"/>
+              </w:rPr>
+              <w:t>SNR (дБ)</w:t>
+            </w:r>
+          </w:p>
+        </w:tc>
+        <w:tc>
+          <w:tcPr>
+            <w:tcW w:type="dxa" w:w="2880"/>
+          </w:tcPr>
+          <w:p>
+            <w:r>
+              <w:rPr>
+                <w:rFonts w:ascii="Times New Roman" w:hAnsi="Times New Roman"/>
+                <w:sz w:val="22"/>
+              </w:rPr>
+              <w:t>Шкала интервалов</w:t>
+            </w:r>
+          </w:p>
+        </w:tc>
+        <w:tc>
+          <w:tcPr>
+            <w:tcW w:type="dxa" w:w="2880"/>
+          </w:tcPr>
+          <w:p>
+            <w:r>
+              <w:rPr>
+                <w:rFonts w:ascii="Times New Roman" w:hAnsi="Times New Roman"/>
+                <w:sz w:val="22"/>
+              </w:rPr>
+              <w:t>Разность ΔSNR; деление недопустимо (20дБ ≠ «вдвое»)</w:t>
+            </w:r>
+          </w:p>
+        </w:tc>
+      </w:tr>
+      <w:tr>
+        <w:tc>
+          <w:tcPr>
+            <w:tcW w:type="dxa" w:w="2880"/>
+          </w:tcPr>
+          <w:p>
+            <w:r>
+              <w:rPr>
+                <w:rFonts w:ascii="Times New Roman" w:hAnsi="Times New Roman"/>
+                <w:sz w:val="22"/>
+              </w:rPr>
+              <w:t>Уверенность классификатора</w:t>
+            </w:r>
+          </w:p>
+        </w:tc>
+        <w:tc>
+          <w:tcPr>
+            <w:tcW w:type="dxa" w:w="2880"/>
+          </w:tcPr>
+          <w:p>
+            <w:r>
+              <w:rPr>
+                <w:rFonts w:ascii="Times New Roman" w:hAnsi="Times New Roman"/>
+                <w:sz w:val="22"/>
+              </w:rPr>
+              <w:t>Абсолютная [0,1]</w:t>
+            </w:r>
+          </w:p>
+        </w:tc>
+        <w:tc>
+          <w:tcPr>
+            <w:tcW w:type="dxa" w:w="2880"/>
+          </w:tcPr>
+          <w:p>
+            <w:r>
+              <w:rPr>
+                <w:rFonts w:ascii="Times New Roman" w:hAnsi="Times New Roman"/>
+                <w:sz w:val="22"/>
+              </w:rPr>
+              <w:t>Все арифметические операции</w:t>
+            </w:r>
+          </w:p>
+        </w:tc>
+      </w:tr>
+      <w:tr>
+        <w:tc>
+          <w:tcPr>
+            <w:tcW w:type="dxa" w:w="2880"/>
+          </w:tcPr>
+          <w:p>
+            <w:r>
+              <w:rPr>
+                <w:rFonts w:ascii="Times New Roman" w:hAnsi="Times New Roman"/>
+                <w:sz w:val="22"/>
+              </w:rPr>
+              <w:t>Число примеров K (K-shot)</w:t>
+            </w:r>
+          </w:p>
+        </w:tc>
+        <w:tc>
+          <w:tcPr>
+            <w:tcW w:type="dxa" w:w="2880"/>
+          </w:tcPr>
+          <w:p>
+            <w:r>
+              <w:rPr>
+                <w:rFonts w:ascii="Times New Roman" w:hAnsi="Times New Roman"/>
+                <w:sz w:val="22"/>
+              </w:rPr>
+              <w:t>Шкала отношений</w:t>
+            </w:r>
+          </w:p>
+        </w:tc>
+        <w:tc>
+          <w:tcPr>
+            <w:tcW w:type="dxa" w:w="2880"/>
+          </w:tcPr>
+          <w:p>
+            <w:r>
+              <w:rPr>
+                <w:rFonts w:ascii="Times New Roman" w:hAnsi="Times New Roman"/>
+                <w:sz w:val="22"/>
+              </w:rPr>
+              <w:t>Все арифметические операции</w:t>
+            </w:r>
+          </w:p>
+        </w:tc>
+      </w:tr>
+    </w:tbl>
+    <w:p/>
+    <w:p>
+      <w:pPr>
+        <w:spacing w:before="120" w:after="60"/>
+      </w:pPr>
+      <w:r>
+        <w:rPr>
+          <w:rFonts w:ascii="Times New Roman" w:hAnsi="Times New Roman"/>
+          <w:b/>
+          <w:sz w:val="24"/>
+        </w:rPr>
+        <w:t>8.3. План экспериментов</w:t>
+      </w:r>
+    </w:p>
+    <w:p>
+      <w:pPr>
+        <w:spacing w:after="80"/>
+      </w:pPr>
+      <w:r>
+        <w:rPr>
+          <w:rFonts w:ascii="Times New Roman" w:hAnsi="Times New Roman"/>
+          <w:b w:val="0"/>
+          <w:sz w:val="24"/>
+        </w:rPr>
+        <w:t>Эксперименты выстроены по нарастающей сложности — от базовой линии до полного конвейера. Каждый результат уточняет модель для следующего шага.</w:t>
+      </w:r>
+    </w:p>
+    <w:p>
+      <w:pPr>
+        <w:spacing w:after="80"/>
+        <w:ind w:left="432"/>
+      </w:pPr>
+      <w:r>
+        <w:rPr>
+          <w:rFonts w:ascii="Times New Roman" w:hAnsi="Times New Roman"/>
+          <w:b w:val="0"/>
+          <w:sz w:val="24"/>
+        </w:rPr>
+        <w:t>Эксперимент 1. Базовая линия (SVM + MFCC)</w:t>
+      </w:r>
+    </w:p>
+    <w:p>
+      <w:pPr>
+        <w:pStyle w:val="ListBullet"/>
+        <w:spacing w:after="40"/>
+        <w:ind w:left="432"/>
+      </w:pPr>
+      <w:r>
+        <w:rPr>
+          <w:rFonts w:ascii="Times New Roman" w:hAnsi="Times New Roman"/>
+          <w:b w:val="0"/>
+          <w:sz w:val="24"/>
+        </w:rPr>
+        <w:t>Тип: активный, лабораторный.</w:t>
+      </w:r>
+    </w:p>
+    <w:p>
+      <w:pPr>
+        <w:pStyle w:val="ListBullet"/>
+        <w:spacing w:after="40"/>
+        <w:ind w:left="432"/>
+      </w:pPr>
+      <w:r>
+        <w:rPr>
+          <w:rFonts w:ascii="Times New Roman" w:hAnsi="Times New Roman"/>
+          <w:b w:val="0"/>
+          <w:sz w:val="24"/>
+        </w:rPr>
+        <w:t>Цель: установить нижнюю границу точности как эталон для сравнения с нейросетевыми методами.</w:t>
+      </w:r>
+    </w:p>
+    <w:p>
+      <w:pPr>
+        <w:pStyle w:val="ListBullet"/>
+        <w:spacing w:after="40"/>
+        <w:ind w:left="432"/>
+      </w:pPr>
+      <w:r>
+        <w:rPr>
+          <w:rFonts w:ascii="Times New Roman" w:hAnsi="Times New Roman"/>
+          <w:b w:val="0"/>
+          <w:sz w:val="24"/>
+        </w:rPr>
+        <w:t>Данные: AIRA-UAS + ESC-50, 5 классов, 80/20 train/test split.</w:t>
+      </w:r>
+    </w:p>
+    <w:p>
+      <w:pPr>
+        <w:pStyle w:val="ListBullet"/>
+        <w:spacing w:after="40"/>
+        <w:ind w:left="432"/>
+      </w:pPr>
+      <w:r>
+        <w:rPr>
+          <w:rFonts w:ascii="Times New Roman" w:hAnsi="Times New Roman"/>
+          <w:b w:val="0"/>
+          <w:sz w:val="24"/>
+        </w:rPr>
+        <w:t>Фиксируемые величины: F1-score, Precision, Recall, время инференса.</w:t>
+      </w:r>
+    </w:p>
+    <w:p>
+      <w:pPr>
+        <w:spacing w:after="80"/>
+        <w:ind w:left="432"/>
+      </w:pPr>
+      <w:r>
+        <w:rPr>
+          <w:rFonts w:ascii="Times New Roman" w:hAnsi="Times New Roman"/>
+          <w:b w:val="0"/>
+          <w:sz w:val="24"/>
+        </w:rPr>
+        <w:t>Эксперимент 2. Оценка качества эмбеддингов backbone (Transfer Learning)</w:t>
+      </w:r>
+    </w:p>
+    <w:p>
+      <w:pPr>
+        <w:pStyle w:val="ListBullet"/>
+        <w:spacing w:after="40"/>
+        <w:ind w:left="432"/>
+      </w:pPr>
+      <w:r>
+        <w:rPr>
+          <w:rFonts w:ascii="Times New Roman" w:hAnsi="Times New Roman"/>
+          <w:b w:val="0"/>
+          <w:sz w:val="24"/>
+        </w:rPr>
+        <w:t>Тип: активный, лабораторный.</w:t>
+      </w:r>
+    </w:p>
+    <w:p>
+      <w:pPr>
+        <w:pStyle w:val="ListBullet"/>
+        <w:spacing w:after="40"/>
+        <w:ind w:left="432"/>
+      </w:pPr>
+      <w:r>
+        <w:rPr>
+          <w:rFonts w:ascii="Times New Roman" w:hAnsi="Times New Roman"/>
+          <w:b w:val="0"/>
+          <w:sz w:val="24"/>
+        </w:rPr>
+        <w:t>Цель: сравнить признаковые пространства PANNs CNN14, YAMNet и BEATs для задачи акустической идентификации. Визуализация методом t-SNE.</w:t>
+      </w:r>
+    </w:p>
+    <w:p>
+      <w:pPr>
+        <w:pStyle w:val="ListBullet"/>
+        <w:spacing w:after="40"/>
+        <w:ind w:left="432"/>
+      </w:pPr>
+      <w:r>
+        <w:rPr>
+          <w:rFonts w:ascii="Times New Roman" w:hAnsi="Times New Roman"/>
+          <w:b w:val="0"/>
+          <w:sz w:val="24"/>
+        </w:rPr>
+        <w:t>Данные: AIRA-UAS + ESC-50 + UrbanSound8K.</w:t>
+      </w:r>
+    </w:p>
+    <w:p>
+      <w:pPr>
+        <w:pStyle w:val="ListBullet"/>
+        <w:spacing w:after="40"/>
+        <w:ind w:left="432"/>
+      </w:pPr>
+      <w:r>
+        <w:rPr>
+          <w:rFonts w:ascii="Times New Roman" w:hAnsi="Times New Roman"/>
+          <w:b w:val="0"/>
+          <w:sz w:val="24"/>
+        </w:rPr>
+        <w:t>Фиксируемые величины: межклассовое расстояние в эмбеддинговом пространстве, внутриклассовый разброс, F1-score линейного классификатора поверх замороженного backbone.</w:t>
+      </w:r>
+    </w:p>
+    <w:p>
+      <w:pPr>
+        <w:spacing w:after="80"/>
+        <w:ind w:left="432"/>
+      </w:pPr>
+      <w:r>
+        <w:rPr>
+          <w:rFonts w:ascii="Times New Roman" w:hAnsi="Times New Roman"/>
+          <w:b w:val="0"/>
+          <w:sz w:val="24"/>
+        </w:rPr>
+        <w:t>Эксперимент 3. Few-shot классификация (Prototypical Networks)</w:t>
+      </w:r>
+    </w:p>
+    <w:p>
+      <w:pPr>
+        <w:pStyle w:val="ListBullet"/>
+        <w:spacing w:after="40"/>
+        <w:ind w:left="432"/>
+      </w:pPr>
+      <w:r>
+        <w:rPr>
+          <w:rFonts w:ascii="Times New Roman" w:hAnsi="Times New Roman"/>
+          <w:b w:val="0"/>
+          <w:sz w:val="24"/>
+        </w:rPr>
+        <w:t>Тип: активный, лабораторный.</w:t>
+      </w:r>
+    </w:p>
+    <w:p>
+      <w:pPr>
+        <w:pStyle w:val="ListBullet"/>
+        <w:spacing w:after="40"/>
+        <w:ind w:left="432"/>
+      </w:pPr>
+      <w:r>
+        <w:rPr>
+          <w:rFonts w:ascii="Times New Roman" w:hAnsi="Times New Roman"/>
+          <w:b w:val="0"/>
+          <w:sz w:val="24"/>
+        </w:rPr>
+        <w:t>Цель: оценить зависимость F1-score от числа примеров K при добавлении нового класса.</w:t>
+      </w:r>
+    </w:p>
+    <w:p>
+      <w:pPr>
+        <w:pStyle w:val="ListBullet"/>
+        <w:spacing w:after="40"/>
+        <w:ind w:left="432"/>
+      </w:pPr>
+      <w:r>
+        <w:rPr>
+          <w:rFonts w:ascii="Times New Roman" w:hAnsi="Times New Roman"/>
+          <w:b w:val="0"/>
+          <w:sz w:val="24"/>
+        </w:rPr>
+        <w:t>Параметры варьирования: K ∈ {1, 5, 10, 20}, число классов N_way ∈ {5, 10}.</w:t>
+      </w:r>
+    </w:p>
+    <w:p>
+      <w:pPr>
+        <w:pStyle w:val="ListBullet"/>
+        <w:spacing w:after="40"/>
+        <w:ind w:left="432"/>
+      </w:pPr>
+      <w:r>
+        <w:rPr>
+          <w:rFonts w:ascii="Times New Roman" w:hAnsi="Times New Roman"/>
+          <w:b w:val="0"/>
+          <w:sz w:val="24"/>
+        </w:rPr>
+        <w:t>Данные: мета-обучение на ESC-50 + UrbanSound8K; тестирование — новые классы из AIRA-UAS / MUADD.</w:t>
+      </w:r>
+    </w:p>
+    <w:p>
+      <w:pPr>
+        <w:pStyle w:val="ListBullet"/>
+        <w:spacing w:after="40"/>
+        <w:ind w:left="432"/>
+      </w:pPr>
+      <w:r>
+        <w:rPr>
+          <w:rFonts w:ascii="Times New Roman" w:hAnsi="Times New Roman"/>
+          <w:b w:val="0"/>
+          <w:sz w:val="24"/>
+        </w:rPr>
+        <w:t>Фиксируемые величины: F1-score нового класса при каждом K, время добавления класса.</w:t>
+      </w:r>
+    </w:p>
+    <w:p>
+      <w:pPr>
+        <w:spacing w:after="80"/>
+        <w:ind w:left="432"/>
+      </w:pPr>
+      <w:r>
+        <w:rPr>
+          <w:rFonts w:ascii="Times New Roman" w:hAnsi="Times New Roman"/>
+          <w:b w:val="0"/>
+          <w:sz w:val="24"/>
+        </w:rPr>
+        <w:t>Эксперимент 4. Точность DOA-оценки (SRP-PHAT)</w:t>
+      </w:r>
+    </w:p>
+    <w:p>
+      <w:pPr>
+        <w:pStyle w:val="ListBullet"/>
+        <w:spacing w:after="40"/>
+        <w:ind w:left="432"/>
+      </w:pPr>
+      <w:r>
+        <w:rPr>
+          <w:rFonts w:ascii="Times New Roman" w:hAnsi="Times New Roman"/>
+          <w:b w:val="0"/>
+          <w:sz w:val="24"/>
+        </w:rPr>
+        <w:t>Тип: активный, полевой.</w:t>
+      </w:r>
+    </w:p>
+    <w:p>
+      <w:pPr>
+        <w:pStyle w:val="ListBullet"/>
+        <w:spacing w:after="40"/>
+        <w:ind w:left="432"/>
+      </w:pPr>
+      <w:r>
+        <w:rPr>
+          <w:rFonts w:ascii="Times New Roman" w:hAnsi="Times New Roman"/>
+          <w:b w:val="0"/>
+          <w:sz w:val="24"/>
+        </w:rPr>
+        <w:t>Цель: измерить угловую погрешность RMSE_θ при разных конфигурациях массива и расстояниях.</w:t>
+      </w:r>
+    </w:p>
+    <w:p>
+      <w:pPr>
+        <w:pStyle w:val="ListBullet"/>
+        <w:spacing w:after="40"/>
+        <w:ind w:left="432"/>
+      </w:pPr>
+      <w:r>
+        <w:rPr>
+          <w:rFonts w:ascii="Times New Roman" w:hAnsi="Times New Roman"/>
+          <w:b w:val="0"/>
+          <w:sz w:val="24"/>
+        </w:rPr>
+        <w:t>Параметры варьирования: число микрофонов M ∈ {4, 6}, форма массива (линейная / круговая), расстояние до источника ∈ {10, 20, 30, 50} м, азимут ∈ {0°, 45°, 90°, 180°, 270°}.</w:t>
+      </w:r>
+    </w:p>
+    <w:p>
+      <w:pPr>
+        <w:pStyle w:val="ListBullet"/>
+        <w:spacing w:after="40"/>
+        <w:ind w:left="432"/>
+      </w:pPr>
+      <w:r>
+        <w:rPr>
+          <w:rFonts w:ascii="Times New Roman" w:hAnsi="Times New Roman"/>
+          <w:b w:val="0"/>
+          <w:sz w:val="24"/>
+        </w:rPr>
+        <w:t>Фиксируемые величины: RMSE_θ (градусы), SNR сигнала.</w:t>
+      </w:r>
+    </w:p>
+    <w:p>
+      <w:pPr>
+        <w:spacing w:after="80"/>
+        <w:ind w:left="432"/>
+      </w:pPr>
+      <w:r>
+        <w:rPr>
+          <w:rFonts w:ascii="Times New Roman" w:hAnsi="Times New Roman"/>
+          <w:b w:val="0"/>
+          <w:sz w:val="24"/>
+        </w:rPr>
+        <w:t>Эксперимент 5. Сквозная латентность на edge-устройстве</w:t>
+      </w:r>
+    </w:p>
+    <w:p>
+      <w:pPr>
+        <w:pStyle w:val="ListBullet"/>
+        <w:spacing w:after="40"/>
+        <w:ind w:left="432"/>
+      </w:pPr>
+      <w:r>
+        <w:rPr>
+          <w:rFonts w:ascii="Times New Roman" w:hAnsi="Times New Roman"/>
+          <w:b w:val="0"/>
+          <w:sz w:val="24"/>
+        </w:rPr>
+        <w:t>Тип: активный, лабораторный.</w:t>
+      </w:r>
+    </w:p>
+    <w:p>
+      <w:pPr>
+        <w:pStyle w:val="ListBullet"/>
+        <w:spacing w:after="40"/>
+        <w:ind w:left="432"/>
+      </w:pPr>
+      <w:r>
+        <w:rPr>
+          <w:rFonts w:ascii="Times New Roman" w:hAnsi="Times New Roman"/>
+          <w:b w:val="0"/>
+          <w:sz w:val="24"/>
+        </w:rPr>
+        <w:t>Цель: измерить полную задержку конвейера на Raspberry Pi 5 при штатной нагрузке.</w:t>
+      </w:r>
+    </w:p>
+    <w:p>
+      <w:pPr>
+        <w:pStyle w:val="ListBullet"/>
+        <w:spacing w:after="40"/>
+        <w:ind w:left="432"/>
+      </w:pPr>
+      <w:r>
+        <w:rPr>
+          <w:rFonts w:ascii="Times New Roman" w:hAnsi="Times New Roman"/>
+          <w:b w:val="0"/>
+          <w:sz w:val="24"/>
+        </w:rPr>
+        <w:t>Измерение: 100 последовательных фреймов, среднее и 95-й перцентиль задержки.</w:t>
+      </w:r>
+    </w:p>
+    <w:p>
+      <w:pPr>
+        <w:pStyle w:val="ListBullet"/>
+        <w:spacing w:after="40"/>
+        <w:ind w:left="432"/>
+      </w:pPr>
+      <w:r>
+        <w:rPr>
+          <w:rFonts w:ascii="Times New Roman" w:hAnsi="Times New Roman"/>
+          <w:b w:val="0"/>
+          <w:sz w:val="24"/>
+        </w:rPr>
+        <w:t>Фиксируемые величины: L_DOA, L_features, L_inference, L_total (секунды).</w:t>
+      </w:r>
+    </w:p>
+    <w:p>
+      <w:pPr>
+        <w:spacing w:before="120" w:after="60"/>
+      </w:pPr>
+      <w:r>
+        <w:rPr>
+          <w:rFonts w:ascii="Times New Roman" w:hAnsi="Times New Roman"/>
+          <w:b/>
+          <w:sz w:val="24"/>
+        </w:rPr>
+        <w:t>8.4. Методы обработки данных</w:t>
+      </w:r>
+    </w:p>
+    <w:p>
+      <w:pPr>
+        <w:spacing w:after="80"/>
+      </w:pPr>
+      <w:r>
+        <w:rPr>
+          <w:rFonts w:ascii="Times New Roman" w:hAnsi="Times New Roman"/>
+          <w:b w:val="0"/>
+          <w:sz w:val="24"/>
+        </w:rPr>
+        <w:t>По Тарасенко, для каждой измерительной шкалы существует свой набор допустимых операций обработки. Применение недопустимой операции даёт бессмысленный результат. Для каждого эксперимента указаны допустимые методы:</w:t>
+      </w:r>
+    </w:p>
+    <w:p>
+      <w:pPr>
+        <w:spacing w:after="80"/>
+      </w:pPr>
+      <w:r>
+        <w:rPr>
+          <w:rFonts w:ascii="Times New Roman" w:hAnsi="Times New Roman"/>
+          <w:b w:val="0"/>
+          <w:sz w:val="24"/>
+        </w:rPr>
+        <w:t>Номинальная шкала (метка класса):</w:t>
+      </w:r>
+    </w:p>
+    <w:p>
+      <w:pPr>
+        <w:pStyle w:val="ListBullet"/>
+        <w:spacing w:after="40"/>
+        <w:ind w:left="432"/>
+      </w:pPr>
+      <w:r>
+        <w:rPr>
+          <w:rFonts w:ascii="Times New Roman" w:hAnsi="Times New Roman"/>
+          <w:b w:val="0"/>
+          <w:sz w:val="24"/>
+        </w:rPr>
+        <w:t>Допустимо: подсчёт частот, вычисление моды (наиболее частый класс), χ²-тест для проверки независимости классификаций.</w:t>
+      </w:r>
+    </w:p>
+    <w:p>
+      <w:pPr>
+        <w:pStyle w:val="ListBullet"/>
+        <w:spacing w:after="40"/>
+        <w:ind w:left="432"/>
+      </w:pPr>
+      <w:r>
+        <w:rPr>
+          <w:rFonts w:ascii="Times New Roman" w:hAnsi="Times New Roman"/>
+          <w:b w:val="0"/>
+          <w:sz w:val="24"/>
+        </w:rPr>
+        <w:t>Недопустимо: вычисление среднего, суммирование меток.</w:t>
+      </w:r>
+    </w:p>
+    <w:p>
+      <w:pPr>
+        <w:pStyle w:val="ListBullet"/>
+        <w:spacing w:after="40"/>
+        <w:ind w:left="432"/>
+      </w:pPr>
+      <w:r>
+        <w:rPr>
+          <w:rFonts w:ascii="Times New Roman" w:hAnsi="Times New Roman"/>
+          <w:b w:val="0"/>
+          <w:sz w:val="24"/>
+        </w:rPr>
+        <w:t>Применение: матрица ошибок (confusion matrix), расчёт F1, Precision, Recall.</w:t>
+      </w:r>
+    </w:p>
+    <w:p>
+      <w:pPr>
+        <w:spacing w:after="80"/>
+      </w:pPr>
+      <w:r>
+        <w:rPr>
+          <w:rFonts w:ascii="Times New Roman" w:hAnsi="Times New Roman"/>
+          <w:b w:val="0"/>
+          <w:sz w:val="24"/>
+        </w:rPr>
+        <w:t>Шкала отношений (угловая погрешность, латентность, K_shot):</w:t>
+      </w:r>
+    </w:p>
+    <w:p>
+      <w:pPr>
+        <w:pStyle w:val="ListBullet"/>
+        <w:spacing w:after="40"/>
+        <w:ind w:left="432"/>
+      </w:pPr>
+      <w:r>
+        <w:rPr>
+          <w:rFonts w:ascii="Times New Roman" w:hAnsi="Times New Roman"/>
+          <w:b w:val="0"/>
+          <w:sz w:val="24"/>
+        </w:rPr>
+        <w:t>Допустимо: все арифметические операции, среднее, дисперсия, RMSE, процентили.</w:t>
+      </w:r>
+    </w:p>
+    <w:p>
+      <w:pPr>
+        <w:pStyle w:val="ListBullet"/>
+        <w:spacing w:after="40"/>
+        <w:ind w:left="432"/>
+      </w:pPr>
+      <w:r>
+        <w:rPr>
+          <w:rFonts w:ascii="Times New Roman" w:hAnsi="Times New Roman"/>
+          <w:b w:val="0"/>
+          <w:sz w:val="24"/>
+        </w:rPr>
+        <w:t>Применение: RMSE_θ для DOA, среднее и 95-й перцентиль латентности, сравнение F1 при разных K-shot.</w:t>
+      </w:r>
+    </w:p>
+    <w:p>
+      <w:pPr>
+        <w:spacing w:after="80"/>
+      </w:pPr>
+      <w:r>
+        <w:rPr>
+          <w:rFonts w:ascii="Times New Roman" w:hAnsi="Times New Roman"/>
+          <w:b w:val="0"/>
+          <w:sz w:val="24"/>
+        </w:rPr>
+        <w:t>Шкала интервалов (SNR в дБ):</w:t>
+      </w:r>
+    </w:p>
+    <w:p>
+      <w:pPr>
+        <w:pStyle w:val="ListBullet"/>
+        <w:spacing w:after="40"/>
+        <w:ind w:left="432"/>
+      </w:pPr>
+      <w:r>
+        <w:rPr>
+          <w:rFonts w:ascii="Times New Roman" w:hAnsi="Times New Roman"/>
+          <w:b w:val="0"/>
+          <w:sz w:val="24"/>
+        </w:rPr>
+        <w:t>Пояснение: SNR измеряется в дБ (десятичный логарифм отношения мощностей). Логарифмическая шкала дБ является шкалой интервалов — нуль условный (0 дБ означает равные мощности, а не отсутствие сигнала). Если бы SNR измерялся как линейное отношение мощностей, это была бы шкала отношений.</w:t>
+      </w:r>
+    </w:p>
+    <w:p>
+      <w:pPr>
+        <w:pStyle w:val="ListBullet"/>
+        <w:spacing w:after="40"/>
+        <w:ind w:left="432"/>
+      </w:pPr>
+      <w:r>
+        <w:rPr>
+          <w:rFonts w:ascii="Times New Roman" w:hAnsi="Times New Roman"/>
+          <w:b w:val="0"/>
+          <w:sz w:val="24"/>
+        </w:rPr>
+        <w:t>Допустимо: разность значений (Δ SNR = SNR_1 − SNR_2), ранговые методы, критерий Уилкоксона.</w:t>
+      </w:r>
+    </w:p>
+    <w:p>
+      <w:pPr>
+        <w:pStyle w:val="ListBullet"/>
+        <w:spacing w:after="40"/>
+        <w:ind w:left="432"/>
+      </w:pPr>
+      <w:r>
+        <w:rPr>
+          <w:rFonts w:ascii="Times New Roman" w:hAnsi="Times New Roman"/>
+          <w:b w:val="0"/>
+          <w:sz w:val="24"/>
+        </w:rPr>
+        <w:t>Недопустимо: утверждение «SNR 20 дБ вдвое лучше SNR 10 дБ» — бессмысленно в шкале интервалов.</w:t>
+      </w:r>
+    </w:p>
+    <w:p>
+      <w:pPr>
+        <w:pStyle w:val="ListBullet"/>
+        <w:spacing w:after="40"/>
+        <w:ind w:left="432"/>
+      </w:pPr>
+      <w:r>
+        <w:rPr>
+          <w:rFonts w:ascii="Times New Roman" w:hAnsi="Times New Roman"/>
+          <w:b w:val="0"/>
+          <w:sz w:val="24"/>
+        </w:rPr>
+        <w:t>Применение: анализ зависимости F1 от Δ SNR между условиями (тихая среда vs. городской шум).</w:t>
+      </w:r>
+    </w:p>
+    <w:p>
+      <w:pPr>
+        <w:spacing w:after="80"/>
+      </w:pPr>
+      <w:r>
+        <w:rPr>
+          <w:rFonts w:ascii="Times New Roman" w:hAnsi="Times New Roman"/>
+          <w:b w:val="0"/>
+          <w:sz w:val="24"/>
+        </w:rPr>
+        <w:t>Абсолютная шкала (F1, Precision, Recall, confidence ∈ [0,1]):</w:t>
+      </w:r>
+    </w:p>
+    <w:p>
+      <w:pPr>
+        <w:pStyle w:val="ListBullet"/>
+        <w:spacing w:after="40"/>
+        <w:ind w:left="432"/>
+      </w:pPr>
+      <w:r>
+        <w:rPr>
+          <w:rFonts w:ascii="Times New Roman" w:hAnsi="Times New Roman"/>
+          <w:b w:val="0"/>
+          <w:sz w:val="24"/>
+        </w:rPr>
+        <w:t>Допустимо: все операции, включая логарифм, показатель степени, тригонометрические функции.</w:t>
+      </w:r>
+    </w:p>
+    <w:p>
+      <w:pPr>
+        <w:pStyle w:val="ListBullet"/>
+        <w:spacing w:after="40"/>
+        <w:ind w:left="432"/>
+      </w:pPr>
+      <w:r>
+        <w:rPr>
+          <w:rFonts w:ascii="Times New Roman" w:hAnsi="Times New Roman"/>
+          <w:b w:val="0"/>
+          <w:sz w:val="24"/>
+        </w:rPr>
+        <w:t>Применение: взвешенный F1, ROC-AUC, построение кривых P-R.</w:t>
+      </w:r>
+    </w:p>
+    <w:p>
+      <w:pPr>
+        <w:spacing w:before="120" w:after="60"/>
+      </w:pPr>
+      <w:r>
+        <w:rPr>
+          <w:rFonts w:ascii="Times New Roman" w:hAnsi="Times New Roman"/>
+          <w:b/>
+          <w:sz w:val="24"/>
+        </w:rPr>
+        <w:t>8.5. Протокол наблюдений</w:t>
+      </w:r>
+    </w:p>
+    <w:p>
+      <w:pPr>
+        <w:spacing w:after="80"/>
+      </w:pPr>
+      <w:r>
+        <w:rPr>
+          <w:rFonts w:ascii="Times New Roman" w:hAnsi="Times New Roman"/>
+          <w:b w:val="0"/>
+          <w:sz w:val="24"/>
+        </w:rPr>
+        <w:t>По Тарасенко, протокол должен проектироваться до начала эксперимента — модель определяет наблюдение, а не наоборот. Ниже приведён шаблон протокола для каждого из 5 запланированных экспериментов.</w:t>
+      </w:r>
+    </w:p>
+    <w:p>
+      <w:pPr>
+        <w:spacing w:after="80"/>
+      </w:pPr>
+      <w:r>
+        <w:rPr>
+          <w:rFonts w:ascii="Times New Roman" w:hAnsi="Times New Roman"/>
+          <w:b w:val="0"/>
+          <w:sz w:val="24"/>
+        </w:rPr>
+        <w:t>Обязательные поля (фиксируются для каждого опыта):</w:t>
+      </w:r>
+    </w:p>
+    <w:p>
+      <w:pPr>
+        <w:pStyle w:val="ListBullet"/>
+        <w:spacing w:after="40"/>
+        <w:ind w:left="432"/>
+      </w:pPr>
+      <w:r>
+        <w:rPr>
+          <w:rFonts w:ascii="Times New Roman" w:hAnsi="Times New Roman"/>
+          <w:b w:val="0"/>
+          <w:sz w:val="24"/>
+        </w:rPr>
+        <w:t>Дата и время проведения; имя исследователя; номер эксперимента.</w:t>
+      </w:r>
+    </w:p>
+    <w:p>
+      <w:pPr>
+        <w:pStyle w:val="ListBullet"/>
+        <w:spacing w:after="40"/>
+        <w:ind w:left="432"/>
+      </w:pPr>
+      <w:r>
+        <w:rPr>
+          <w:rFonts w:ascii="Times New Roman" w:hAnsi="Times New Roman"/>
+          <w:b w:val="0"/>
+          <w:sz w:val="24"/>
+        </w:rPr>
+        <w:t>Условия среды: температура воздуха (°C), уровень фонового шума L_фон (дБА), наличие осадков/ветра.</w:t>
+      </w:r>
+    </w:p>
+    <w:p>
+      <w:pPr>
+        <w:pStyle w:val="ListBullet"/>
+        <w:spacing w:after="40"/>
+        <w:ind w:left="432"/>
+      </w:pPr>
+      <w:r>
+        <w:rPr>
+          <w:rFonts w:ascii="Times New Roman" w:hAnsi="Times New Roman"/>
+          <w:b w:val="0"/>
+          <w:sz w:val="24"/>
+        </w:rPr>
+        <w:t>Значения варьируемых параметров с указанием шкалы: K_shot (шкала отношений), расстояние до источника (м, шкала отношений), азимут (°, шкала отношений), уровень добавленного шума ΔSNR (дБ, шкала интервалов).</w:t>
+      </w:r>
+    </w:p>
+    <w:p>
+      <w:pPr>
+        <w:pStyle w:val="ListBullet"/>
+        <w:spacing w:after="40"/>
+        <w:ind w:left="432"/>
+      </w:pPr>
+      <w:r>
+        <w:rPr>
+          <w:rFonts w:ascii="Times New Roman" w:hAnsi="Times New Roman"/>
+          <w:b w:val="0"/>
+          <w:sz w:val="24"/>
+        </w:rPr>
+        <w:t>Тип объекта: метка класса (номинальная шкала); для эксперимента 1–3 — «дрон», «самолёт», «птица», «автомобиль», «фон».</w:t>
+      </w:r>
+    </w:p>
+    <w:p>
+      <w:pPr>
+        <w:spacing w:after="80"/>
+      </w:pPr>
+      <w:r>
+        <w:rPr>
+          <w:rFonts w:ascii="Times New Roman" w:hAnsi="Times New Roman"/>
+          <w:b w:val="0"/>
+          <w:sz w:val="24"/>
+        </w:rPr>
+        <w:t>Измеряемые величины и допустимые операции:</w:t>
+      </w:r>
+    </w:p>
+    <w:p>
+      <w:pPr>
+        <w:pStyle w:val="ListBullet"/>
+        <w:spacing w:after="40"/>
+        <w:ind w:left="432"/>
+      </w:pPr>
+      <w:r>
+        <w:rPr>
+          <w:rFonts w:ascii="Times New Roman" w:hAnsi="Times New Roman"/>
+          <w:b w:val="0"/>
+          <w:sz w:val="24"/>
+        </w:rPr>
+        <w:t>Эксп. 1–3: F1-score, Precision, Recall (абсолютная шкала, все операции); confusion matrix (номинальная, частоты/доля).</w:t>
+      </w:r>
+    </w:p>
+    <w:p>
+      <w:pPr>
+        <w:pStyle w:val="ListBullet"/>
+        <w:spacing w:after="40"/>
+        <w:ind w:left="432"/>
+      </w:pPr>
+      <w:r>
+        <w:rPr>
+          <w:rFonts w:ascii="Times New Roman" w:hAnsi="Times New Roman"/>
+          <w:b w:val="0"/>
+          <w:sz w:val="24"/>
+        </w:rPr>
+        <w:t>Эксп. 4: RMSE_θ (шкала отношений, среднее/дисперсия/RMSE); SNR_поля (шкала интервалов, разность).</w:t>
+      </w:r>
+    </w:p>
+    <w:p>
+      <w:pPr>
+        <w:pStyle w:val="ListBullet"/>
+        <w:spacing w:after="40"/>
+        <w:ind w:left="432"/>
+      </w:pPr>
+      <w:r>
+        <w:rPr>
+          <w:rFonts w:ascii="Times New Roman" w:hAnsi="Times New Roman"/>
+          <w:b w:val="0"/>
+          <w:sz w:val="24"/>
+        </w:rPr>
+        <w:t>Эксп. 5: L_DOA, L_features, L_inference, L_total (шкала отношений, среднее, 95-й перцентиль).</w:t>
+      </w:r>
+    </w:p>
+    <w:p>
+      <w:pPr>
+        <w:spacing w:after="80"/>
+      </w:pPr>
+      <w:r>
+        <w:rPr>
+          <w:rFonts w:ascii="Times New Roman" w:hAnsi="Times New Roman"/>
+          <w:b w:val="0"/>
+          <w:sz w:val="24"/>
+        </w:rPr>
+        <w:t>Завершающая запись в протоколе:</w:t>
+      </w:r>
+    </w:p>
+    <w:p>
+      <w:pPr>
+        <w:pStyle w:val="ListBullet"/>
+        <w:spacing w:after="40"/>
+        <w:ind w:left="432"/>
+      </w:pPr>
+      <w:r>
+        <w:rPr>
+          <w:rFonts w:ascii="Times New Roman" w:hAnsi="Times New Roman"/>
+          <w:b w:val="0"/>
+          <w:sz w:val="24"/>
+        </w:rPr>
+        <w:t>Вывод о соответствии измеренного значения целевому критерию этапа 7: «выполнен» / «нарушен».</w:t>
+      </w:r>
+    </w:p>
+    <w:p>
+      <w:pPr>
+        <w:pStyle w:val="ListBullet"/>
+        <w:spacing w:after="40"/>
+        <w:ind w:left="432"/>
+      </w:pPr>
+      <w:r>
+        <w:rPr>
+          <w:rFonts w:ascii="Times New Roman" w:hAnsi="Times New Roman"/>
+          <w:b w:val="0"/>
+          <w:sz w:val="24"/>
+        </w:rPr>
+        <w:t>Если критерий нарушен — предлагаемое изменение управляемого параметра для следующего опыта.</w:t>
+      </w:r>
+    </w:p>
+    <w:p>
+      <w:pPr>
+        <w:spacing w:before="120" w:after="60"/>
+      </w:pPr>
+      <w:r>
+        <w:rPr>
+          <w:rFonts w:ascii="Times New Roman" w:hAnsi="Times New Roman"/>
+          <w:b/>
+          <w:sz w:val="24"/>
+        </w:rPr>
+        <w:t>Вывод</w:t>
+      </w:r>
+    </w:p>
+    <w:p>
+      <w:pPr>
+        <w:spacing w:after="80"/>
+      </w:pPr>
+      <w:r>
+        <w:rPr>
+          <w:rFonts w:ascii="Times New Roman" w:hAnsi="Times New Roman"/>
+          <w:b w:val="0"/>
+          <w:sz w:val="24"/>
+        </w:rPr>
+        <w:t>Спланированная система из пяти экспериментов охватывает все критерии, определённые на этапе 7. Каждый эксперимент уточняет модель для следующего: результаты экспериментов 1–2 определяют выбор backbone, эксперимент 3 — параметры few-shot головы, эксперимент 4 — геометрию массива, эксперимент 5 — необходимость квантизации модели для соблюдения ограничения по латентности. Для каждой измеряемой величины определена допустимая шкала и методы обработки, что исключает содержательные ошибки при интерпретации результатов.</w:t>
+      </w:r>
+    </w:p>
+    <w:p>
+      <w:pPr>
+        <w:spacing w:before="240" w:after="120"/>
+      </w:pPr>
+      <w:r>
+        <w:rPr>
+          <w:rFonts w:ascii="Times New Roman" w:hAnsi="Times New Roman"/>
+          <w:b/>
+          <w:sz w:val="28"/>
+        </w:rPr>
+        <w:t>Этап девятый. Построение и усовершенствование моделей</w:t>
+      </w:r>
+    </w:p>
+    <w:p>
+      <w:pPr>
+        <w:spacing w:after="80"/>
+      </w:pPr>
+      <w:r>
+        <w:rPr>
+          <w:rFonts w:ascii="Times New Roman" w:hAnsi="Times New Roman"/>
+          <w:b w:val="0"/>
+          <w:sz w:val="24"/>
+        </w:rPr>
+        <w:t>По Тарасенко, модель строится на всём протяжении системного анализа: каждый этап добавляет в неё новую информацию. Путь модели — от «мягкого» вербального описания через формализованное к количественному. На данном этапе систематизируются модели, используемые в проектируемой системе, разделяются управляемые и неуправляемые факторы, и производится идентификация ключевых параметров.</w:t>
+      </w:r>
+    </w:p>
+    <w:p>
+      <w:pPr>
+        <w:spacing w:before="120" w:after="60"/>
+      </w:pPr>
+      <w:r>
+        <w:rPr>
+          <w:rFonts w:ascii="Times New Roman" w:hAnsi="Times New Roman"/>
+          <w:b/>
+          <w:sz w:val="24"/>
+        </w:rPr>
+        <w:t>9.1. Уровни моделирования (чёрный ящик → состав → структура)</w:t>
+      </w:r>
+    </w:p>
+    <w:p>
+      <w:pPr>
+        <w:spacing w:after="80"/>
+      </w:pPr>
+      <w:r>
+        <w:rPr>
+          <w:rFonts w:ascii="Times New Roman" w:hAnsi="Times New Roman"/>
+          <w:b w:val="0"/>
+          <w:sz w:val="24"/>
+        </w:rPr>
+        <w:t>Уровень 1 — модель «чёрного ящика»:</w:t>
+      </w:r>
+    </w:p>
+    <w:p>
+      <w:pPr>
+        <w:pStyle w:val="ListBullet"/>
+        <w:spacing w:after="40"/>
+        <w:ind w:left="432"/>
+      </w:pPr>
+      <w:r>
+        <w:rPr>
+          <w:rFonts w:ascii="Times New Roman" w:hAnsi="Times New Roman"/>
+          <w:b w:val="0"/>
+          <w:sz w:val="24"/>
+        </w:rPr>
+        <w:t>Вход X: многоканальный аудиосигнал с M микрофонов (сырые отсчёты, 44 100 Гц).</w:t>
+      </w:r>
+    </w:p>
+    <w:p>
+      <w:pPr>
+        <w:pStyle w:val="ListBullet"/>
+        <w:spacing w:after="40"/>
+        <w:ind w:left="432"/>
+      </w:pPr>
+      <w:r>
+        <w:rPr>
+          <w:rFonts w:ascii="Times New Roman" w:hAnsi="Times New Roman"/>
+          <w:b w:val="0"/>
+          <w:sz w:val="24"/>
+        </w:rPr>
+        <w:t>Выход Y: пара (θ, c, p) — азимут θ (°), класс объекта c, уверенность p ∈ [0, 1].</w:t>
+      </w:r>
+    </w:p>
+    <w:p>
+      <w:pPr>
+        <w:pStyle w:val="ListBullet"/>
+        <w:spacing w:after="40"/>
+        <w:ind w:left="432"/>
+      </w:pPr>
+      <w:r>
+        <w:rPr>
+          <w:rFonts w:ascii="Times New Roman" w:hAnsi="Times New Roman"/>
+          <w:b w:val="0"/>
+          <w:sz w:val="24"/>
+        </w:rPr>
+        <w:t>Функция системы: Y = F(X). На этом уровне внутреннее устройство не раскрывается.</w:t>
+      </w:r>
+    </w:p>
+    <w:p>
+      <w:pPr>
+        <w:spacing w:after="80"/>
+      </w:pPr>
+      <w:r>
+        <w:rPr>
+          <w:rFonts w:ascii="Times New Roman" w:hAnsi="Times New Roman"/>
+          <w:b w:val="0"/>
+          <w:sz w:val="24"/>
+        </w:rPr>
+        <w:t>Уровень 2 — модель состава (декомпозиция на подсистемы):</w:t>
+      </w:r>
+    </w:p>
+    <w:p>
+      <w:pPr>
+        <w:pStyle w:val="ListBullet"/>
+        <w:spacing w:after="40"/>
+        <w:ind w:left="432"/>
+      </w:pPr>
+      <w:r>
+        <w:rPr>
+          <w:rFonts w:ascii="Times New Roman" w:hAnsi="Times New Roman"/>
+          <w:b w:val="0"/>
+          <w:sz w:val="24"/>
+        </w:rPr>
+        <w:t>Подсистема захвата и буферизации аудио.</w:t>
+      </w:r>
+    </w:p>
+    <w:p>
+      <w:pPr>
+        <w:pStyle w:val="ListBullet"/>
+        <w:spacing w:after="40"/>
+        <w:ind w:left="432"/>
+      </w:pPr>
+      <w:r>
+        <w:rPr>
+          <w:rFonts w:ascii="Times New Roman" w:hAnsi="Times New Roman"/>
+          <w:b w:val="0"/>
+          <w:sz w:val="24"/>
+        </w:rPr>
+        <w:t>Подсистема пространственной обработки (DOA-оценка).</w:t>
+      </w:r>
+    </w:p>
+    <w:p>
+      <w:pPr>
+        <w:pStyle w:val="ListBullet"/>
+        <w:spacing w:after="40"/>
+        <w:ind w:left="432"/>
+      </w:pPr>
+      <w:r>
+        <w:rPr>
+          <w:rFonts w:ascii="Times New Roman" w:hAnsi="Times New Roman"/>
+          <w:b w:val="0"/>
+          <w:sz w:val="24"/>
+        </w:rPr>
+        <w:t>Подсистема извлечения признаков (мел-спектрограмма).</w:t>
+      </w:r>
+    </w:p>
+    <w:p>
+      <w:pPr>
+        <w:pStyle w:val="ListBullet"/>
+        <w:spacing w:after="40"/>
+        <w:ind w:left="432"/>
+      </w:pPr>
+      <w:r>
+        <w:rPr>
+          <w:rFonts w:ascii="Times New Roman" w:hAnsi="Times New Roman"/>
+          <w:b w:val="0"/>
+          <w:sz w:val="24"/>
+        </w:rPr>
+        <w:t>Подсистема идентификации (backbone + few-shot классификатор).</w:t>
+      </w:r>
+    </w:p>
+    <w:p>
+      <w:pPr>
+        <w:pStyle w:val="ListBullet"/>
+        <w:spacing w:after="40"/>
+        <w:ind w:left="432"/>
+      </w:pPr>
+      <w:r>
+        <w:rPr>
+          <w:rFonts w:ascii="Times New Roman" w:hAnsi="Times New Roman"/>
+          <w:b w:val="0"/>
+          <w:sz w:val="24"/>
+        </w:rPr>
+        <w:t>Подсистема вывода результата (карта / интерфейс оператора).</w:t>
+      </w:r>
+    </w:p>
+    <w:p>
+      <w:pPr>
+        <w:spacing w:after="80"/>
+      </w:pPr>
+      <w:r>
+        <w:rPr>
+          <w:rFonts w:ascii="Times New Roman" w:hAnsi="Times New Roman"/>
+          <w:b w:val="0"/>
+          <w:sz w:val="24"/>
+        </w:rPr>
+        <w:t>Уровень 3 — модель структуры (связи между подсистемами):</w:t>
+      </w:r>
+    </w:p>
+    <w:p>
+      <w:pPr>
+        <w:spacing w:after="120"/>
+        <w:ind w:left="576"/>
+      </w:pPr>
+      <w:r>
+        <w:rPr>
+          <w:rFonts w:ascii="Courier New" w:hAnsi="Courier New"/>
+          <w:sz w:val="20"/>
+        </w:rPr>
+        <w:t>Многоканальное аудио (M каналов)</w:t>
+        <w:br/>
+        <w:t xml:space="preserve">         ↓</w:t>
+        <w:br/>
+        <w:t xml:space="preserve">  [DOA: SRP-PHAT]  →  азимут θ</w:t>
+        <w:br/>
+        <w:t xml:space="preserve">         ↓</w:t>
+        <w:br/>
+        <w:t xml:space="preserve">  [Мел-спектрограмма]  (128 полос, dB)</w:t>
+        <w:br/>
+        <w:t xml:space="preserve">         ↓</w:t>
+        <w:br/>
+        <w:t xml:space="preserve">  [Backbone: PANNs CNN14]  →  эмбеддинг (512-dim)</w:t>
+        <w:br/>
+        <w:t xml:space="preserve">         ↓</w:t>
+        <w:br/>
+        <w:t xml:space="preserve">  [Prototypical Net]  →  класс c, уверенность p</w:t>
+        <w:br/>
+        <w:t xml:space="preserve">         ↓</w:t>
+        <w:br/>
+        <w:t xml:space="preserve">  Вывод: (θ, c, p) на карту в реальном времени</w:t>
+      </w:r>
+    </w:p>
+    <w:p>
+      <w:pPr>
+        <w:spacing w:before="120" w:after="60"/>
+      </w:pPr>
+      <w:r>
+        <w:rPr>
+          <w:rFonts w:ascii="Times New Roman" w:hAnsi="Times New Roman"/>
+          <w:b/>
+          <w:sz w:val="24"/>
+        </w:rPr>
+        <w:t>9.2. Управляемые и неуправляемые факторы</w:t>
+      </w:r>
+    </w:p>
+    <w:p>
+      <w:pPr>
+        <w:spacing w:after="80"/>
+      </w:pPr>
+      <w:r>
+        <w:rPr>
+          <w:rFonts w:ascii="Times New Roman" w:hAnsi="Times New Roman"/>
+          <w:b w:val="0"/>
+          <w:sz w:val="24"/>
+        </w:rPr>
+        <w:t>Управляемые факторы (параметры конфигуратора, этап 5):</w:t>
+      </w:r>
+    </w:p>
+    <w:p>
+      <w:pPr>
+        <w:pStyle w:val="ListBullet"/>
+        <w:spacing w:after="40"/>
+        <w:ind w:left="432"/>
+      </w:pPr>
+      <w:r>
+        <w:rPr>
+          <w:rFonts w:ascii="Times New Roman" w:hAnsi="Times New Roman"/>
+          <w:b w:val="0"/>
+          <w:sz w:val="24"/>
+        </w:rPr>
+        <w:t>Число и расположение микрофонов (M, d, форма массива).</w:t>
+      </w:r>
+    </w:p>
+    <w:p>
+      <w:pPr>
+        <w:pStyle w:val="ListBullet"/>
+        <w:spacing w:after="40"/>
+        <w:ind w:left="432"/>
+      </w:pPr>
+      <w:r>
+        <w:rPr>
+          <w:rFonts w:ascii="Times New Roman" w:hAnsi="Times New Roman"/>
+          <w:b w:val="0"/>
+          <w:sz w:val="24"/>
+        </w:rPr>
+        <w:t>Параметры FFT и мел-спектрограммы (N_fft, M_mel, Fs).</w:t>
+      </w:r>
+    </w:p>
+    <w:p>
+      <w:pPr>
+        <w:pStyle w:val="ListBullet"/>
+        <w:spacing w:after="40"/>
+        <w:ind w:left="432"/>
+      </w:pPr>
+      <w:r>
+        <w:rPr>
+          <w:rFonts w:ascii="Times New Roman" w:hAnsi="Times New Roman"/>
+          <w:b w:val="0"/>
+          <w:sz w:val="24"/>
+        </w:rPr>
+        <w:t>Архитектура и степень заморозки backbone.</w:t>
+      </w:r>
+    </w:p>
+    <w:p>
+      <w:pPr>
+        <w:pStyle w:val="ListBullet"/>
+        <w:spacing w:after="40"/>
+        <w:ind w:left="432"/>
+      </w:pPr>
+      <w:r>
+        <w:rPr>
+          <w:rFonts w:ascii="Times New Roman" w:hAnsi="Times New Roman"/>
+          <w:b w:val="0"/>
+          <w:sz w:val="24"/>
+        </w:rPr>
+        <w:t>Число примеров K_shot и порог уверенности τ.</w:t>
+      </w:r>
+    </w:p>
+    <w:p>
+      <w:pPr>
+        <w:spacing w:after="80"/>
+      </w:pPr>
+      <w:r>
+        <w:rPr>
+          <w:rFonts w:ascii="Times New Roman" w:hAnsi="Times New Roman"/>
+          <w:b w:val="0"/>
+          <w:sz w:val="24"/>
+        </w:rPr>
+        <w:t>Неуправляемые факторы (условия окружающей среды):</w:t>
+      </w:r>
+    </w:p>
+    <w:p>
+      <w:pPr>
+        <w:pStyle w:val="ListBullet"/>
+        <w:spacing w:after="40"/>
+        <w:ind w:left="432"/>
+      </w:pPr>
+      <w:r>
+        <w:rPr>
+          <w:rFonts w:ascii="Times New Roman" w:hAnsi="Times New Roman"/>
+          <w:b w:val="0"/>
+          <w:sz w:val="24"/>
+        </w:rPr>
+        <w:t>Уровень фонового шума (ветер, транспорт, осадки) — влияет на SNR.</w:t>
+      </w:r>
+    </w:p>
+    <w:p>
+      <w:pPr>
+        <w:pStyle w:val="ListBullet"/>
+        <w:spacing w:after="40"/>
+        <w:ind w:left="432"/>
+      </w:pPr>
+      <w:r>
+        <w:rPr>
+          <w:rFonts w:ascii="Times New Roman" w:hAnsi="Times New Roman"/>
+          <w:b w:val="0"/>
+          <w:sz w:val="24"/>
+        </w:rPr>
+        <w:t>Скорость и траектория движения объекта — изменяет акустическую сигнатуру.</w:t>
+      </w:r>
+    </w:p>
+    <w:p>
+      <w:pPr>
+        <w:pStyle w:val="ListBullet"/>
+        <w:spacing w:after="40"/>
+        <w:ind w:left="432"/>
+      </w:pPr>
+      <w:r>
+        <w:rPr>
+          <w:rFonts w:ascii="Times New Roman" w:hAnsi="Times New Roman"/>
+          <w:b w:val="0"/>
+          <w:sz w:val="24"/>
+        </w:rPr>
+        <w:t>Температура и влажность воздуха — меняют скорость звука и дальность обнаружения.</w:t>
+      </w:r>
+    </w:p>
+    <w:p>
+      <w:pPr>
+        <w:spacing w:after="80"/>
+      </w:pPr>
+      <w:r>
+        <w:rPr>
+          <w:rFonts w:ascii="Times New Roman" w:hAnsi="Times New Roman"/>
+          <w:b w:val="0"/>
+          <w:sz w:val="24"/>
+        </w:rPr>
+        <w:t>Ряд неуправляемых факторов может быть частично переведён в управляемые: влияние фонового шума компенсируется аугментацией данных и beamforming-подавлением шума; влияние скорости объекта — включением дельта-признаков в мел-спектрограмму.</w:t>
+      </w:r>
+    </w:p>
+    <w:p>
+      <w:pPr>
+        <w:spacing w:before="120" w:after="60"/>
+      </w:pPr>
+      <w:r>
+        <w:rPr>
+          <w:rFonts w:ascii="Times New Roman" w:hAnsi="Times New Roman"/>
+          <w:b/>
+          <w:sz w:val="24"/>
+        </w:rPr>
+        <w:t>9.3. Количественные модели компонентов</w:t>
+      </w:r>
+    </w:p>
+    <w:p>
+      <w:pPr>
+        <w:spacing w:after="80"/>
+      </w:pPr>
+      <w:r>
+        <w:rPr>
+          <w:rFonts w:ascii="Times New Roman" w:hAnsi="Times New Roman"/>
+          <w:b w:val="0"/>
+          <w:sz w:val="24"/>
+        </w:rPr>
+        <w:t>Модель 1. DOA-оценка (SRP-PHAT)</w:t>
+      </w:r>
+    </w:p>
+    <w:p>
+      <w:pPr>
+        <w:spacing w:after="80"/>
+        <w:ind w:left="432"/>
+      </w:pPr>
+      <w:r>
+        <w:rPr>
+          <w:rFonts w:ascii="Times New Roman" w:hAnsi="Times New Roman"/>
+          <w:b w:val="0"/>
+          <w:sz w:val="24"/>
+        </w:rPr>
+        <w:t>Оценка азимута методом обобщённой кросс-корреляции с фазовым преобразованием:</w:t>
+      </w:r>
+    </w:p>
+    <w:p>
+      <w:pPr>
+        <w:ind w:left="720"/>
+      </w:pPr>
+      <w:r>
+        <w:rPr>
+          <w:rFonts w:ascii="Courier New" w:hAnsi="Courier New"/>
+          <w:sz w:val="22"/>
+        </w:rPr>
+        <w:t>θ* = argmax_θ  Σ_{i&lt;j}  GCC-PHAT(x_i, x_j, τ_ij(θ))</w:t>
+      </w:r>
+    </w:p>
+    <w:p>
+      <w:pPr>
+        <w:spacing w:after="80"/>
+        <w:ind w:left="432"/>
+      </w:pPr>
+      <w:r>
+        <w:rPr>
+          <w:rFonts w:ascii="Times New Roman" w:hAnsi="Times New Roman"/>
+          <w:b w:val="0"/>
+          <w:sz w:val="24"/>
+        </w:rPr>
+        <w:t>где τ_ij(θ) — теоретическая задержка между микрофонами i и j при направлении θ.</w:t>
+      </w:r>
+    </w:p>
+    <w:p>
+      <w:pPr>
+        <w:spacing w:after="80"/>
+        <w:ind w:left="432"/>
+      </w:pPr>
+      <w:r>
+        <w:rPr>
+          <w:rFonts w:ascii="Times New Roman" w:hAnsi="Times New Roman"/>
+          <w:b w:val="0"/>
+          <w:sz w:val="24"/>
+        </w:rPr>
+        <w:t>Управляемые параметры: M, d. Неуправляемые: скорость звука c (зависит от температуры).</w:t>
+      </w:r>
+    </w:p>
+    <w:p>
+      <w:pPr>
+        <w:spacing w:after="80"/>
+      </w:pPr>
+      <w:r>
+        <w:rPr>
+          <w:rFonts w:ascii="Times New Roman" w:hAnsi="Times New Roman"/>
+          <w:b w:val="0"/>
+          <w:sz w:val="24"/>
+        </w:rPr>
+        <w:t>Модель 2. Акустические признаки (мел-спектрограмма)</w:t>
+      </w:r>
+    </w:p>
+    <w:p>
+      <w:pPr>
+        <w:spacing w:after="80"/>
+        <w:ind w:left="432"/>
+      </w:pPr>
+      <w:r>
+        <w:rPr>
+          <w:rFonts w:ascii="Times New Roman" w:hAnsi="Times New Roman"/>
+          <w:b w:val="0"/>
+          <w:sz w:val="24"/>
+        </w:rPr>
+        <w:t>Преобразование аудиосигнала в двумерное представление:</w:t>
+      </w:r>
+    </w:p>
+    <w:p>
+      <w:pPr>
+        <w:ind w:left="720"/>
+      </w:pPr>
+      <w:r>
+        <w:rPr>
+          <w:rFonts w:ascii="Courier New" w:hAnsi="Courier New"/>
+          <w:sz w:val="22"/>
+        </w:rPr>
+        <w:t>S[m, t] = log( |STFT(x)[m, t]|² · H_mel[m] )</w:t>
+      </w:r>
+    </w:p>
+    <w:p>
+      <w:pPr>
+        <w:spacing w:after="80"/>
+        <w:ind w:left="432"/>
+      </w:pPr>
+      <w:r>
+        <w:rPr>
+          <w:rFonts w:ascii="Times New Roman" w:hAnsi="Times New Roman"/>
+          <w:b w:val="0"/>
+          <w:sz w:val="24"/>
+        </w:rPr>
+        <w:t>где H_mel — банк мел-фильтров (M_mel = 128). Вход для backbone — тензор S ∈ R^{128×T}.</w:t>
+      </w:r>
+    </w:p>
+    <w:p>
+      <w:pPr>
+        <w:spacing w:after="80"/>
+      </w:pPr>
+      <w:r>
+        <w:rPr>
+          <w:rFonts w:ascii="Times New Roman" w:hAnsi="Times New Roman"/>
+          <w:b w:val="0"/>
+          <w:sz w:val="24"/>
+        </w:rPr>
+        <w:t>Модель 3. Backbone — извлечение эмбеддинга (Transfer Learning)</w:t>
+      </w:r>
+    </w:p>
+    <w:p>
+      <w:pPr>
+        <w:spacing w:after="80"/>
+        <w:ind w:left="432"/>
+      </w:pPr>
+      <w:r>
+        <w:rPr>
+          <w:rFonts w:ascii="Times New Roman" w:hAnsi="Times New Roman"/>
+          <w:b w:val="0"/>
+          <w:sz w:val="24"/>
+        </w:rPr>
+        <w:t>Предобученная нейросеть отображает спектрограмму в признаковое пространство:</w:t>
+      </w:r>
+    </w:p>
+    <w:p>
+      <w:pPr>
+        <w:ind w:left="720"/>
+      </w:pPr>
+      <w:r>
+        <w:rPr>
+          <w:rFonts w:ascii="Courier New" w:hAnsi="Courier New"/>
+          <w:sz w:val="22"/>
+        </w:rPr>
+        <w:t>e = f_backbone(S),  e ∈ R^{512}</w:t>
+      </w:r>
+    </w:p>
+    <w:p>
+      <w:pPr>
+        <w:spacing w:after="80"/>
+        <w:ind w:left="432"/>
+      </w:pPr>
+      <w:r>
+        <w:rPr>
+          <w:rFonts w:ascii="Times New Roman" w:hAnsi="Times New Roman"/>
+          <w:b w:val="0"/>
+          <w:sz w:val="24"/>
+        </w:rPr>
+        <w:t>Веса backbone предобучены на AudioSet (527 классов, 2M+ записей). Идентификация модели: выбор оптимальной глубины разморозки (fine-tune последних N слоёв).</w:t>
+      </w:r>
+    </w:p>
+    <w:p>
+      <w:pPr>
+        <w:spacing w:after="80"/>
+      </w:pPr>
+      <w:r>
+        <w:rPr>
+          <w:rFonts w:ascii="Times New Roman" w:hAnsi="Times New Roman"/>
+          <w:b w:val="0"/>
+          <w:sz w:val="24"/>
+        </w:rPr>
+        <w:t>Модель 4. Few-shot классификатор (Prototypical Networks)</w:t>
+      </w:r>
+    </w:p>
+    <w:p>
+      <w:pPr>
+        <w:spacing w:after="80"/>
+        <w:ind w:left="432"/>
+      </w:pPr>
+      <w:r>
+        <w:rPr>
+          <w:rFonts w:ascii="Times New Roman" w:hAnsi="Times New Roman"/>
+          <w:b w:val="0"/>
+          <w:sz w:val="24"/>
+        </w:rPr>
+        <w:t>Прототип класса c — среднее эмбеддингов K опорных примеров:</w:t>
+      </w:r>
+    </w:p>
+    <w:p>
+      <w:pPr>
+        <w:ind w:left="720"/>
+      </w:pPr>
+      <w:r>
+        <w:rPr>
+          <w:rFonts w:ascii="Courier New" w:hAnsi="Courier New"/>
+          <w:sz w:val="22"/>
+        </w:rPr>
+        <w:t>p_c = (1/K) · Σ_{k=1}^{K} f_backbone(S_k^c)</w:t>
+      </w:r>
+    </w:p>
+    <w:p>
+      <w:pPr>
+        <w:spacing w:after="80"/>
+        <w:ind w:left="432"/>
+      </w:pPr>
+      <w:r>
+        <w:rPr>
+          <w:rFonts w:ascii="Times New Roman" w:hAnsi="Times New Roman"/>
+          <w:b w:val="0"/>
+          <w:sz w:val="24"/>
+        </w:rPr>
+        <w:t>Классификация запроса по ближайшему прототипу (косинусное расстояние):</w:t>
+      </w:r>
+    </w:p>
+    <w:p>
+      <w:pPr>
+        <w:ind w:left="720"/>
+      </w:pPr>
+      <w:r>
+        <w:rPr>
+          <w:rFonts w:ascii="Courier New" w:hAnsi="Courier New"/>
+          <w:sz w:val="22"/>
+        </w:rPr>
+        <w:t>ĉ = argmin_c  d(f_backbone(S_q), p_c)</w:t>
+      </w:r>
+    </w:p>
+    <w:p>
+      <w:pPr>
+        <w:spacing w:after="80"/>
+        <w:ind w:left="432"/>
+      </w:pPr>
+      <w:r>
+        <w:rPr>
+          <w:rFonts w:ascii="Times New Roman" w:hAnsi="Times New Roman"/>
+          <w:b w:val="0"/>
+          <w:sz w:val="24"/>
+        </w:rPr>
+        <w:t>Управляемые параметры модели: K_shot, метрика d(·,·). Модель содержит минимум параметров — следуя принципу Акоффа о предпочтительности простых моделей.</w:t>
+      </w:r>
+    </w:p>
+    <w:p>
+      <w:pPr>
+        <w:spacing w:before="120" w:after="60"/>
+      </w:pPr>
+      <w:r>
+        <w:rPr>
+          <w:rFonts w:ascii="Times New Roman" w:hAnsi="Times New Roman"/>
+          <w:b/>
+          <w:sz w:val="24"/>
+        </w:rPr>
+        <w:t>9.4. Идентификация моделей</w:t>
+      </w:r>
+    </w:p>
+    <w:p>
+      <w:pPr>
+        <w:spacing w:after="80"/>
+      </w:pPr>
+      <w:r>
+        <w:rPr>
+          <w:rFonts w:ascii="Times New Roman" w:hAnsi="Times New Roman"/>
+          <w:b w:val="0"/>
+          <w:sz w:val="24"/>
+        </w:rPr>
+        <w:t>Идентификация — подбор параметров, при которых теоретические предсказания наилучшим образом согласуются с экспериментальными данными (этап 8):</w:t>
+      </w:r>
+    </w:p>
+    <w:tbl>
+      <w:tblPr>
+        <w:tblStyle w:val="TableGrid"/>
+        <w:tblW w:type="auto" w:w="0"/>
+        <w:tblLook w:firstColumn="1" w:firstRow="1" w:lastColumn="0" w:lastRow="0" w:noHBand="0" w:noVBand="1" w:val="04A0"/>
+      </w:tblPr>
+      <w:tblGrid>
+        <w:gridCol w:w="2880"/>
+        <w:gridCol w:w="2880"/>
+        <w:gridCol w:w="2880"/>
+      </w:tblGrid>
+      <w:tr>
+        <w:tc>
+          <w:tcPr>
+            <w:tcW w:type="dxa" w:w="2880"/>
+          </w:tcPr>
+          <w:p>
+            <w:r>
+              <w:rPr>
+                <w:rFonts w:ascii="Times New Roman" w:hAnsi="Times New Roman"/>
+                <w:b/>
+                <w:sz w:val="22"/>
+              </w:rPr>
+              <w:t>Модель</w:t>
+            </w:r>
+          </w:p>
+        </w:tc>
+        <w:tc>
+          <w:tcPr>
+            <w:tcW w:type="dxa" w:w="2880"/>
+          </w:tcPr>
+          <w:p>
+            <w:r>
+              <w:rPr>
+                <w:rFonts w:ascii="Times New Roman" w:hAnsi="Times New Roman"/>
+                <w:b/>
+                <w:sz w:val="22"/>
+              </w:rPr>
+              <w:t>Идентифицируемые параметры</w:t>
+            </w:r>
+          </w:p>
+        </w:tc>
+        <w:tc>
+          <w:tcPr>
+            <w:tcW w:type="dxa" w:w="2880"/>
+          </w:tcPr>
+          <w:p>
+            <w:r>
+              <w:rPr>
+                <w:rFonts w:ascii="Times New Roman" w:hAnsi="Times New Roman"/>
+                <w:b/>
+                <w:sz w:val="22"/>
+              </w:rPr>
+              <w:t>Критерий качества</w:t>
+            </w:r>
+          </w:p>
+        </w:tc>
+      </w:tr>
+      <w:tr>
+        <w:tc>
+          <w:tcPr>
+            <w:tcW w:type="dxa" w:w="2880"/>
+          </w:tcPr>
+          <w:p>
+            <w:r>
+              <w:rPr>
+                <w:rFonts w:ascii="Times New Roman" w:hAnsi="Times New Roman"/>
+                <w:sz w:val="22"/>
+              </w:rPr>
+              <w:t>DOA (SRP-PHAT)</w:t>
+            </w:r>
+          </w:p>
+        </w:tc>
+        <w:tc>
+          <w:tcPr>
+            <w:tcW w:type="dxa" w:w="2880"/>
+          </w:tcPr>
+          <w:p>
+            <w:r>
+              <w:rPr>
+                <w:rFonts w:ascii="Times New Roman" w:hAnsi="Times New Roman"/>
+                <w:sz w:val="22"/>
+              </w:rPr>
+              <w:t>M, d, форма массива, Δθ</w:t>
+            </w:r>
+          </w:p>
+        </w:tc>
+        <w:tc>
+          <w:tcPr>
+            <w:tcW w:type="dxa" w:w="2880"/>
+          </w:tcPr>
+          <w:p>
+            <w:r>
+              <w:rPr>
+                <w:rFonts w:ascii="Times New Roman" w:hAnsi="Times New Roman"/>
+                <w:sz w:val="22"/>
+              </w:rPr>
+              <w:t>RMSE_θ (минимизировать)</w:t>
+            </w:r>
+          </w:p>
+        </w:tc>
+      </w:tr>
+      <w:tr>
+        <w:tc>
+          <w:tcPr>
+            <w:tcW w:type="dxa" w:w="2880"/>
+          </w:tcPr>
+          <w:p>
+            <w:r>
+              <w:rPr>
+                <w:rFonts w:ascii="Times New Roman" w:hAnsi="Times New Roman"/>
+                <w:sz w:val="22"/>
+              </w:rPr>
+              <w:t>Backbone</w:t>
+            </w:r>
+          </w:p>
+        </w:tc>
+        <w:tc>
+          <w:tcPr>
+            <w:tcW w:type="dxa" w:w="2880"/>
+          </w:tcPr>
+          <w:p>
+            <w:r>
+              <w:rPr>
+                <w:rFonts w:ascii="Times New Roman" w:hAnsi="Times New Roman"/>
+                <w:sz w:val="22"/>
+              </w:rPr>
+              <w:t>Архитектура, глубина разморозки</w:t>
+            </w:r>
+          </w:p>
+        </w:tc>
+        <w:tc>
+          <w:tcPr>
+            <w:tcW w:type="dxa" w:w="2880"/>
+          </w:tcPr>
+          <w:p>
+            <w:r>
+              <w:rPr>
+                <w:rFonts w:ascii="Times New Roman" w:hAnsi="Times New Roman"/>
+                <w:sz w:val="22"/>
+              </w:rPr>
+              <w:t>F1 линейного классификатора</w:t>
+            </w:r>
+          </w:p>
+        </w:tc>
+      </w:tr>
+      <w:tr>
+        <w:tc>
+          <w:tcPr>
+            <w:tcW w:type="dxa" w:w="2880"/>
+          </w:tcPr>
+          <w:p>
+            <w:r>
+              <w:rPr>
+                <w:rFonts w:ascii="Times New Roman" w:hAnsi="Times New Roman"/>
+                <w:sz w:val="22"/>
+              </w:rPr>
+              <w:t>Prototypical Net</w:t>
+            </w:r>
+          </w:p>
+        </w:tc>
+        <w:tc>
+          <w:tcPr>
+            <w:tcW w:type="dxa" w:w="2880"/>
+          </w:tcPr>
+          <w:p>
+            <w:r>
+              <w:rPr>
+                <w:rFonts w:ascii="Times New Roman" w:hAnsi="Times New Roman"/>
+                <w:sz w:val="22"/>
+              </w:rPr>
+              <w:t>K_shot, метрика расстояния</w:t>
+            </w:r>
+          </w:p>
+        </w:tc>
+        <w:tc>
+          <w:tcPr>
+            <w:tcW w:type="dxa" w:w="2880"/>
+          </w:tcPr>
+          <w:p>
+            <w:r>
+              <w:rPr>
+                <w:rFonts w:ascii="Times New Roman" w:hAnsi="Times New Roman"/>
+                <w:sz w:val="22"/>
+              </w:rPr>
+              <w:t>F1-score few-shot (макс.)</w:t>
+            </w:r>
+          </w:p>
+        </w:tc>
+      </w:tr>
+      <w:tr>
+        <w:tc>
+          <w:tcPr>
+            <w:tcW w:type="dxa" w:w="2880"/>
+          </w:tcPr>
+          <w:p>
+            <w:r>
+              <w:rPr>
+                <w:rFonts w:ascii="Times New Roman" w:hAnsi="Times New Roman"/>
+                <w:sz w:val="22"/>
+              </w:rPr>
+              <w:t>Полный конвейер</w:t>
+            </w:r>
+          </w:p>
+        </w:tc>
+        <w:tc>
+          <w:tcPr>
+            <w:tcW w:type="dxa" w:w="2880"/>
+          </w:tcPr>
+          <w:p>
+            <w:r>
+              <w:rPr>
+                <w:rFonts w:ascii="Times New Roman" w:hAnsi="Times New Roman"/>
+                <w:sz w:val="22"/>
+              </w:rPr>
+              <w:t>τ (порог уверенности)</w:t>
+            </w:r>
+          </w:p>
+        </w:tc>
+        <w:tc>
+          <w:tcPr>
+            <w:tcW w:type="dxa" w:w="2880"/>
+          </w:tcPr>
+          <w:p>
+            <w:r>
+              <w:rPr>
+                <w:rFonts w:ascii="Times New Roman" w:hAnsi="Times New Roman"/>
+                <w:sz w:val="22"/>
+              </w:rPr>
+              <w:t>F1 + FAR (компромисс)</w:t>
+            </w:r>
+          </w:p>
+        </w:tc>
+      </w:tr>
+    </w:tbl>
+    <w:p/>
+    <w:p>
+      <w:pPr>
+        <w:spacing w:before="120" w:after="60"/>
+      </w:pPr>
+      <w:r>
+        <w:rPr>
+          <w:rFonts w:ascii="Times New Roman" w:hAnsi="Times New Roman"/>
+          <w:b/>
+          <w:sz w:val="24"/>
+        </w:rPr>
+        <w:t>Вывод</w:t>
+      </w:r>
+    </w:p>
+    <w:p>
+      <w:pPr>
+        <w:spacing w:after="80"/>
+      </w:pPr>
+      <w:r>
+        <w:rPr>
+          <w:rFonts w:ascii="Times New Roman" w:hAnsi="Times New Roman"/>
+          <w:b w:val="0"/>
+          <w:sz w:val="24"/>
+        </w:rPr>
+        <w:t>Построенные модели трёх уровней (чёрный ящик → состав → структура) обеспечивают полное описание системы: от интерфейса «вход–выход» до формул каждого компонента. Количественные модели DOA, backbone и Prototypical Networks содержат минимальное число параметров, что соответствует принципу Акоффа и обеспечивает их идентифицируемость в ходе экспериментов этапа 8. Результаты идентификации станут основой для генерирования альтернатив на следующем этапе.</w:t>
+      </w:r>
+    </w:p>
+    <w:p>
+      <w:pPr>
+        <w:spacing w:after="80"/>
+      </w:pPr>
+      <w:r>
+        <w:rPr>
+          <w:rFonts w:ascii="Times New Roman" w:hAnsi="Times New Roman"/>
+          <w:b w:val="0"/>
+          <w:sz w:val="24"/>
+        </w:rPr>
+        <w:t>Связь моделей с этапом генерирования альтернатив (этап 10): модель SRP-PHAT определяет, по каким параметрам сравниваются варианты DOA-интеграции (pipeline vs. end-to-end); модель Prototypical Networks — по каким параметрам сравниваются few-shot альтернативы (K_shot, метрика, тип backbone). Тем самым модели этапа 9 выполняют роль инструмента сравнения вариантов, а не только технического описания системы.</w:t>
+      </w:r>
+    </w:p>
+    <w:p>
+      <w:pPr>
+        <w:spacing w:before="240" w:after="120"/>
+      </w:pPr>
+      <w:r>
+        <w:rPr>
+          <w:rFonts w:ascii="Times New Roman" w:hAnsi="Times New Roman"/>
+          <w:b/>
+          <w:sz w:val="28"/>
+        </w:rPr>
+        <w:t>Этап десятый. Генерирование альтернатив</w:t>
+      </w:r>
+    </w:p>
+    <w:p>
+      <w:pPr>
+        <w:spacing w:after="80"/>
+      </w:pPr>
+      <w:r>
+        <w:rPr>
+          <w:rFonts w:ascii="Times New Roman" w:hAnsi="Times New Roman"/>
+          <w:b w:val="0"/>
+          <w:sz w:val="24"/>
+        </w:rPr>
+        <w:t>По Тарасенко, этап состоит из двух шагов: (1) выявление расхождений между проблемным и целевым месивами — это пробелы, которые необходимо ликвидировать; (2) генерирование вариантов устранения этих пробелов. Генерирование альтернатив — акт творчества, поэтому организуется с учётом факторов, влияющих на продуктивность: коллективная работа 6–12 разнопрофильных участников, блокировка критики, снятие априорных ограничений.</w:t>
+      </w:r>
+    </w:p>
+    <w:p>
+      <w:pPr>
+        <w:spacing w:before="120" w:after="60"/>
+      </w:pPr>
+      <w:r>
+        <w:rPr>
+          <w:rFonts w:ascii="Times New Roman" w:hAnsi="Times New Roman"/>
+          <w:b/>
+          <w:sz w:val="24"/>
+        </w:rPr>
+        <w:t>10.1. Расхождения между проблемным и целевым месивами</w:t>
+      </w:r>
+    </w:p>
+    <w:tbl>
+      <w:tblPr>
+        <w:tblStyle w:val="TableGrid"/>
+        <w:tblW w:type="auto" w:w="0"/>
+        <w:tblLook w:firstColumn="1" w:firstRow="1" w:lastColumn="0" w:lastRow="0" w:noHBand="0" w:noVBand="1" w:val="04A0"/>
+      </w:tblPr>
+      <w:tblGrid>
+        <w:gridCol w:w="2880"/>
+        <w:gridCol w:w="2880"/>
+        <w:gridCol w:w="2880"/>
+      </w:tblGrid>
+      <w:tr>
+        <w:tc>
+          <w:tcPr>
+            <w:tcW w:type="dxa" w:w="2880"/>
+          </w:tcPr>
+          <w:p>
+            <w:r>
+              <w:rPr>
+                <w:rFonts w:ascii="Times New Roman" w:hAnsi="Times New Roman"/>
+                <w:b/>
+                <w:sz w:val="22"/>
+              </w:rPr>
+              <w:t>Проблемное месиво (есть сейчас)</w:t>
+            </w:r>
+          </w:p>
+        </w:tc>
+        <w:tc>
+          <w:tcPr>
+            <w:tcW w:type="dxa" w:w="2880"/>
+          </w:tcPr>
+          <w:p>
+            <w:r>
+              <w:rPr>
+                <w:rFonts w:ascii="Times New Roman" w:hAnsi="Times New Roman"/>
+                <w:b/>
+                <w:sz w:val="22"/>
+              </w:rPr>
+              <w:t>Целевое месиво (хотим)</w:t>
+            </w:r>
+          </w:p>
+        </w:tc>
+        <w:tc>
+          <w:tcPr>
+            <w:tcW w:type="dxa" w:w="2880"/>
+          </w:tcPr>
+          <w:p>
+            <w:r>
+              <w:rPr>
+                <w:rFonts w:ascii="Times New Roman" w:hAnsi="Times New Roman"/>
+                <w:b/>
+                <w:sz w:val="22"/>
+              </w:rPr>
+              <w:t>Пробел (расхождение)</w:t>
+            </w:r>
+          </w:p>
+        </w:tc>
+      </w:tr>
+      <w:tr>
+        <w:tc>
+          <w:tcPr>
+            <w:tcW w:type="dxa" w:w="2880"/>
+          </w:tcPr>
+          <w:p>
+            <w:r>
+              <w:rPr>
+                <w:rFonts w:ascii="Times New Roman" w:hAnsi="Times New Roman"/>
+                <w:sz w:val="22"/>
+              </w:rPr>
+              <w:t>Модели обучены на фиксированном наборе классов</w:t>
+            </w:r>
+          </w:p>
+        </w:tc>
+        <w:tc>
+          <w:tcPr>
+            <w:tcW w:type="dxa" w:w="2880"/>
+          </w:tcPr>
+          <w:p>
+            <w:r>
+              <w:rPr>
+                <w:rFonts w:ascii="Times New Roman" w:hAnsi="Times New Roman"/>
+                <w:sz w:val="22"/>
+              </w:rPr>
+              <w:t>Новый класс добавляется по 5–20 примерам за 10 минут</w:t>
+            </w:r>
+          </w:p>
+        </w:tc>
+        <w:tc>
+          <w:tcPr>
+            <w:tcW w:type="dxa" w:w="2880"/>
+          </w:tcPr>
+          <w:p>
+            <w:r>
+              <w:rPr>
+                <w:rFonts w:ascii="Times New Roman" w:hAnsi="Times New Roman"/>
+                <w:sz w:val="22"/>
+              </w:rPr>
+              <w:t>Нет механизма few-shot адаптации</w:t>
+            </w:r>
+          </w:p>
+        </w:tc>
+      </w:tr>
+      <w:tr>
+        <w:tc>
+          <w:tcPr>
+            <w:tcW w:type="dxa" w:w="2880"/>
+          </w:tcPr>
+          <w:p>
+            <w:r>
+              <w:rPr>
+                <w:rFonts w:ascii="Times New Roman" w:hAnsi="Times New Roman"/>
+                <w:sz w:val="22"/>
+              </w:rPr>
+              <w:t>DOA и классификация — отдельные несвязанные модули</w:t>
+            </w:r>
+          </w:p>
+        </w:tc>
+        <w:tc>
+          <w:tcPr>
+            <w:tcW w:type="dxa" w:w="2880"/>
+          </w:tcPr>
+          <w:p>
+            <w:r>
+              <w:rPr>
+                <w:rFonts w:ascii="Times New Roman" w:hAnsi="Times New Roman"/>
+                <w:sz w:val="22"/>
+              </w:rPr>
+              <w:t>Единый конвейер: азимут + тип объекта в реальном времени</w:t>
+            </w:r>
+          </w:p>
+        </w:tc>
+        <w:tc>
+          <w:tcPr>
+            <w:tcW w:type="dxa" w:w="2880"/>
+          </w:tcPr>
+          <w:p>
+            <w:r>
+              <w:rPr>
+                <w:rFonts w:ascii="Times New Roman" w:hAnsi="Times New Roman"/>
+                <w:sz w:val="22"/>
+              </w:rPr>
+              <w:t>Нет интегрированной архитектуры</w:t>
+            </w:r>
+          </w:p>
+        </w:tc>
+      </w:tr>
+      <w:tr>
+        <w:tc>
+          <w:tcPr>
+            <w:tcW w:type="dxa" w:w="2880"/>
+          </w:tcPr>
+          <w:p>
+            <w:r>
+              <w:rPr>
+                <w:rFonts w:ascii="Times New Roman" w:hAnsi="Times New Roman"/>
+                <w:sz w:val="22"/>
+              </w:rPr>
+              <w:t>Стоимость систем $10 000–100 000</w:t>
+            </w:r>
+          </w:p>
+        </w:tc>
+        <w:tc>
+          <w:tcPr>
+            <w:tcW w:type="dxa" w:w="2880"/>
+          </w:tcPr>
+          <w:p>
+            <w:r>
+              <w:rPr>
+                <w:rFonts w:ascii="Times New Roman" w:hAnsi="Times New Roman"/>
+                <w:sz w:val="22"/>
+              </w:rPr>
+              <w:t>Аппаратная стоимость ≤ $500</w:t>
+            </w:r>
+          </w:p>
+        </w:tc>
+        <w:tc>
+          <w:tcPr>
+            <w:tcW w:type="dxa" w:w="2880"/>
+          </w:tcPr>
+          <w:p>
+            <w:r>
+              <w:rPr>
+                <w:rFonts w:ascii="Times New Roman" w:hAnsi="Times New Roman"/>
+                <w:sz w:val="22"/>
+              </w:rPr>
+              <w:t>Нет доступного аппаратного решения</w:t>
+            </w:r>
+          </w:p>
+        </w:tc>
+      </w:tr>
+      <w:tr>
+        <w:tc>
+          <w:tcPr>
+            <w:tcW w:type="dxa" w:w="2880"/>
+          </w:tcPr>
+          <w:p>
+            <w:r>
+              <w:rPr>
+                <w:rFonts w:ascii="Times New Roman" w:hAnsi="Times New Roman"/>
+                <w:sz w:val="22"/>
+              </w:rPr>
+              <w:t>Системы не поддаются сертификации для гражданских применений</w:t>
+            </w:r>
+          </w:p>
+        </w:tc>
+        <w:tc>
+          <w:tcPr>
+            <w:tcW w:type="dxa" w:w="2880"/>
+          </w:tcPr>
+          <w:p>
+            <w:r>
+              <w:rPr>
+                <w:rFonts w:ascii="Times New Roman" w:hAnsi="Times New Roman"/>
+                <w:sz w:val="22"/>
+              </w:rPr>
+              <w:t>Открытая архитектура, соответствующая нормативам</w:t>
+            </w:r>
+          </w:p>
+        </w:tc>
+        <w:tc>
+          <w:tcPr>
+            <w:tcW w:type="dxa" w:w="2880"/>
+          </w:tcPr>
+          <w:p>
+            <w:r>
+              <w:rPr>
+                <w:rFonts w:ascii="Times New Roman" w:hAnsi="Times New Roman"/>
+                <w:sz w:val="22"/>
+              </w:rPr>
+              <w:t>Нет решения с прозрачной архитектурой</w:t>
+            </w:r>
+          </w:p>
+        </w:tc>
+      </w:tr>
+    </w:tbl>
+    <w:p/>
+    <w:p>
+      <w:pPr>
+        <w:spacing w:before="120" w:after="60"/>
+      </w:pPr>
+      <w:r>
+        <w:rPr>
+          <w:rFonts w:ascii="Times New Roman" w:hAnsi="Times New Roman"/>
+          <w:b/>
+          <w:sz w:val="24"/>
+        </w:rPr>
+        <w:t>10.2. Альтернативы (результат мозгового штурма)</w:t>
+      </w:r>
+    </w:p>
+    <w:p>
+      <w:pPr>
+        <w:spacing w:after="80"/>
+      </w:pPr>
+      <w:r>
+        <w:rPr>
+          <w:rFonts w:ascii="Times New Roman" w:hAnsi="Times New Roman"/>
+          <w:b w:val="0"/>
+          <w:sz w:val="24"/>
+        </w:rPr>
+        <w:t>Для закрытия каждого пробела сформированы варианты. Критика на данном этапе заблокирована — выдвигаются все идеи, включая нестандартные.</w:t>
+      </w:r>
+    </w:p>
+    <w:p>
+      <w:pPr>
+        <w:spacing w:after="80"/>
+      </w:pPr>
+      <w:r>
+        <w:rPr>
+          <w:rFonts w:ascii="Times New Roman" w:hAnsi="Times New Roman"/>
+          <w:b w:val="0"/>
+          <w:sz w:val="24"/>
+        </w:rPr>
+        <w:t>Пробел 1 — механизм адаптации к новым классам:</w:t>
+      </w:r>
+    </w:p>
+    <w:p>
+      <w:pPr>
+        <w:pStyle w:val="ListBullet"/>
+        <w:spacing w:after="40"/>
+        <w:ind w:left="432"/>
+      </w:pPr>
+      <w:r>
+        <w:rPr>
+          <w:rFonts w:ascii="Times New Roman" w:hAnsi="Times New Roman"/>
+          <w:b w:val="0"/>
+          <w:sz w:val="24"/>
+        </w:rPr>
+        <w:t>А1.1: Fine-tuning всей модели при поступлении новых данных (классический подход).</w:t>
+      </w:r>
+    </w:p>
+    <w:p>
+      <w:pPr>
+        <w:pStyle w:val="ListBullet"/>
+        <w:spacing w:after="40"/>
+        <w:ind w:left="432"/>
+      </w:pPr>
+      <w:r>
+        <w:rPr>
+          <w:rFonts w:ascii="Times New Roman" w:hAnsi="Times New Roman"/>
+          <w:b w:val="0"/>
+          <w:sz w:val="24"/>
+        </w:rPr>
+        <w:t>А1.2: Prototypical Networks — few-shot голова поверх замороженного backbone (5–20 примеров).</w:t>
+      </w:r>
+    </w:p>
+    <w:p>
+      <w:pPr>
+        <w:pStyle w:val="ListBullet"/>
+        <w:spacing w:after="40"/>
+        <w:ind w:left="432"/>
+      </w:pPr>
+      <w:r>
+        <w:rPr>
+          <w:rFonts w:ascii="Times New Roman" w:hAnsi="Times New Roman"/>
+          <w:b w:val="0"/>
+          <w:sz w:val="24"/>
+        </w:rPr>
+        <w:t>А1.3: Zero-shot классификация через аудио-языковую модель CLAP (без примеров, по текстовому описанию класса).</w:t>
+      </w:r>
+    </w:p>
+    <w:p>
+      <w:pPr>
+        <w:pStyle w:val="ListBullet"/>
+        <w:spacing w:after="40"/>
+        <w:ind w:left="432"/>
+      </w:pPr>
+      <w:r>
+        <w:rPr>
+          <w:rFonts w:ascii="Times New Roman" w:hAnsi="Times New Roman"/>
+          <w:b w:val="0"/>
+          <w:sz w:val="24"/>
+        </w:rPr>
+        <w:t>А1.4: Self-supervised дообучение backbone на неразмеченных записях нового окружения + few-shot.</w:t>
+      </w:r>
+    </w:p>
+    <w:p>
+      <w:pPr>
+        <w:spacing w:after="80"/>
+      </w:pPr>
+      <w:r>
+        <w:rPr>
+          <w:rFonts w:ascii="Times New Roman" w:hAnsi="Times New Roman"/>
+          <w:b w:val="0"/>
+          <w:sz w:val="24"/>
+        </w:rPr>
+        <w:t>Пробел 2 — интеграция DOA и классификации:</w:t>
+      </w:r>
+    </w:p>
+    <w:p>
+      <w:pPr>
+        <w:pStyle w:val="ListBullet"/>
+        <w:spacing w:after="40"/>
+        <w:ind w:left="432"/>
+      </w:pPr>
+      <w:r>
+        <w:rPr>
+          <w:rFonts w:ascii="Times New Roman" w:hAnsi="Times New Roman"/>
+          <w:b w:val="0"/>
+          <w:sz w:val="24"/>
+        </w:rPr>
+        <w:t>А2.1: Pipeline-подход: последовательные независимые модули DOA → классификатор.</w:t>
+      </w:r>
+    </w:p>
+    <w:p>
+      <w:pPr>
+        <w:pStyle w:val="ListBullet"/>
+        <w:spacing w:after="40"/>
+        <w:ind w:left="432"/>
+      </w:pPr>
+      <w:r>
+        <w:rPr>
+          <w:rFonts w:ascii="Times New Roman" w:hAnsi="Times New Roman"/>
+          <w:b w:val="0"/>
+          <w:sz w:val="24"/>
+        </w:rPr>
+        <w:t>А2.2: End-to-end модель SELDnet (совместная локализация и детектирование, единая нейросеть).</w:t>
+      </w:r>
+    </w:p>
+    <w:p>
+      <w:pPr>
+        <w:pStyle w:val="ListBullet"/>
+        <w:spacing w:after="40"/>
+        <w:ind w:left="432"/>
+      </w:pPr>
+      <w:r>
+        <w:rPr>
+          <w:rFonts w:ascii="Times New Roman" w:hAnsi="Times New Roman"/>
+          <w:b w:val="0"/>
+          <w:sz w:val="24"/>
+        </w:rPr>
+        <w:t>А2.3: Параллельная обработка: DOA и классификация выполняются одновременно на разных потоках.</w:t>
+      </w:r>
+    </w:p>
+    <w:p>
+      <w:pPr>
+        <w:spacing w:after="80"/>
+      </w:pPr>
+      <w:r>
+        <w:rPr>
+          <w:rFonts w:ascii="Times New Roman" w:hAnsi="Times New Roman"/>
+          <w:b w:val="0"/>
+          <w:sz w:val="24"/>
+        </w:rPr>
+        <w:t>Пробел 3 — доступность аппаратной базы:</w:t>
+      </w:r>
+    </w:p>
+    <w:p>
+      <w:pPr>
+        <w:pStyle w:val="ListBullet"/>
+        <w:spacing w:after="40"/>
+        <w:ind w:left="432"/>
+      </w:pPr>
+      <w:r>
+        <w:rPr>
+          <w:rFonts w:ascii="Times New Roman" w:hAnsi="Times New Roman"/>
+          <w:b w:val="0"/>
+          <w:sz w:val="24"/>
+        </w:rPr>
+        <w:t>А3.1: Raspberry Pi 5 + MEMS-микрофоны ReSpeaker (суммарно ~$250–350).</w:t>
+      </w:r>
+    </w:p>
+    <w:p>
+      <w:pPr>
+        <w:pStyle w:val="ListBullet"/>
+        <w:spacing w:after="40"/>
+        <w:ind w:left="432"/>
+      </w:pPr>
+      <w:r>
+        <w:rPr>
+          <w:rFonts w:ascii="Times New Roman" w:hAnsi="Times New Roman"/>
+          <w:b w:val="0"/>
+          <w:sz w:val="24"/>
+        </w:rPr>
+        <w:t>А3.2: NVIDIA Jetson Nano + USB-микрофонный массив (~$400–600).</w:t>
+      </w:r>
+    </w:p>
+    <w:p>
+      <w:pPr>
+        <w:pStyle w:val="ListBullet"/>
+        <w:spacing w:after="40"/>
+        <w:ind w:left="432"/>
+      </w:pPr>
+      <w:r>
+        <w:rPr>
+          <w:rFonts w:ascii="Times New Roman" w:hAnsi="Times New Roman"/>
+          <w:b w:val="0"/>
+          <w:sz w:val="24"/>
+        </w:rPr>
+        <w:t>А3.3: Облачная обработка (микрофоны локально, вычисления — сервер): снижает стоимость железа, но требует связи.</w:t>
+      </w:r>
+    </w:p>
+    <w:p>
+      <w:pPr>
+        <w:spacing w:before="120" w:after="60"/>
+      </w:pPr>
+      <w:r>
+        <w:rPr>
+          <w:rFonts w:ascii="Times New Roman" w:hAnsi="Times New Roman"/>
+          <w:b/>
+          <w:sz w:val="24"/>
+        </w:rPr>
+        <w:t>10.3. Морфологический анализ</w:t>
+      </w:r>
+    </w:p>
+    <w:p>
+      <w:pPr>
+        <w:spacing w:after="80"/>
+      </w:pPr>
+      <w:r>
+        <w:rPr>
+          <w:rFonts w:ascii="Times New Roman" w:hAnsi="Times New Roman"/>
+          <w:b w:val="0"/>
+          <w:sz w:val="24"/>
+        </w:rPr>
+        <w:t>Для систематического охвата комбинаций альтернатив применяется морфологический анализ (метод Цвикки). Морфологическая матрица:</w:t>
+      </w:r>
+    </w:p>
+    <w:tbl>
+      <w:tblPr>
+        <w:tblStyle w:val="TableGrid"/>
+        <w:tblW w:type="auto" w:w="0"/>
+        <w:tblLook w:firstColumn="1" w:firstRow="1" w:lastColumn="0" w:lastRow="0" w:noHBand="0" w:noVBand="1" w:val="04A0"/>
+      </w:tblPr>
+      <w:tblGrid>
+        <w:gridCol w:w="2160"/>
+        <w:gridCol w:w="2160"/>
+        <w:gridCol w:w="2160"/>
+        <w:gridCol w:w="2160"/>
+      </w:tblGrid>
+      <w:tr>
+        <w:tc>
+          <w:tcPr>
+            <w:tcW w:type="dxa" w:w="2160"/>
+          </w:tcPr>
+          <w:p>
+            <w:r>
+              <w:rPr>
+                <w:rFonts w:ascii="Times New Roman" w:hAnsi="Times New Roman"/>
+                <w:b/>
+                <w:sz w:val="22"/>
+              </w:rPr>
+              <w:t>Ось</w:t>
+            </w:r>
+          </w:p>
+        </w:tc>
+        <w:tc>
+          <w:tcPr>
+            <w:tcW w:type="dxa" w:w="2160"/>
+          </w:tcPr>
+          <w:p>
+            <w:r>
+              <w:rPr>
+                <w:rFonts w:ascii="Times New Roman" w:hAnsi="Times New Roman"/>
+                <w:b/>
+                <w:sz w:val="22"/>
+              </w:rPr>
+              <w:t>Вариант 1</w:t>
+            </w:r>
+          </w:p>
+        </w:tc>
+        <w:tc>
+          <w:tcPr>
+            <w:tcW w:type="dxa" w:w="2160"/>
+          </w:tcPr>
+          <w:p>
+            <w:r>
+              <w:rPr>
+                <w:rFonts w:ascii="Times New Roman" w:hAnsi="Times New Roman"/>
+                <w:b/>
+                <w:sz w:val="22"/>
+              </w:rPr>
+              <w:t>Вариант 2</w:t>
+            </w:r>
+          </w:p>
+        </w:tc>
+        <w:tc>
+          <w:tcPr>
+            <w:tcW w:type="dxa" w:w="2160"/>
+          </w:tcPr>
+          <w:p>
+            <w:r>
+              <w:rPr>
+                <w:rFonts w:ascii="Times New Roman" w:hAnsi="Times New Roman"/>
+                <w:b/>
+                <w:sz w:val="22"/>
+              </w:rPr>
+              <w:t>Вариант 3</w:t>
+            </w:r>
+          </w:p>
+        </w:tc>
+      </w:tr>
+      <w:tr>
+        <w:tc>
+          <w:tcPr>
+            <w:tcW w:type="dxa" w:w="2160"/>
+          </w:tcPr>
+          <w:p>
+            <w:r>
+              <w:rPr>
+                <w:rFonts w:ascii="Times New Roman" w:hAnsi="Times New Roman"/>
+                <w:sz w:val="22"/>
+              </w:rPr>
+              <w:t>Backbone</w:t>
+            </w:r>
+          </w:p>
+        </w:tc>
+        <w:tc>
+          <w:tcPr>
+            <w:tcW w:type="dxa" w:w="2160"/>
+          </w:tcPr>
+          <w:p>
+            <w:r>
+              <w:rPr>
+                <w:rFonts w:ascii="Times New Roman" w:hAnsi="Times New Roman"/>
+                <w:sz w:val="22"/>
+              </w:rPr>
+              <w:t>PANNs CNN14</w:t>
+            </w:r>
+          </w:p>
+        </w:tc>
+        <w:tc>
+          <w:tcPr>
+            <w:tcW w:type="dxa" w:w="2160"/>
+          </w:tcPr>
+          <w:p>
+            <w:r>
+              <w:rPr>
+                <w:rFonts w:ascii="Times New Roman" w:hAnsi="Times New Roman"/>
+                <w:sz w:val="22"/>
+              </w:rPr>
+              <w:t>YAMNet</w:t>
+            </w:r>
+          </w:p>
+        </w:tc>
+        <w:tc>
+          <w:tcPr>
+            <w:tcW w:type="dxa" w:w="2160"/>
+          </w:tcPr>
+          <w:p>
+            <w:r>
+              <w:rPr>
+                <w:rFonts w:ascii="Times New Roman" w:hAnsi="Times New Roman"/>
+                <w:sz w:val="22"/>
+              </w:rPr>
+              <w:t>BEATs</w:t>
+            </w:r>
+          </w:p>
+        </w:tc>
+      </w:tr>
+      <w:tr>
+        <w:tc>
+          <w:tcPr>
+            <w:tcW w:type="dxa" w:w="2160"/>
+          </w:tcPr>
+          <w:p>
+            <w:r>
+              <w:rPr>
+                <w:rFonts w:ascii="Times New Roman" w:hAnsi="Times New Roman"/>
+                <w:sz w:val="22"/>
+              </w:rPr>
+              <w:t>Few-shot метод</w:t>
+            </w:r>
+          </w:p>
+        </w:tc>
+        <w:tc>
+          <w:tcPr>
+            <w:tcW w:type="dxa" w:w="2160"/>
+          </w:tcPr>
+          <w:p>
+            <w:r>
+              <w:rPr>
+                <w:rFonts w:ascii="Times New Roman" w:hAnsi="Times New Roman"/>
+                <w:sz w:val="22"/>
+              </w:rPr>
+              <w:t>Prototypical Net</w:t>
+            </w:r>
+          </w:p>
+        </w:tc>
+        <w:tc>
+          <w:tcPr>
+            <w:tcW w:type="dxa" w:w="2160"/>
+          </w:tcPr>
+          <w:p>
+            <w:r>
+              <w:rPr>
+                <w:rFonts w:ascii="Times New Roman" w:hAnsi="Times New Roman"/>
+                <w:sz w:val="22"/>
+              </w:rPr>
+              <w:t>Siamese Net</w:t>
+            </w:r>
+          </w:p>
+        </w:tc>
+        <w:tc>
+          <w:tcPr>
+            <w:tcW w:type="dxa" w:w="2160"/>
+          </w:tcPr>
+          <w:p>
+            <w:r>
+              <w:rPr>
+                <w:rFonts w:ascii="Times New Roman" w:hAnsi="Times New Roman"/>
+                <w:sz w:val="22"/>
+              </w:rPr>
+              <w:t>Zero-shot (CLAP)</w:t>
+            </w:r>
+          </w:p>
+        </w:tc>
+      </w:tr>
+      <w:tr>
+        <w:tc>
+          <w:tcPr>
+            <w:tcW w:type="dxa" w:w="2160"/>
+          </w:tcPr>
+          <w:p>
+            <w:r>
+              <w:rPr>
+                <w:rFonts w:ascii="Times New Roman" w:hAnsi="Times New Roman"/>
+                <w:sz w:val="22"/>
+              </w:rPr>
+              <w:t>DOA интеграция</w:t>
+            </w:r>
+          </w:p>
+        </w:tc>
+        <w:tc>
+          <w:tcPr>
+            <w:tcW w:type="dxa" w:w="2160"/>
+          </w:tcPr>
+          <w:p>
+            <w:r>
+              <w:rPr>
+                <w:rFonts w:ascii="Times New Roman" w:hAnsi="Times New Roman"/>
+                <w:sz w:val="22"/>
+              </w:rPr>
+              <w:t>Pipeline</w:t>
+            </w:r>
+          </w:p>
+        </w:tc>
+        <w:tc>
+          <w:tcPr>
+            <w:tcW w:type="dxa" w:w="2160"/>
+          </w:tcPr>
+          <w:p>
+            <w:r>
+              <w:rPr>
+                <w:rFonts w:ascii="Times New Roman" w:hAnsi="Times New Roman"/>
+                <w:sz w:val="22"/>
+              </w:rPr>
+              <w:t>Параллельный</w:t>
+            </w:r>
+          </w:p>
+        </w:tc>
+        <w:tc>
+          <w:tcPr>
+            <w:tcW w:type="dxa" w:w="2160"/>
+          </w:tcPr>
+          <w:p>
+            <w:r>
+              <w:rPr>
+                <w:rFonts w:ascii="Times New Roman" w:hAnsi="Times New Roman"/>
+                <w:sz w:val="22"/>
+              </w:rPr>
+              <w:t>End-to-end (SELD)</w:t>
+            </w:r>
+          </w:p>
+        </w:tc>
+      </w:tr>
+      <w:tr>
+        <w:tc>
+          <w:tcPr>
+            <w:tcW w:type="dxa" w:w="2160"/>
+          </w:tcPr>
+          <w:p>
+            <w:r>
+              <w:rPr>
+                <w:rFonts w:ascii="Times New Roman" w:hAnsi="Times New Roman"/>
+                <w:sz w:val="22"/>
+              </w:rPr>
+              <w:t>Платформа</w:t>
+            </w:r>
+          </w:p>
+        </w:tc>
+        <w:tc>
+          <w:tcPr>
+            <w:tcW w:type="dxa" w:w="2160"/>
+          </w:tcPr>
+          <w:p>
+            <w:r>
+              <w:rPr>
+                <w:rFonts w:ascii="Times New Roman" w:hAnsi="Times New Roman"/>
+                <w:sz w:val="22"/>
+              </w:rPr>
+              <w:t>Raspberry Pi 5</w:t>
+            </w:r>
+          </w:p>
+        </w:tc>
+        <w:tc>
+          <w:tcPr>
+            <w:tcW w:type="dxa" w:w="2160"/>
+          </w:tcPr>
+          <w:p>
+            <w:r>
+              <w:rPr>
+                <w:rFonts w:ascii="Times New Roman" w:hAnsi="Times New Roman"/>
+                <w:sz w:val="22"/>
+              </w:rPr>
+              <w:t>Jetson Nano</w:t>
+            </w:r>
+          </w:p>
+        </w:tc>
+        <w:tc>
+          <w:tcPr>
+            <w:tcW w:type="dxa" w:w="2160"/>
+          </w:tcPr>
+          <w:p>
+            <w:r>
+              <w:rPr>
+                <w:rFonts w:ascii="Times New Roman" w:hAnsi="Times New Roman"/>
+                <w:sz w:val="22"/>
+              </w:rPr>
+              <w:t>Облако</w:t>
+            </w:r>
+          </w:p>
+        </w:tc>
+      </w:tr>
+    </w:tbl>
+    <w:p/>
+    <w:p>
+      <w:pPr>
+        <w:spacing w:after="80"/>
+      </w:pPr>
+      <w:r>
+        <w:rPr>
+          <w:rFonts w:ascii="Times New Roman" w:hAnsi="Times New Roman"/>
+          <w:b w:val="0"/>
+          <w:sz w:val="24"/>
+        </w:rPr>
+        <w:t>Теоретическое число комбинаций: 3⁴ = 81. По методу Цвикки, аналитик обязан систематически сократить это пространство, устранив физически несовместимые или заведомо нарушающие ограничения комбинации.</w:t>
+      </w:r>
+    </w:p>
+    <w:p>
+      <w:pPr>
+        <w:spacing w:before="120" w:after="60"/>
+      </w:pPr>
+      <w:r>
+        <w:rPr>
+          <w:rFonts w:ascii="Times New Roman" w:hAnsi="Times New Roman"/>
+          <w:b/>
+          <w:sz w:val="24"/>
+        </w:rPr>
+        <w:t>10.4. Сокращение морфологического пространства</w:t>
+      </w:r>
+    </w:p>
+    <w:p>
+      <w:pPr>
+        <w:spacing w:after="80"/>
+      </w:pPr>
+      <w:r>
+        <w:rPr>
+          <w:rFonts w:ascii="Times New Roman" w:hAnsi="Times New Roman"/>
+          <w:b w:val="0"/>
+          <w:sz w:val="24"/>
+        </w:rPr>
+        <w:t>Шаг 1 — устранение физически несовместимых комбинаций:</w:t>
+      </w:r>
+    </w:p>
+    <w:p>
+      <w:pPr>
+        <w:pStyle w:val="ListBullet"/>
+        <w:spacing w:after="40"/>
+        <w:ind w:left="432"/>
+      </w:pPr>
+      <w:r>
+        <w:rPr>
+          <w:rFonts w:ascii="Times New Roman" w:hAnsi="Times New Roman"/>
+          <w:b w:val="0"/>
+          <w:sz w:val="24"/>
+        </w:rPr>
+        <w:t>BEATs (backbone) + Raspberry Pi 5: BEATs требует ~90M параметров и &gt;4 ГБ RAM при инференсе; RPi 5 имеет 8 ГБ RAM, но без GPU вычисление одного фрейма займёт &gt;3 с — нарушает ограничение латентности ≤1 с. Исключаем: BEATs × RPi 5.</w:t>
+      </w:r>
+    </w:p>
+    <w:p>
+      <w:pPr>
+        <w:pStyle w:val="ListBullet"/>
+        <w:spacing w:after="40"/>
+        <w:ind w:left="432"/>
+      </w:pPr>
+      <w:r>
+        <w:rPr>
+          <w:rFonts w:ascii="Times New Roman" w:hAnsi="Times New Roman"/>
+          <w:b w:val="0"/>
+          <w:sz w:val="24"/>
+        </w:rPr>
+        <w:t>End-to-end SELD + Облако: SELD требует многоканального аудио, передача 6 каналов 44.1 кГц в облако создаёт задержку сети &gt;0,5 с + вычисление, суммарно &gt;1 с. Исключаем: End-to-end × Облако.</w:t>
+      </w:r>
+    </w:p>
+    <w:p>
+      <w:pPr>
+        <w:pStyle w:val="ListBullet"/>
+        <w:spacing w:after="40"/>
+        <w:ind w:left="432"/>
+      </w:pPr>
+      <w:r>
+        <w:rPr>
+          <w:rFonts w:ascii="Times New Roman" w:hAnsi="Times New Roman"/>
+          <w:b w:val="0"/>
+          <w:sz w:val="24"/>
+        </w:rPr>
+        <w:t>Zero-shot (CLAP) + End-to-end SELD: архитектурно несовместимы — CLAP работает с текстовыми промптами, SELD — end-to-end без языкового модуля. Исключаем.</w:t>
+      </w:r>
+    </w:p>
+    <w:p>
+      <w:pPr>
+        <w:spacing w:after="80"/>
+      </w:pPr>
+      <w:r>
+        <w:rPr>
+          <w:rFonts w:ascii="Times New Roman" w:hAnsi="Times New Roman"/>
+          <w:b w:val="0"/>
+          <w:sz w:val="24"/>
+        </w:rPr>
+        <w:t>Шаг 2 — устранение комбинаций, нарушающих ограничение по стоимости (≤$500):</w:t>
+      </w:r>
+    </w:p>
+    <w:p>
+      <w:pPr>
+        <w:pStyle w:val="ListBullet"/>
+        <w:spacing w:after="40"/>
+        <w:ind w:left="432"/>
+      </w:pPr>
+      <w:r>
+        <w:rPr>
+          <w:rFonts w:ascii="Times New Roman" w:hAnsi="Times New Roman"/>
+          <w:b w:val="0"/>
+          <w:sz w:val="24"/>
+        </w:rPr>
+        <w:t>Jetson Nano ($250 base) + BEATs backbone + ReSpeaker массив: суммарно ~$530. Нарушает ограничение при базовой конфигурации. Исключаем: BEATs × Jetson Nano как основной вариант.</w:t>
+      </w:r>
+    </w:p>
+    <w:p>
+      <w:pPr>
+        <w:spacing w:after="80"/>
+      </w:pPr>
+      <w:r>
+        <w:rPr>
+          <w:rFonts w:ascii="Times New Roman" w:hAnsi="Times New Roman"/>
+          <w:b w:val="0"/>
+          <w:sz w:val="24"/>
+        </w:rPr>
+        <w:t>Шаг 3 — выбор представительных вариантов из оставшихся ~60 комбинаций:</w:t>
+      </w:r>
+    </w:p>
+    <w:p>
+      <w:pPr>
+        <w:pStyle w:val="ListBullet"/>
+        <w:spacing w:after="40"/>
+        <w:ind w:left="432"/>
+      </w:pPr>
+      <w:r>
+        <w:rPr>
+          <w:rFonts w:ascii="Times New Roman" w:hAnsi="Times New Roman"/>
+          <w:b w:val="0"/>
+          <w:sz w:val="24"/>
+        </w:rPr>
+        <w:t>Вариант I (лучший по точности backbone): PANNs + Prototypical + Pipeline + RPi 5.</w:t>
+      </w:r>
+    </w:p>
+    <w:p>
+      <w:pPr>
+        <w:pStyle w:val="ListBullet"/>
+        <w:spacing w:after="40"/>
+        <w:ind w:left="432"/>
+      </w:pPr>
+      <w:r>
+        <w:rPr>
+          <w:rFonts w:ascii="Times New Roman" w:hAnsi="Times New Roman"/>
+          <w:b w:val="0"/>
+          <w:sz w:val="24"/>
+        </w:rPr>
+        <w:t>Вариант II (быстрый лёгкий backbone): YAMNet + Prototypical + Параллельный + RPi 5.</w:t>
+      </w:r>
+    </w:p>
+    <w:p>
+      <w:pPr>
+        <w:pStyle w:val="ListBullet"/>
+        <w:spacing w:after="40"/>
+        <w:ind w:left="432"/>
+      </w:pPr>
+      <w:r>
+        <w:rPr>
+          <w:rFonts w:ascii="Times New Roman" w:hAnsi="Times New Roman"/>
+          <w:b w:val="0"/>
+          <w:sz w:val="24"/>
+        </w:rPr>
+        <w:t>Вариант III (zero-shot без примеров): PANNs + Zero-shot CLAP + Pipeline + Jetson Nano.</w:t>
+      </w:r>
+    </w:p>
+    <w:p>
+      <w:pPr>
+        <w:pStyle w:val="ListBullet"/>
+        <w:spacing w:after="40"/>
+        <w:ind w:left="432"/>
+      </w:pPr>
+      <w:r>
+        <w:rPr>
+          <w:rFonts w:ascii="Times New Roman" w:hAnsi="Times New Roman"/>
+          <w:b w:val="0"/>
+          <w:sz w:val="24"/>
+        </w:rPr>
+        <w:t>Вариант IV (state-of-the-art, тяжёлый): BEATs + Prototypical + End-to-end SELD + Jetson Nano.</w:t>
+      </w:r>
+    </w:p>
+    <w:p>
+      <w:pPr>
+        <w:spacing w:after="80"/>
+      </w:pPr>
+      <w:r>
+        <w:rPr>
+          <w:rFonts w:ascii="Times New Roman" w:hAnsi="Times New Roman"/>
+          <w:b w:val="0"/>
+          <w:sz w:val="24"/>
+        </w:rPr>
+        <w:t>Итого: из 81 теоретической комбинации после исключения несовместимых и нарушающих ограничения остаётся ~55–60 реализуемых. Из них выбраны 4 наиболее контрастных по оси «точность vs. стоимость vs. скорость адаптации» для детального сравнения на этапе 11.</w:t>
+      </w:r>
+    </w:p>
+    <w:p>
+      <w:pPr>
+        <w:spacing w:before="240" w:after="120"/>
+      </w:pPr>
+      <w:r>
+        <w:rPr>
+          <w:rFonts w:ascii="Times New Roman" w:hAnsi="Times New Roman"/>
+          <w:b/>
+          <w:sz w:val="28"/>
+        </w:rPr>
+        <w:t>Этап одиннадцатый. Выбор, или принятие решения</w:t>
+      </w:r>
+    </w:p>
+    <w:p>
+      <w:pPr>
+        <w:spacing w:after="80"/>
+      </w:pPr>
+      <w:r>
+        <w:rPr>
+          <w:rFonts w:ascii="Times New Roman" w:hAnsi="Times New Roman"/>
+          <w:b w:val="0"/>
+          <w:sz w:val="24"/>
+        </w:rPr>
+        <w:t>По Тарасенко, наша задача относится к «полужёсткому» типу: технические критерии формализованы (F1, RMSE, латентность), однако выбор платформы и степени интеграции несёт элемент «мягкой» задачи — разные стейкхолдеры расставляют приоритеты по-разному. Поэтому применяется сочетание формального сравнения по критериям (этап 7) и консенсусного согласования с ключевыми стейкхолдерами.</w:t>
+      </w:r>
+    </w:p>
+    <w:p>
+      <w:pPr>
+        <w:spacing w:before="120" w:after="60"/>
+      </w:pPr>
+      <w:r>
+        <w:rPr>
+          <w:rFonts w:ascii="Times New Roman" w:hAnsi="Times New Roman"/>
+          <w:b/>
+          <w:sz w:val="24"/>
+        </w:rPr>
+        <w:t>11.1. Сравнение альтернатив по критериям</w:t>
+      </w:r>
+    </w:p>
+    <w:p>
+      <w:pPr>
+        <w:spacing w:after="80"/>
+      </w:pPr>
+      <w:r>
+        <w:rPr>
+          <w:rFonts w:ascii="Times New Roman" w:hAnsi="Times New Roman"/>
+          <w:b w:val="0"/>
+          <w:sz w:val="24"/>
+        </w:rPr>
+        <w:t>Из морфологической матрицы выделены четыре кандидата для детального сравнения:</w:t>
+      </w:r>
+    </w:p>
+    <w:p>
+      <w:pPr>
+        <w:pStyle w:val="ListBullet"/>
+        <w:spacing w:after="40"/>
+        <w:ind w:left="432"/>
+      </w:pPr>
+      <w:r>
+        <w:rPr>
+          <w:rFonts w:ascii="Times New Roman" w:hAnsi="Times New Roman"/>
+          <w:b w:val="0"/>
+          <w:sz w:val="24"/>
+        </w:rPr>
+        <w:t>Вариант I: PANNs + Prototypical Net + Pipeline + Raspberry Pi 5</w:t>
+      </w:r>
+    </w:p>
+    <w:p>
+      <w:pPr>
+        <w:pStyle w:val="ListBullet"/>
+        <w:spacing w:after="40"/>
+        <w:ind w:left="432"/>
+      </w:pPr>
+      <w:r>
+        <w:rPr>
+          <w:rFonts w:ascii="Times New Roman" w:hAnsi="Times New Roman"/>
+          <w:b w:val="0"/>
+          <w:sz w:val="24"/>
+        </w:rPr>
+        <w:t>Вариант II: YAMNet + Prototypical Net + Параллельный + Raspberry Pi 5</w:t>
+      </w:r>
+    </w:p>
+    <w:p>
+      <w:pPr>
+        <w:pStyle w:val="ListBullet"/>
+        <w:spacing w:after="40"/>
+        <w:ind w:left="432"/>
+      </w:pPr>
+      <w:r>
+        <w:rPr>
+          <w:rFonts w:ascii="Times New Roman" w:hAnsi="Times New Roman"/>
+          <w:b w:val="0"/>
+          <w:sz w:val="24"/>
+        </w:rPr>
+        <w:t>Вариант III: PANNs + Zero-shot (CLAP) + Pipeline + Jetson Nano</w:t>
+      </w:r>
+    </w:p>
+    <w:p>
+      <w:pPr>
+        <w:pStyle w:val="ListBullet"/>
+        <w:spacing w:after="40"/>
+        <w:ind w:left="432"/>
+      </w:pPr>
+      <w:r>
+        <w:rPr>
+          <w:rFonts w:ascii="Times New Roman" w:hAnsi="Times New Roman"/>
+          <w:b w:val="0"/>
+          <w:sz w:val="24"/>
+        </w:rPr>
+        <w:t>Вариант IV: BEATs + Prototypical Net + End-to-end SELD + Jetson Nano</w:t>
+      </w:r>
+    </w:p>
+    <w:tbl>
+      <w:tblPr>
+        <w:tblStyle w:val="TableGrid"/>
+        <w:tblW w:type="auto" w:w="0"/>
+        <w:tblLook w:firstColumn="1" w:firstRow="1" w:lastColumn="0" w:lastRow="0" w:noHBand="0" w:noVBand="1" w:val="04A0"/>
+      </w:tblPr>
+      <w:tblGrid>
+        <w:gridCol w:w="1440"/>
+        <w:gridCol w:w="1440"/>
+        <w:gridCol w:w="1440"/>
+        <w:gridCol w:w="1440"/>
+        <w:gridCol w:w="1440"/>
+        <w:gridCol w:w="1440"/>
+      </w:tblGrid>
+      <w:tr>
+        <w:tc>
+          <w:tcPr>
+            <w:tcW w:type="dxa" w:w="1440"/>
+          </w:tcPr>
+          <w:p>
+            <w:r>
+              <w:rPr>
+                <w:rFonts w:ascii="Times New Roman" w:hAnsi="Times New Roman"/>
+                <w:b/>
+                <w:sz w:val="20"/>
+              </w:rPr>
+              <w:t>Критерий</w:t>
+            </w:r>
+          </w:p>
+        </w:tc>
+        <w:tc>
+          <w:tcPr>
+            <w:tcW w:type="dxa" w:w="1440"/>
+          </w:tcPr>
+          <w:p>
+            <w:r>
+              <w:rPr>
+                <w:rFonts w:ascii="Times New Roman" w:hAnsi="Times New Roman"/>
+                <w:b/>
+                <w:sz w:val="20"/>
+              </w:rPr>
+              <w:t>Целевое</w:t>
+              <w:br/>
+              <w:t>значение</w:t>
+            </w:r>
+          </w:p>
+        </w:tc>
+        <w:tc>
+          <w:tcPr>
+            <w:tcW w:type="dxa" w:w="1440"/>
+          </w:tcPr>
+          <w:p>
+            <w:r>
+              <w:rPr>
+                <w:rFonts w:ascii="Times New Roman" w:hAnsi="Times New Roman"/>
+                <w:b/>
+                <w:sz w:val="20"/>
+              </w:rPr>
+              <w:t>Вар. I</w:t>
+            </w:r>
+          </w:p>
+        </w:tc>
+        <w:tc>
+          <w:tcPr>
+            <w:tcW w:type="dxa" w:w="1440"/>
+          </w:tcPr>
+          <w:p>
+            <w:r>
+              <w:rPr>
+                <w:rFonts w:ascii="Times New Roman" w:hAnsi="Times New Roman"/>
+                <w:b/>
+                <w:sz w:val="20"/>
+              </w:rPr>
+              <w:t>Вар. II</w:t>
+            </w:r>
+          </w:p>
+        </w:tc>
+        <w:tc>
+          <w:tcPr>
+            <w:tcW w:type="dxa" w:w="1440"/>
+          </w:tcPr>
+          <w:p>
+            <w:r>
+              <w:rPr>
+                <w:rFonts w:ascii="Times New Roman" w:hAnsi="Times New Roman"/>
+                <w:b/>
+                <w:sz w:val="20"/>
+              </w:rPr>
+              <w:t>Вар. III</w:t>
+            </w:r>
+          </w:p>
+        </w:tc>
+        <w:tc>
+          <w:tcPr>
+            <w:tcW w:type="dxa" w:w="1440"/>
+          </w:tcPr>
+          <w:p>
+            <w:r>
+              <w:rPr>
+                <w:rFonts w:ascii="Times New Roman" w:hAnsi="Times New Roman"/>
+                <w:b/>
+                <w:sz w:val="20"/>
+              </w:rPr>
+              <w:t>Вар. IV</w:t>
+            </w:r>
+          </w:p>
+        </w:tc>
+      </w:tr>
+      <w:tr>
+        <w:tc>
+          <w:tcPr>
+            <w:tcW w:type="dxa" w:w="1440"/>
+          </w:tcPr>
+          <w:p>
+            <w:r>
+              <w:rPr>
+                <w:rFonts w:ascii="Times New Roman" w:hAnsi="Times New Roman"/>
+                <w:sz w:val="20"/>
+              </w:rPr>
+              <w:t>F1 (баз. классы)</w:t>
+            </w:r>
+          </w:p>
+        </w:tc>
+        <w:tc>
+          <w:tcPr>
+            <w:tcW w:type="dxa" w:w="1440"/>
+          </w:tcPr>
+          <w:p>
+            <w:r>
+              <w:rPr>
+                <w:rFonts w:ascii="Times New Roman" w:hAnsi="Times New Roman"/>
+                <w:sz w:val="20"/>
+              </w:rPr>
+              <w:t>≥ 0,85</w:t>
+            </w:r>
+          </w:p>
+        </w:tc>
+        <w:tc>
+          <w:tcPr>
+            <w:tcW w:type="dxa" w:w="1440"/>
+          </w:tcPr>
+          <w:p>
+            <w:r>
+              <w:rPr>
+                <w:rFonts w:ascii="Times New Roman" w:hAnsi="Times New Roman"/>
+                <w:sz w:val="20"/>
+              </w:rPr>
+              <w:t>0,88</w:t>
+            </w:r>
+          </w:p>
+        </w:tc>
+        <w:tc>
+          <w:tcPr>
+            <w:tcW w:type="dxa" w:w="1440"/>
+          </w:tcPr>
+          <w:p>
+            <w:r>
+              <w:rPr>
+                <w:rFonts w:ascii="Times New Roman" w:hAnsi="Times New Roman"/>
+                <w:sz w:val="20"/>
+              </w:rPr>
+              <w:t>0,85</w:t>
+            </w:r>
+          </w:p>
+        </w:tc>
+        <w:tc>
+          <w:tcPr>
+            <w:tcW w:type="dxa" w:w="1440"/>
+          </w:tcPr>
+          <w:p>
+            <w:r>
+              <w:rPr>
+                <w:rFonts w:ascii="Times New Roman" w:hAnsi="Times New Roman"/>
+                <w:sz w:val="20"/>
+              </w:rPr>
+              <w:t>0,83</w:t>
+            </w:r>
+          </w:p>
+        </w:tc>
+        <w:tc>
+          <w:tcPr>
+            <w:tcW w:type="dxa" w:w="1440"/>
+          </w:tcPr>
+          <w:p>
+            <w:r>
+              <w:rPr>
+                <w:rFonts w:ascii="Times New Roman" w:hAnsi="Times New Roman"/>
+                <w:sz w:val="20"/>
+              </w:rPr>
+              <w:t>0,90</w:t>
+            </w:r>
+          </w:p>
+        </w:tc>
+      </w:tr>
+      <w:tr>
+        <w:tc>
+          <w:tcPr>
+            <w:tcW w:type="dxa" w:w="1440"/>
+          </w:tcPr>
+          <w:p>
+            <w:r>
+              <w:rPr>
+                <w:rFonts w:ascii="Times New Roman" w:hAnsi="Times New Roman"/>
+                <w:sz w:val="20"/>
+              </w:rPr>
+              <w:t>F1 (K=20 shot)</w:t>
+            </w:r>
+          </w:p>
+        </w:tc>
+        <w:tc>
+          <w:tcPr>
+            <w:tcW w:type="dxa" w:w="1440"/>
+          </w:tcPr>
+          <w:p>
+            <w:r>
+              <w:rPr>
+                <w:rFonts w:ascii="Times New Roman" w:hAnsi="Times New Roman"/>
+                <w:sz w:val="20"/>
+              </w:rPr>
+              <w:t>≥ 0,80</w:t>
+            </w:r>
+          </w:p>
+        </w:tc>
+        <w:tc>
+          <w:tcPr>
+            <w:tcW w:type="dxa" w:w="1440"/>
+          </w:tcPr>
+          <w:p>
+            <w:r>
+              <w:rPr>
+                <w:rFonts w:ascii="Times New Roman" w:hAnsi="Times New Roman"/>
+                <w:sz w:val="20"/>
+              </w:rPr>
+              <w:t>0,82</w:t>
+            </w:r>
+          </w:p>
+        </w:tc>
+        <w:tc>
+          <w:tcPr>
+            <w:tcW w:type="dxa" w:w="1440"/>
+          </w:tcPr>
+          <w:p>
+            <w:r>
+              <w:rPr>
+                <w:rFonts w:ascii="Times New Roman" w:hAnsi="Times New Roman"/>
+                <w:sz w:val="20"/>
+              </w:rPr>
+              <w:t>0,79</w:t>
+            </w:r>
+          </w:p>
+        </w:tc>
+        <w:tc>
+          <w:tcPr>
+            <w:tcW w:type="dxa" w:w="1440"/>
+          </w:tcPr>
+          <w:p>
+            <w:r>
+              <w:rPr>
+                <w:rFonts w:ascii="Times New Roman" w:hAnsi="Times New Roman"/>
+                <w:sz w:val="20"/>
+              </w:rPr>
+              <w:t>0,70*</w:t>
+            </w:r>
+          </w:p>
+        </w:tc>
+        <w:tc>
+          <w:tcPr>
+            <w:tcW w:type="dxa" w:w="1440"/>
+          </w:tcPr>
+          <w:p>
+            <w:r>
+              <w:rPr>
+                <w:rFonts w:ascii="Times New Roman" w:hAnsi="Times New Roman"/>
+                <w:sz w:val="20"/>
+              </w:rPr>
+              <w:t>0,84</w:t>
+            </w:r>
+          </w:p>
+        </w:tc>
+      </w:tr>
+      <w:tr>
+        <w:tc>
+          <w:tcPr>
+            <w:tcW w:type="dxa" w:w="1440"/>
+          </w:tcPr>
+          <w:p>
+            <w:r>
+              <w:rPr>
+                <w:rFonts w:ascii="Times New Roman" w:hAnsi="Times New Roman"/>
+                <w:sz w:val="20"/>
+              </w:rPr>
+              <w:t>FAR</w:t>
+            </w:r>
+          </w:p>
+        </w:tc>
+        <w:tc>
+          <w:tcPr>
+            <w:tcW w:type="dxa" w:w="1440"/>
+          </w:tcPr>
+          <w:p>
+            <w:r>
+              <w:rPr>
+                <w:rFonts w:ascii="Times New Roman" w:hAnsi="Times New Roman"/>
+                <w:sz w:val="20"/>
+              </w:rPr>
+              <w:t>≤ 5%</w:t>
+            </w:r>
+          </w:p>
+        </w:tc>
+        <w:tc>
+          <w:tcPr>
+            <w:tcW w:type="dxa" w:w="1440"/>
+          </w:tcPr>
+          <w:p>
+            <w:r>
+              <w:rPr>
+                <w:rFonts w:ascii="Times New Roman" w:hAnsi="Times New Roman"/>
+                <w:sz w:val="20"/>
+              </w:rPr>
+              <w:t>4%</w:t>
+            </w:r>
+          </w:p>
+        </w:tc>
+        <w:tc>
+          <w:tcPr>
+            <w:tcW w:type="dxa" w:w="1440"/>
+          </w:tcPr>
+          <w:p>
+            <w:r>
+              <w:rPr>
+                <w:rFonts w:ascii="Times New Roman" w:hAnsi="Times New Roman"/>
+                <w:sz w:val="20"/>
+              </w:rPr>
+              <w:t>5%</w:t>
+            </w:r>
+          </w:p>
+        </w:tc>
+        <w:tc>
+          <w:tcPr>
+            <w:tcW w:type="dxa" w:w="1440"/>
+          </w:tcPr>
+          <w:p>
+            <w:r>
+              <w:rPr>
+                <w:rFonts w:ascii="Times New Roman" w:hAnsi="Times New Roman"/>
+                <w:sz w:val="20"/>
+              </w:rPr>
+              <w:t>8%*</w:t>
+            </w:r>
+          </w:p>
+        </w:tc>
+        <w:tc>
+          <w:tcPr>
+            <w:tcW w:type="dxa" w:w="1440"/>
+          </w:tcPr>
+          <w:p>
+            <w:r>
+              <w:rPr>
+                <w:rFonts w:ascii="Times New Roman" w:hAnsi="Times New Roman"/>
+                <w:sz w:val="20"/>
+              </w:rPr>
+              <w:t>3%</w:t>
+            </w:r>
+          </w:p>
+        </w:tc>
+      </w:tr>
+      <w:tr>
+        <w:tc>
+          <w:tcPr>
+            <w:tcW w:type="dxa" w:w="1440"/>
+          </w:tcPr>
+          <w:p>
+            <w:r>
+              <w:rPr>
+                <w:rFonts w:ascii="Times New Roman" w:hAnsi="Times New Roman"/>
+                <w:sz w:val="20"/>
+              </w:rPr>
+              <w:t>RMSE_θ (DOA)</w:t>
+            </w:r>
+          </w:p>
+        </w:tc>
+        <w:tc>
+          <w:tcPr>
+            <w:tcW w:type="dxa" w:w="1440"/>
+          </w:tcPr>
+          <w:p>
+            <w:r>
+              <w:rPr>
+                <w:rFonts w:ascii="Times New Roman" w:hAnsi="Times New Roman"/>
+                <w:sz w:val="20"/>
+              </w:rPr>
+              <w:t>≤ 10°</w:t>
+            </w:r>
+          </w:p>
+        </w:tc>
+        <w:tc>
+          <w:tcPr>
+            <w:tcW w:type="dxa" w:w="1440"/>
+          </w:tcPr>
+          <w:p>
+            <w:r>
+              <w:rPr>
+                <w:rFonts w:ascii="Times New Roman" w:hAnsi="Times New Roman"/>
+                <w:sz w:val="20"/>
+              </w:rPr>
+              <w:t>8°</w:t>
+            </w:r>
+          </w:p>
+        </w:tc>
+        <w:tc>
+          <w:tcPr>
+            <w:tcW w:type="dxa" w:w="1440"/>
+          </w:tcPr>
+          <w:p>
+            <w:r>
+              <w:rPr>
+                <w:rFonts w:ascii="Times New Roman" w:hAnsi="Times New Roman"/>
+                <w:sz w:val="20"/>
+              </w:rPr>
+              <w:t>9°</w:t>
+            </w:r>
+          </w:p>
+        </w:tc>
+        <w:tc>
+          <w:tcPr>
+            <w:tcW w:type="dxa" w:w="1440"/>
+          </w:tcPr>
+          <w:p>
+            <w:r>
+              <w:rPr>
+                <w:rFonts w:ascii="Times New Roman" w:hAnsi="Times New Roman"/>
+                <w:sz w:val="20"/>
+              </w:rPr>
+              <w:t>9°</w:t>
+            </w:r>
+          </w:p>
+        </w:tc>
+        <w:tc>
+          <w:tcPr>
+            <w:tcW w:type="dxa" w:w="1440"/>
+          </w:tcPr>
+          <w:p>
+            <w:r>
+              <w:rPr>
+                <w:rFonts w:ascii="Times New Roman" w:hAnsi="Times New Roman"/>
+                <w:sz w:val="20"/>
+              </w:rPr>
+              <w:t>6°</w:t>
+            </w:r>
+          </w:p>
+        </w:tc>
+      </w:tr>
+      <w:tr>
+        <w:tc>
+          <w:tcPr>
+            <w:tcW w:type="dxa" w:w="1440"/>
+          </w:tcPr>
+          <w:p>
+            <w:r>
+              <w:rPr>
+                <w:rFonts w:ascii="Times New Roman" w:hAnsi="Times New Roman"/>
+                <w:sz w:val="20"/>
+              </w:rPr>
+              <w:t>Латентность</w:t>
+            </w:r>
+          </w:p>
+        </w:tc>
+        <w:tc>
+          <w:tcPr>
+            <w:tcW w:type="dxa" w:w="1440"/>
+          </w:tcPr>
+          <w:p>
+            <w:r>
+              <w:rPr>
+                <w:rFonts w:ascii="Times New Roman" w:hAnsi="Times New Roman"/>
+                <w:sz w:val="20"/>
+              </w:rPr>
+              <w:t>≤ 1 с</w:t>
+            </w:r>
+          </w:p>
+        </w:tc>
+        <w:tc>
+          <w:tcPr>
+            <w:tcW w:type="dxa" w:w="1440"/>
+          </w:tcPr>
+          <w:p>
+            <w:r>
+              <w:rPr>
+                <w:rFonts w:ascii="Times New Roman" w:hAnsi="Times New Roman"/>
+                <w:sz w:val="20"/>
+              </w:rPr>
+              <w:t>0,8 с</w:t>
+            </w:r>
+          </w:p>
+        </w:tc>
+        <w:tc>
+          <w:tcPr>
+            <w:tcW w:type="dxa" w:w="1440"/>
+          </w:tcPr>
+          <w:p>
+            <w:r>
+              <w:rPr>
+                <w:rFonts w:ascii="Times New Roman" w:hAnsi="Times New Roman"/>
+                <w:sz w:val="20"/>
+              </w:rPr>
+              <w:t>0,6 с</w:t>
+            </w:r>
+          </w:p>
+        </w:tc>
+        <w:tc>
+          <w:tcPr>
+            <w:tcW w:type="dxa" w:w="1440"/>
+          </w:tcPr>
+          <w:p>
+            <w:r>
+              <w:rPr>
+                <w:rFonts w:ascii="Times New Roman" w:hAnsi="Times New Roman"/>
+                <w:sz w:val="20"/>
+              </w:rPr>
+              <w:t>1,2 с*</w:t>
+            </w:r>
+          </w:p>
+        </w:tc>
+        <w:tc>
+          <w:tcPr>
+            <w:tcW w:type="dxa" w:w="1440"/>
+          </w:tcPr>
+          <w:p>
+            <w:r>
+              <w:rPr>
+                <w:rFonts w:ascii="Times New Roman" w:hAnsi="Times New Roman"/>
+                <w:sz w:val="20"/>
+              </w:rPr>
+              <w:t>0,9 с</w:t>
+            </w:r>
+          </w:p>
+        </w:tc>
+      </w:tr>
+      <w:tr>
+        <w:tc>
+          <w:tcPr>
+            <w:tcW w:type="dxa" w:w="1440"/>
+          </w:tcPr>
+          <w:p>
+            <w:r>
+              <w:rPr>
+                <w:rFonts w:ascii="Times New Roman" w:hAnsi="Times New Roman"/>
+                <w:sz w:val="20"/>
+              </w:rPr>
+              <w:t>Стоимость</w:t>
+            </w:r>
+          </w:p>
+        </w:tc>
+        <w:tc>
+          <w:tcPr>
+            <w:tcW w:type="dxa" w:w="1440"/>
+          </w:tcPr>
+          <w:p>
+            <w:r>
+              <w:rPr>
+                <w:rFonts w:ascii="Times New Roman" w:hAnsi="Times New Roman"/>
+                <w:sz w:val="20"/>
+              </w:rPr>
+              <w:t>≤ $500</w:t>
+            </w:r>
+          </w:p>
+        </w:tc>
+        <w:tc>
+          <w:tcPr>
+            <w:tcW w:type="dxa" w:w="1440"/>
+          </w:tcPr>
+          <w:p>
+            <w:r>
+              <w:rPr>
+                <w:rFonts w:ascii="Times New Roman" w:hAnsi="Times New Roman"/>
+                <w:sz w:val="20"/>
+              </w:rPr>
+              <w:t>$320</w:t>
+            </w:r>
+          </w:p>
+        </w:tc>
+        <w:tc>
+          <w:tcPr>
+            <w:tcW w:type="dxa" w:w="1440"/>
+          </w:tcPr>
+          <w:p>
+            <w:r>
+              <w:rPr>
+                <w:rFonts w:ascii="Times New Roman" w:hAnsi="Times New Roman"/>
+                <w:sz w:val="20"/>
+              </w:rPr>
+              <w:t>$320</w:t>
+            </w:r>
+          </w:p>
+        </w:tc>
+        <w:tc>
+          <w:tcPr>
+            <w:tcW w:type="dxa" w:w="1440"/>
+          </w:tcPr>
+          <w:p>
+            <w:r>
+              <w:rPr>
+                <w:rFonts w:ascii="Times New Roman" w:hAnsi="Times New Roman"/>
+                <w:sz w:val="20"/>
+              </w:rPr>
+              <w:t>$520*</w:t>
+            </w:r>
+          </w:p>
+        </w:tc>
+        <w:tc>
+          <w:tcPr>
+            <w:tcW w:type="dxa" w:w="1440"/>
+          </w:tcPr>
+          <w:p>
+            <w:r>
+              <w:rPr>
+                <w:rFonts w:ascii="Times New Roman" w:hAnsi="Times New Roman"/>
+                <w:sz w:val="20"/>
+              </w:rPr>
+              <w:t>$480</w:t>
+            </w:r>
+          </w:p>
+        </w:tc>
+      </w:tr>
+      <w:tr>
+        <w:tc>
+          <w:tcPr>
+            <w:tcW w:type="dxa" w:w="1440"/>
+          </w:tcPr>
+          <w:p>
+            <w:r>
+              <w:rPr>
+                <w:rFonts w:ascii="Times New Roman" w:hAnsi="Times New Roman"/>
+                <w:sz w:val="20"/>
+              </w:rPr>
+              <w:t>Время добавл. класса</w:t>
+            </w:r>
+          </w:p>
+        </w:tc>
+        <w:tc>
+          <w:tcPr>
+            <w:tcW w:type="dxa" w:w="1440"/>
+          </w:tcPr>
+          <w:p>
+            <w:r>
+              <w:rPr>
+                <w:rFonts w:ascii="Times New Roman" w:hAnsi="Times New Roman"/>
+                <w:sz w:val="20"/>
+              </w:rPr>
+              <w:t>≤ 10 мин</w:t>
+            </w:r>
+          </w:p>
+        </w:tc>
+        <w:tc>
+          <w:tcPr>
+            <w:tcW w:type="dxa" w:w="1440"/>
+          </w:tcPr>
+          <w:p>
+            <w:r>
+              <w:rPr>
+                <w:rFonts w:ascii="Times New Roman" w:hAnsi="Times New Roman"/>
+                <w:sz w:val="20"/>
+              </w:rPr>
+              <w:t>7 мин</w:t>
+            </w:r>
+          </w:p>
+        </w:tc>
+        <w:tc>
+          <w:tcPr>
+            <w:tcW w:type="dxa" w:w="1440"/>
+          </w:tcPr>
+          <w:p>
+            <w:r>
+              <w:rPr>
+                <w:rFonts w:ascii="Times New Roman" w:hAnsi="Times New Roman"/>
+                <w:sz w:val="20"/>
+              </w:rPr>
+              <w:t>7 мин</w:t>
+            </w:r>
+          </w:p>
+        </w:tc>
+        <w:tc>
+          <w:tcPr>
+            <w:tcW w:type="dxa" w:w="1440"/>
+          </w:tcPr>
+          <w:p>
+            <w:r>
+              <w:rPr>
+                <w:rFonts w:ascii="Times New Roman" w:hAnsi="Times New Roman"/>
+                <w:sz w:val="20"/>
+              </w:rPr>
+              <w:t>2 мин†</w:t>
+            </w:r>
+          </w:p>
+        </w:tc>
+        <w:tc>
+          <w:tcPr>
+            <w:tcW w:type="dxa" w:w="1440"/>
+          </w:tcPr>
+          <w:p>
+            <w:r>
+              <w:rPr>
+                <w:rFonts w:ascii="Times New Roman" w:hAnsi="Times New Roman"/>
+                <w:sz w:val="20"/>
+              </w:rPr>
+              <w:t>8 мин</w:t>
+            </w:r>
+          </w:p>
+        </w:tc>
+      </w:tr>
+    </w:tbl>
+    <w:p/>
+    <w:p>
+      <w:pPr>
+        <w:spacing w:after="80"/>
+      </w:pPr>
+      <w:r>
+        <w:rPr>
+          <w:rFonts w:ascii="Times New Roman" w:hAnsi="Times New Roman"/>
+          <w:b w:val="0"/>
+          <w:sz w:val="24"/>
+        </w:rPr>
+        <w:t>* — нарушение ограничения (недопустимо по Тарасенко: ограничение должно жёстко соблюдаться).</w:t>
+      </w:r>
+    </w:p>
+    <w:p>
+      <w:pPr>
+        <w:spacing w:after="80"/>
+      </w:pPr>
+      <w:r>
+        <w:rPr>
+          <w:rFonts w:ascii="Times New Roman" w:hAnsi="Times New Roman"/>
+          <w:b w:val="0"/>
+          <w:sz w:val="24"/>
+        </w:rPr>
+        <w:t>† — преимущество zero-shot, но достигается за счёт недопустимого FAR.</w:t>
+      </w:r>
+    </w:p>
+    <w:p>
+      <w:pPr>
+        <w:spacing w:before="120" w:after="60"/>
+      </w:pPr>
+      <w:r>
+        <w:rPr>
+          <w:rFonts w:ascii="Times New Roman" w:hAnsi="Times New Roman"/>
+          <w:b/>
+          <w:sz w:val="24"/>
+        </w:rPr>
+        <w:t>11.2. Анализ по Парето и вывод</w:t>
+      </w:r>
+    </w:p>
+    <w:p>
+      <w:pPr>
+        <w:spacing w:after="80"/>
+      </w:pPr>
+      <w:r>
+        <w:rPr>
+          <w:rFonts w:ascii="Times New Roman" w:hAnsi="Times New Roman"/>
+          <w:b w:val="0"/>
+          <w:sz w:val="24"/>
+        </w:rPr>
+        <w:t>По Тарасенко, многокритериальная задача требует сначала построения множества Парето — устранения доминируемых альтернатив. Альтернатива X доминирует Y, если X не хуже Y ни по одному критерию и лучше хотя бы по одному.</w:t>
+      </w:r>
+    </w:p>
+    <w:p>
+      <w:pPr>
+        <w:spacing w:after="80"/>
+      </w:pPr>
+      <w:r>
+        <w:rPr>
+          <w:rFonts w:ascii="Times New Roman" w:hAnsi="Times New Roman"/>
+          <w:b w:val="0"/>
+          <w:sz w:val="24"/>
+        </w:rPr>
+        <w:t>Шаг 1 — удаление вариантов, нарушающих ограничения. Ограничения являются абсолютными — их нарушение делает вариант неприемлемым независимо от значений оптимизируемых критериев:</w:t>
+      </w:r>
+    </w:p>
+    <w:p>
+      <w:pPr>
+        <w:pStyle w:val="ListBullet"/>
+        <w:spacing w:after="40"/>
+        <w:ind w:left="432"/>
+      </w:pPr>
+      <w:r>
+        <w:rPr>
+          <w:rFonts w:ascii="Times New Roman" w:hAnsi="Times New Roman"/>
+          <w:b w:val="0"/>
+          <w:sz w:val="24"/>
+        </w:rPr>
+        <w:t>Вариант III нарушает три ограничения (*): FAR = 8% &gt; 5%, латентность = 1,2 с &gt; 1 с, стоимость = $520 &gt; $500. Исключается.</w:t>
+      </w:r>
+    </w:p>
+    <w:p>
+      <w:pPr>
+        <w:spacing w:after="80"/>
+      </w:pPr>
+      <w:r>
+        <w:rPr>
+          <w:rFonts w:ascii="Times New Roman" w:hAnsi="Times New Roman"/>
+          <w:b w:val="0"/>
+          <w:sz w:val="24"/>
+        </w:rPr>
+        <w:t>Шаг 2 — построение множества Парето из оставшихся вариантов I, II, IV. Проверка попарного доминирования по оптимизируемым критериям (F1 базовые, F1 K=20, FAR, RMSE_θ):</w:t>
+      </w:r>
+    </w:p>
+    <w:p>
+      <w:pPr>
+        <w:pStyle w:val="ListBullet"/>
+        <w:spacing w:after="40"/>
+        <w:ind w:left="432"/>
+      </w:pPr>
+      <w:r>
+        <w:rPr>
+          <w:rFonts w:ascii="Times New Roman" w:hAnsi="Times New Roman"/>
+          <w:b w:val="0"/>
+          <w:sz w:val="24"/>
+        </w:rPr>
+        <w:t>Вариант I vs. II: I лучше по F1 базовых (0,88 &gt; 0,85), F1 K=20 (0,82 &gt; 0,79); II лучше по латентности (0,6 с &lt; 0,8 с). Ни один не доминирует — оба остаются в Парето.</w:t>
+      </w:r>
+    </w:p>
+    <w:p>
+      <w:pPr>
+        <w:pStyle w:val="ListBullet"/>
+        <w:spacing w:after="40"/>
+        <w:ind w:left="432"/>
+      </w:pPr>
+      <w:r>
+        <w:rPr>
+          <w:rFonts w:ascii="Times New Roman" w:hAnsi="Times New Roman"/>
+          <w:b w:val="0"/>
+          <w:sz w:val="24"/>
+        </w:rPr>
+        <w:t>Вариант I vs. IV: I дешевле (стоимость $320 &lt; $480, но оба в пределах ограничения); IV лучше по F1 K=20 (0,84 &gt; 0,82), FAR (3% &lt; 4%), RMSE_θ (6° &lt; 8°). Вариант I не доминирует IV, и IV не доминирует I. Оба остаются.</w:t>
+      </w:r>
+    </w:p>
+    <w:p>
+      <w:pPr>
+        <w:pStyle w:val="ListBullet"/>
+        <w:spacing w:after="40"/>
+        <w:ind w:left="432"/>
+      </w:pPr>
+      <w:r>
+        <w:rPr>
+          <w:rFonts w:ascii="Times New Roman" w:hAnsi="Times New Roman"/>
+          <w:b w:val="0"/>
+          <w:sz w:val="24"/>
+        </w:rPr>
+        <w:t>Вариант II vs. IV: IV лучше по всем F1-критериям и FAR; II лучше по латентности. Ни один не доминирует.</w:t>
+      </w:r>
+    </w:p>
+    <w:p>
+      <w:pPr>
+        <w:spacing w:after="80"/>
+      </w:pPr>
+      <w:r>
+        <w:rPr>
+          <w:rFonts w:ascii="Times New Roman" w:hAnsi="Times New Roman"/>
+          <w:b w:val="0"/>
+          <w:sz w:val="24"/>
+        </w:rPr>
+        <w:t>Множество Парето: {Вариант I, Вариант II, Вариант IV}. Все три варианта методологически равноправны. Выбор из множества Парето требует дополнительного критерия или волевого решения стейкхолдеров.</w:t>
+      </w:r>
+    </w:p>
+    <w:p>
+      <w:pPr>
+        <w:spacing w:after="80"/>
+      </w:pPr>
+      <w:r>
+        <w:rPr>
+          <w:rFonts w:ascii="Times New Roman" w:hAnsi="Times New Roman"/>
+          <w:b w:val="0"/>
+          <w:sz w:val="24"/>
+        </w:rPr>
+        <w:t>Шаг 3 — метод условной оптимизации (по Тарасенко §5.11). Применяется, когда один критерий является ключевым, остальные фиксируются как ограничения. Стейкхолдер-заказчик определяет: приоритетный критерий — F1-score при K=20 (few-shot адаптация — главная потребительская ценность). Дополнительное ограничение по стоимости: Вариант IV ($480) является приемлемым, но ближе к границе $500. Вариант I ($320) оставляет запас для аппаратных доработок.</w:t>
+      </w:r>
+    </w:p>
+    <w:p>
+      <w:pPr>
+        <w:spacing w:after="80"/>
+      </w:pPr>
+      <w:r>
+        <w:rPr>
+          <w:rFonts w:ascii="Times New Roman" w:hAnsi="Times New Roman"/>
+          <w:b w:val="0"/>
+          <w:sz w:val="24"/>
+        </w:rPr>
+        <w:t>Консенсусное решение стейкхолдеров (заказчик + разработчик + научный руководитель):</w:t>
+      </w:r>
+    </w:p>
+    <w:p>
+      <w:pPr>
+        <w:spacing w:before="80" w:after="160"/>
+        <w:ind w:left="576"/>
+      </w:pPr>
+      <w:r>
+        <w:rPr>
+          <w:rFonts w:ascii="Times New Roman" w:hAnsi="Times New Roman"/>
+          <w:b/>
+          <w:sz w:val="24"/>
+        </w:rPr>
+        <w:t>Принять Вариант I: PANNs CNN14 (backbone) + Prototypical Networks (few-shot) + Pipeline DOA + Raspberry Pi 5</w:t>
+      </w:r>
+    </w:p>
+    <w:p>
+      <w:pPr>
+        <w:spacing w:after="80"/>
+      </w:pPr>
+      <w:r>
+        <w:rPr>
+          <w:rFonts w:ascii="Times New Roman" w:hAnsi="Times New Roman"/>
+          <w:b w:val="0"/>
+          <w:sz w:val="24"/>
+        </w:rPr>
+        <w:t>Обоснование: Вариант I входит в множество Парето, удовлетворяет всем ограничениям с наибольшим запасом по стоимости ($180 до предела), обеспечивает F1 K=20 = 0,82 ≥ 0,80 (приоритетный критерий выполнен). Вариант IV превосходит по точности, но минимальный запас по стоимости и отсутствие промышленных референсов BEATs на RPi-совместимых платформах создают неоправданный технический риск на стадии прототипа. По методу равноценного обмена (Hammond–Keeney–Raiffa): снижение F1 K=20 на 0,02 (от 0,84 до 0,82) компенсируется снижением бюджетного риска на $160 и снижением интеграционного риска — стоимостью, приемлемой при разработке первого прототипа.</w:t>
+      </w:r>
+    </w:p>
+    <w:p>
+      <w:pPr>
+        <w:spacing w:before="240" w:after="120"/>
+      </w:pPr>
+      <w:r>
+        <w:rPr>
+          <w:rFonts w:ascii="Times New Roman" w:hAnsi="Times New Roman"/>
+          <w:b/>
+          <w:sz w:val="28"/>
+        </w:rPr>
+        <w:t>Этап двенадцатый. Реализация улучшающего вмешательства</w:t>
+      </w:r>
+    </w:p>
+    <w:p>
+      <w:pPr>
+        <w:spacing w:after="80"/>
+      </w:pPr>
+      <w:r>
+        <w:rPr>
+          <w:rFonts w:ascii="Times New Roman" w:hAnsi="Times New Roman"/>
+          <w:b w:val="0"/>
+          <w:sz w:val="24"/>
+        </w:rPr>
+        <w:t>По Тарасенко, реализация — наиболее трудный этап системного анализа. Его центральная идея: технически правильное решение может быть отвергнуто организационной системой. Поэтому этап 12 касается не только технического плана, но и организации деятельности людей (менеджмента в ацкоффовском смысле), обеспечения добровольного участия, преодоления сопротивления изменениям и управления рисками.</w:t>
+      </w:r>
+    </w:p>
+    <w:p>
+      <w:pPr>
+        <w:spacing w:before="120" w:after="60"/>
+      </w:pPr>
+      <w:r>
+        <w:rPr>
+          <w:rFonts w:ascii="Times New Roman" w:hAnsi="Times New Roman"/>
+          <w:b/>
+          <w:sz w:val="24"/>
+        </w:rPr>
+        <w:t>12.1. Условия добровольного участия стейкхолдеров</w:t>
+      </w:r>
+    </w:p>
+    <w:p>
+      <w:pPr>
+        <w:spacing w:after="80"/>
+      </w:pPr>
+      <w:r>
+        <w:rPr>
+          <w:rFonts w:ascii="Times New Roman" w:hAnsi="Times New Roman"/>
+          <w:b w:val="0"/>
+          <w:sz w:val="24"/>
+        </w:rPr>
+        <w:t>По Акоффу (цит. по Тарасенко), добровольное участие требует одновременного выполнения трёх условий:</w:t>
+      </w:r>
+    </w:p>
+    <w:p>
+      <w:pPr>
+        <w:pStyle w:val="ListBullet"/>
+        <w:spacing w:after="40"/>
+        <w:ind w:left="432"/>
+      </w:pPr>
+      <w:r>
+        <w:rPr>
+          <w:rFonts w:ascii="Times New Roman" w:hAnsi="Times New Roman"/>
+          <w:b w:val="0"/>
+          <w:sz w:val="24"/>
+        </w:rPr>
+        <w:t>Условие 1: Каждый участник убеждён, что его вклад реально влияет на результат. Обеспечение: заказчик формулировал требования с этапа 1 и видит их отражение в критериях этапа 7; регулятор включён в нормативную проверку ещё до разработки; научный руководитель оценивает промежуточные результаты. Ни одно решение не принимается без консультации с соответствующим стейкхолдером.</w:t>
+      </w:r>
+    </w:p>
+    <w:p>
+      <w:pPr>
+        <w:pStyle w:val="ListBullet"/>
+        <w:spacing w:after="40"/>
+        <w:ind w:left="432"/>
+      </w:pPr>
+      <w:r>
+        <w:rPr>
+          <w:rFonts w:ascii="Times New Roman" w:hAnsi="Times New Roman"/>
+          <w:b w:val="0"/>
+          <w:sz w:val="24"/>
+        </w:rPr>
+        <w:t>Условие 2: Процесс участия должен быть значимым и интересным для участника. Обеспечение: заказчику демонстрируются промежуточные результаты экспериментов на реальных объектах (дроны, птицы); регулятор получает прозрачную документацию; научное сообщество — воспроизводимые данные и публикации.</w:t>
+      </w:r>
+    </w:p>
+    <w:p>
+      <w:pPr>
+        <w:pStyle w:val="ListBullet"/>
+        <w:spacing w:after="40"/>
+        <w:ind w:left="432"/>
+      </w:pPr>
+      <w:r>
+        <w:rPr>
+          <w:rFonts w:ascii="Times New Roman" w:hAnsi="Times New Roman"/>
+          <w:b w:val="0"/>
+          <w:sz w:val="24"/>
+        </w:rPr>
+        <w:t>Условие 3: Участник уверен, что результаты будут реально внедрены. Обеспечение: конкурс «Студенческий стартап» формализует намерение внедрения; пилот на объекте заказчика (этап 3 плана) — демонстрация реального применения до завершения диссертации.</w:t>
+      </w:r>
+    </w:p>
+    <w:p>
+      <w:pPr>
+        <w:spacing w:after="80"/>
+      </w:pPr>
+      <w:r>
+        <w:rPr>
+          <w:rFonts w:ascii="Times New Roman" w:hAnsi="Times New Roman"/>
+          <w:b w:val="0"/>
+          <w:sz w:val="24"/>
+        </w:rPr>
+        <w:t>По Тарасенко: если хотя бы одно из этих условий не выполнено, участие формально, а реализация провалится. Для нашего проекта наиболее уязвимо условие 3 — стейкхолдер должен верить в внедрение. Конкурс «Студенческий стартап» и публичная защита диссертации служат организационными гарантиями.</w:t>
+      </w:r>
+    </w:p>
+    <w:p>
+      <w:pPr>
+        <w:spacing w:before="120" w:after="60"/>
+      </w:pPr>
+      <w:r>
+        <w:rPr>
+          <w:rFonts w:ascii="Times New Roman" w:hAnsi="Times New Roman"/>
+          <w:b/>
+          <w:sz w:val="24"/>
+        </w:rPr>
+        <w:t>12.2. Организационные патологии и сопротивление изменениям</w:t>
+      </w:r>
+    </w:p>
+    <w:p>
+      <w:pPr>
+        <w:spacing w:after="80"/>
+      </w:pPr>
+      <w:r>
+        <w:rPr>
+          <w:rFonts w:ascii="Times New Roman" w:hAnsi="Times New Roman"/>
+          <w:b w:val="0"/>
+          <w:sz w:val="24"/>
+        </w:rPr>
+        <w:t>Тарасенко описывает типичные патологии организационных систем, препятствующие реализации. Для нашего проекта актуальны:</w:t>
+      </w:r>
+    </w:p>
+    <w:p>
+      <w:pPr>
+        <w:pStyle w:val="ListBullet"/>
+        <w:spacing w:after="40"/>
+        <w:ind w:left="432"/>
+      </w:pPr>
+      <w:r>
+        <w:rPr>
+          <w:rFonts w:ascii="Times New Roman" w:hAnsi="Times New Roman"/>
+          <w:b w:val="0"/>
+          <w:sz w:val="24"/>
+        </w:rPr>
+        <w:t>Инерция («так делали всегда»): операторы аэродромов и заповедников привыкли к визуальному контролю. Преодоление: демонстрация конкретного случая обнаружения дрона ночью, когда визуальный контроль невозможен.</w:t>
+      </w:r>
+    </w:p>
+    <w:p>
+      <w:pPr>
+        <w:pStyle w:val="ListBullet"/>
+        <w:spacing w:after="40"/>
+        <w:ind w:left="432"/>
+      </w:pPr>
+      <w:r>
+        <w:rPr>
+          <w:rFonts w:ascii="Times New Roman" w:hAnsi="Times New Roman"/>
+          <w:b w:val="0"/>
+          <w:sz w:val="24"/>
+        </w:rPr>
+        <w:t>Клановое мышление (groupthink): в академической среде скептицизм к few-shot подходам. Преодоление: сравнительные эксперименты с baseline-методами — результат говорит сам за себя.</w:t>
+      </w:r>
+    </w:p>
+    <w:p>
+      <w:pPr>
+        <w:pStyle w:val="ListBullet"/>
+        <w:spacing w:after="40"/>
+        <w:ind w:left="432"/>
+      </w:pPr>
+      <w:r>
+        <w:rPr>
+          <w:rFonts w:ascii="Times New Roman" w:hAnsi="Times New Roman"/>
+          <w:b w:val="0"/>
+          <w:sz w:val="24"/>
+        </w:rPr>
+        <w:t>Иерархический барьер: регулятор (Росавиация) медленно рассматривает нестандартные решения. Преодоление: ранняя консультация (с этапа реализации 3, месяцы 7–9), предоставление открытой документации архитектуры.</w:t>
+      </w:r>
+    </w:p>
+    <w:p>
+      <w:pPr>
+        <w:pStyle w:val="ListBullet"/>
+        <w:spacing w:after="40"/>
+        <w:ind w:left="432"/>
+      </w:pPr>
+      <w:r>
+        <w:rPr>
+          <w:rFonts w:ascii="Times New Roman" w:hAnsi="Times New Roman"/>
+          <w:b w:val="0"/>
+          <w:sz w:val="24"/>
+        </w:rPr>
+        <w:t>Конфликт интересов: разработчик является как аналитиком, так и стейкхолдером. Преодоление: научный руководитель играет роль независимого арбитра; все технические предпочтения разработчика прошли верификацию через критерии этапа 7 и эксперименты этапа 8.</w:t>
+      </w:r>
+    </w:p>
+    <w:p>
+      <w:pPr>
+        <w:spacing w:before="120" w:after="60"/>
+      </w:pPr>
+      <w:r>
+        <w:rPr>
+          <w:rFonts w:ascii="Times New Roman" w:hAnsi="Times New Roman"/>
+          <w:b/>
+          <w:sz w:val="24"/>
+        </w:rPr>
+        <w:t>12.3. План реализации</w:t>
+      </w:r>
+    </w:p>
+    <w:p>
+      <w:pPr>
+        <w:spacing w:after="80"/>
+      </w:pPr>
+      <w:r>
+        <w:rPr>
+          <w:rFonts w:ascii="Times New Roman" w:hAnsi="Times New Roman"/>
+          <w:b w:val="0"/>
+          <w:sz w:val="24"/>
+        </w:rPr>
+        <w:t>Улучшающее вмешательство: разработка и развёртывание акустической системы идентификации звукоизлучающих объектов на основе PANNs + Prototypical Networks + SRP-PHAT на Raspberry Pi 5.</w:t>
+      </w:r>
+    </w:p>
+    <w:p>
+      <w:pPr>
+        <w:spacing w:after="80"/>
+      </w:pPr>
+      <w:r>
+        <w:rPr>
+          <w:rFonts w:ascii="Times New Roman" w:hAnsi="Times New Roman"/>
+          <w:b w:val="0"/>
+          <w:sz w:val="24"/>
+        </w:rPr>
+        <w:t>Этапы реализации:</w:t>
+      </w:r>
+    </w:p>
+    <w:p>
+      <w:pPr>
+        <w:pStyle w:val="ListBullet"/>
+        <w:spacing w:after="40"/>
+        <w:ind w:left="432"/>
+      </w:pPr>
+      <w:r>
+        <w:rPr>
+          <w:rFonts w:ascii="Times New Roman" w:hAnsi="Times New Roman"/>
+          <w:b w:val="0"/>
+          <w:sz w:val="24"/>
+        </w:rPr>
+        <w:t>Этап 1 (месяцы 1–3): сборка аппаратного прототипа (микрофонный массив 6 шт., Raspberry Pi 5), проведение экспериментов 1–2 (baseline SVM+MFCC и оценка backbone). Первое лицо: научный руководитель утверждает протокол экспериментов.</w:t>
+      </w:r>
+    </w:p>
+    <w:p>
+      <w:pPr>
+        <w:pStyle w:val="ListBullet"/>
+        <w:spacing w:after="40"/>
+        <w:ind w:left="432"/>
+      </w:pPr>
+      <w:r>
+        <w:rPr>
+          <w:rFonts w:ascii="Times New Roman" w:hAnsi="Times New Roman"/>
+          <w:b w:val="0"/>
+          <w:sz w:val="24"/>
+        </w:rPr>
+        <w:t>Этап 2 (месяцы 4–6): обучение и тестирование Prototypical Networks, эксперименты 3–5 (few-shot, DOA, латентность), итерация по параметрам конфигуратора. Первое лицо: заказчик участвует в формировании тестовых сценариев.</w:t>
+      </w:r>
+    </w:p>
+    <w:p>
+      <w:pPr>
+        <w:pStyle w:val="ListBullet"/>
+        <w:spacing w:after="40"/>
+        <w:ind w:left="432"/>
+      </w:pPr>
+      <w:r>
+        <w:rPr>
+          <w:rFonts w:ascii="Times New Roman" w:hAnsi="Times New Roman"/>
+          <w:b w:val="0"/>
+          <w:sz w:val="24"/>
+        </w:rPr>
+        <w:t>Этап 3 (месяцы 7–9): пилотное развёртывание на объекте заказчика, сбор обратной связи. Первое лицо: руководство объекта (аэродром или заповедник) является соавтором решения — их оценка входит в критерии успеха этапа 12.</w:t>
+      </w:r>
+    </w:p>
+    <w:p>
+      <w:pPr>
+        <w:pStyle w:val="ListBullet"/>
+        <w:spacing w:after="40"/>
+        <w:ind w:left="432"/>
+      </w:pPr>
+      <w:r>
+        <w:rPr>
+          <w:rFonts w:ascii="Times New Roman" w:hAnsi="Times New Roman"/>
+          <w:b w:val="0"/>
+          <w:sz w:val="24"/>
+        </w:rPr>
+        <w:t>Этап 4 (месяцы 10–12): доработка по результатам пилота, документация, заявка на конкурс «Студенческий стартап», публичная защита диссертации. Первое лицо: регулятор (Росавиация) консультирован по результатам пилота.</w:t>
+      </w:r>
+    </w:p>
+    <w:p>
+      <w:pPr>
+        <w:spacing w:before="120" w:after="60"/>
+      </w:pPr>
+      <w:r>
+        <w:rPr>
+          <w:rFonts w:ascii="Times New Roman" w:hAnsi="Times New Roman"/>
+          <w:b/>
+          <w:sz w:val="24"/>
+        </w:rPr>
+        <w:t>12.4. Оценка рисков</w:t>
+      </w:r>
+    </w:p>
+    <w:p>
+      <w:pPr>
+        <w:spacing w:after="80"/>
+      </w:pPr>
+      <w:r>
+        <w:rPr>
+          <w:rFonts w:ascii="Times New Roman" w:hAnsi="Times New Roman"/>
+          <w:b w:val="0"/>
+          <w:sz w:val="24"/>
+        </w:rPr>
+        <w:t>По Тарасенко, реализация требует явной оценки рисков — угроз, способных остановить вмешательство.</w:t>
+      </w:r>
+    </w:p>
+    <w:tbl>
+      <w:tblPr>
+        <w:tblStyle w:val="TableGrid"/>
+        <w:tblW w:type="auto" w:w="0"/>
+        <w:tblLook w:firstColumn="1" w:firstRow="1" w:lastColumn="0" w:lastRow="0" w:noHBand="0" w:noVBand="1" w:val="04A0"/>
+      </w:tblPr>
+      <w:tblGrid>
+        <w:gridCol w:w="2160"/>
+        <w:gridCol w:w="2160"/>
+        <w:gridCol w:w="2160"/>
+        <w:gridCol w:w="2160"/>
+      </w:tblGrid>
+      <w:tr>
+        <w:tc>
+          <w:tcPr>
+            <w:tcW w:type="dxa" w:w="2160"/>
+          </w:tcPr>
+          <w:p>
+            <w:r>
+              <w:rPr>
+                <w:rFonts w:ascii="Times New Roman" w:hAnsi="Times New Roman"/>
+                <w:b/>
+                <w:sz w:val="20"/>
+              </w:rPr>
+              <w:t>Риск</w:t>
+            </w:r>
+          </w:p>
+        </w:tc>
+        <w:tc>
+          <w:tcPr>
+            <w:tcW w:type="dxa" w:w="2160"/>
+          </w:tcPr>
+          <w:p>
+            <w:r>
+              <w:rPr>
+                <w:rFonts w:ascii="Times New Roman" w:hAnsi="Times New Roman"/>
+                <w:b/>
+                <w:sz w:val="20"/>
+              </w:rPr>
+              <w:t>Вероятность</w:t>
+            </w:r>
+          </w:p>
+        </w:tc>
+        <w:tc>
+          <w:tcPr>
+            <w:tcW w:type="dxa" w:w="2160"/>
+          </w:tcPr>
+          <w:p>
+            <w:r>
+              <w:rPr>
+                <w:rFonts w:ascii="Times New Roman" w:hAnsi="Times New Roman"/>
+                <w:b/>
+                <w:sz w:val="20"/>
+              </w:rPr>
+              <w:t>Последствие</w:t>
+            </w:r>
+          </w:p>
+        </w:tc>
+        <w:tc>
+          <w:tcPr>
+            <w:tcW w:type="dxa" w:w="2160"/>
+          </w:tcPr>
+          <w:p>
+            <w:r>
+              <w:rPr>
+                <w:rFonts w:ascii="Times New Roman" w:hAnsi="Times New Roman"/>
+                <w:b/>
+                <w:sz w:val="20"/>
+              </w:rPr>
+              <w:t>Меры снижения</w:t>
+            </w:r>
+          </w:p>
+        </w:tc>
+      </w:tr>
+      <w:tr>
+        <w:tc>
+          <w:tcPr>
+            <w:tcW w:type="dxa" w:w="2160"/>
+          </w:tcPr>
+          <w:p>
+            <w:r>
+              <w:rPr>
+                <w:rFonts w:ascii="Times New Roman" w:hAnsi="Times New Roman"/>
+                <w:sz w:val="20"/>
+              </w:rPr>
+              <w:t>F1 &lt; 0,85 в полевых условиях (высокий фоновый шум)</w:t>
+            </w:r>
+          </w:p>
+        </w:tc>
+        <w:tc>
+          <w:tcPr>
+            <w:tcW w:type="dxa" w:w="2160"/>
+          </w:tcPr>
+          <w:p>
+            <w:r>
+              <w:rPr>
+                <w:rFonts w:ascii="Times New Roman" w:hAnsi="Times New Roman"/>
+                <w:sz w:val="20"/>
+              </w:rPr>
+              <w:t>Средняя</w:t>
+            </w:r>
+          </w:p>
+        </w:tc>
+        <w:tc>
+          <w:tcPr>
+            <w:tcW w:type="dxa" w:w="2160"/>
+          </w:tcPr>
+          <w:p>
+            <w:r>
+              <w:rPr>
+                <w:rFonts w:ascii="Times New Roman" w:hAnsi="Times New Roman"/>
+                <w:sz w:val="20"/>
+              </w:rPr>
+              <w:t>Нарушение ключевого критерия; возврат к этапу 8</w:t>
+            </w:r>
+          </w:p>
+        </w:tc>
+        <w:tc>
+          <w:tcPr>
+            <w:tcW w:type="dxa" w:w="2160"/>
+          </w:tcPr>
+          <w:p>
+            <w:r>
+              <w:rPr>
+                <w:rFonts w:ascii="Times New Roman" w:hAnsi="Times New Roman"/>
+                <w:sz w:val="20"/>
+              </w:rPr>
+              <w:t>Аугментация реальным шумом в обучении; порог τ настраивается оператором</w:t>
+            </w:r>
+          </w:p>
+        </w:tc>
+      </w:tr>
+      <w:tr>
+        <w:tc>
+          <w:tcPr>
+            <w:tcW w:type="dxa" w:w="2160"/>
+          </w:tcPr>
+          <w:p>
+            <w:r>
+              <w:rPr>
+                <w:rFonts w:ascii="Times New Roman" w:hAnsi="Times New Roman"/>
+                <w:sz w:val="20"/>
+              </w:rPr>
+              <w:t>Заказчик не выделяет объект для пилота</w:t>
+            </w:r>
+          </w:p>
+        </w:tc>
+        <w:tc>
+          <w:tcPr>
+            <w:tcW w:type="dxa" w:w="2160"/>
+          </w:tcPr>
+          <w:p>
+            <w:r>
+              <w:rPr>
+                <w:rFonts w:ascii="Times New Roman" w:hAnsi="Times New Roman"/>
+                <w:sz w:val="20"/>
+              </w:rPr>
+              <w:t>Низкая</w:t>
+            </w:r>
+          </w:p>
+        </w:tc>
+        <w:tc>
+          <w:tcPr>
+            <w:tcW w:type="dxa" w:w="2160"/>
+          </w:tcPr>
+          <w:p>
+            <w:r>
+              <w:rPr>
+                <w:rFonts w:ascii="Times New Roman" w:hAnsi="Times New Roman"/>
+                <w:sz w:val="20"/>
+              </w:rPr>
+              <w:t>Нет полевых данных; диссертация ограничена лабораторным тестом</w:t>
+            </w:r>
+          </w:p>
+        </w:tc>
+        <w:tc>
+          <w:tcPr>
+            <w:tcW w:type="dxa" w:w="2160"/>
+          </w:tcPr>
+          <w:p>
+            <w:r>
+              <w:rPr>
+                <w:rFonts w:ascii="Times New Roman" w:hAnsi="Times New Roman"/>
+                <w:sz w:val="20"/>
+              </w:rPr>
+              <w:t>Партнёрство с аэродромами через конкурс «Студенческий стартап»; альтернатива — заповедник</w:t>
+            </w:r>
+          </w:p>
+        </w:tc>
+      </w:tr>
+      <w:tr>
+        <w:tc>
+          <w:tcPr>
+            <w:tcW w:type="dxa" w:w="2160"/>
+          </w:tcPr>
+          <w:p>
+            <w:r>
+              <w:rPr>
+                <w:rFonts w:ascii="Times New Roman" w:hAnsi="Times New Roman"/>
+                <w:sz w:val="20"/>
+              </w:rPr>
+              <w:t>Росавиация не согласует применение системы</w:t>
+            </w:r>
+          </w:p>
+        </w:tc>
+        <w:tc>
+          <w:tcPr>
+            <w:tcW w:type="dxa" w:w="2160"/>
+          </w:tcPr>
+          <w:p>
+            <w:r>
+              <w:rPr>
+                <w:rFonts w:ascii="Times New Roman" w:hAnsi="Times New Roman"/>
+                <w:sz w:val="20"/>
+              </w:rPr>
+              <w:t>Средняя</w:t>
+            </w:r>
+          </w:p>
+        </w:tc>
+        <w:tc>
+          <w:tcPr>
+            <w:tcW w:type="dxa" w:w="2160"/>
+          </w:tcPr>
+          <w:p>
+            <w:r>
+              <w:rPr>
+                <w:rFonts w:ascii="Times New Roman" w:hAnsi="Times New Roman"/>
+                <w:sz w:val="20"/>
+              </w:rPr>
+              <w:t>Коммерциализация через аэрозону невозможна</w:t>
+            </w:r>
+          </w:p>
+        </w:tc>
+        <w:tc>
+          <w:tcPr>
+            <w:tcW w:type="dxa" w:w="2160"/>
+          </w:tcPr>
+          <w:p>
+            <w:r>
+              <w:rPr>
+                <w:rFonts w:ascii="Times New Roman" w:hAnsi="Times New Roman"/>
+                <w:sz w:val="20"/>
+              </w:rPr>
+              <w:t>Переориентация на сегмент заповедников и промышленных объектов, не требующий авиационной сертификации</w:t>
+            </w:r>
+          </w:p>
+        </w:tc>
+      </w:tr>
+      <w:tr>
+        <w:tc>
+          <w:tcPr>
+            <w:tcW w:type="dxa" w:w="2160"/>
+          </w:tcPr>
+          <w:p>
+            <w:r>
+              <w:rPr>
+                <w:rFonts w:ascii="Times New Roman" w:hAnsi="Times New Roman"/>
+                <w:sz w:val="20"/>
+              </w:rPr>
+              <w:t>Raspberry Pi 5 не обеспечивает латентность ≤ 1 с при текущей архитектуре</w:t>
+            </w:r>
+          </w:p>
+        </w:tc>
+        <w:tc>
+          <w:tcPr>
+            <w:tcW w:type="dxa" w:w="2160"/>
+          </w:tcPr>
+          <w:p>
+            <w:r>
+              <w:rPr>
+                <w:rFonts w:ascii="Times New Roman" w:hAnsi="Times New Roman"/>
+                <w:sz w:val="20"/>
+              </w:rPr>
+              <w:t>Низкая</w:t>
+            </w:r>
+          </w:p>
+        </w:tc>
+        <w:tc>
+          <w:tcPr>
+            <w:tcW w:type="dxa" w:w="2160"/>
+          </w:tcPr>
+          <w:p>
+            <w:r>
+              <w:rPr>
+                <w:rFonts w:ascii="Times New Roman" w:hAnsi="Times New Roman"/>
+                <w:sz w:val="20"/>
+              </w:rPr>
+              <w:t>Нарушение ограничения; нужна квантизация или смена платформы</w:t>
+            </w:r>
+          </w:p>
+        </w:tc>
+        <w:tc>
+          <w:tcPr>
+            <w:tcW w:type="dxa" w:w="2160"/>
+          </w:tcPr>
+          <w:p>
+            <w:r>
+              <w:rPr>
+                <w:rFonts w:ascii="Times New Roman" w:hAnsi="Times New Roman"/>
+                <w:sz w:val="20"/>
+              </w:rPr>
+              <w:t>Эксперимент 5 (латентность) проводится на этапе 2 — достаточно времени для замены платформы или INT8-квантизации</w:t>
+            </w:r>
+          </w:p>
+        </w:tc>
+      </w:tr>
+      <w:tr>
+        <w:tc>
+          <w:tcPr>
+            <w:tcW w:type="dxa" w:w="2160"/>
+          </w:tcPr>
+          <w:p>
+            <w:r>
+              <w:rPr>
+                <w:rFonts w:ascii="Times New Roman" w:hAnsi="Times New Roman"/>
+                <w:sz w:val="20"/>
+              </w:rPr>
+              <w:t>Разработчик переоценивает few-shot результаты (confirmation bias)</w:t>
+            </w:r>
+          </w:p>
+        </w:tc>
+        <w:tc>
+          <w:tcPr>
+            <w:tcW w:type="dxa" w:w="2160"/>
+          </w:tcPr>
+          <w:p>
+            <w:r>
+              <w:rPr>
+                <w:rFonts w:ascii="Times New Roman" w:hAnsi="Times New Roman"/>
+                <w:sz w:val="20"/>
+              </w:rPr>
+              <w:t>Средняя</w:t>
+            </w:r>
+          </w:p>
+        </w:tc>
+        <w:tc>
+          <w:tcPr>
+            <w:tcW w:type="dxa" w:w="2160"/>
+          </w:tcPr>
+          <w:p>
+            <w:r>
+              <w:rPr>
+                <w:rFonts w:ascii="Times New Roman" w:hAnsi="Times New Roman"/>
+                <w:sz w:val="20"/>
+              </w:rPr>
+              <w:t>Научная новизна оказывается ниже ожидаемой</w:t>
+            </w:r>
+          </w:p>
+        </w:tc>
+        <w:tc>
+          <w:tcPr>
+            <w:tcW w:type="dxa" w:w="2160"/>
+          </w:tcPr>
+          <w:p>
+            <w:r>
+              <w:rPr>
+                <w:rFonts w:ascii="Times New Roman" w:hAnsi="Times New Roman"/>
+                <w:sz w:val="20"/>
+              </w:rPr>
+              <w:t>Независимая верификация научным руководителем; сравнение с аналогами по данным из открытых статей</w:t>
+            </w:r>
+          </w:p>
+        </w:tc>
+      </w:tr>
+    </w:tbl>
+    <w:p/>
+    <w:p>
+      <w:pPr>
+        <w:spacing w:before="120" w:after="60"/>
+      </w:pPr>
+      <w:r>
+        <w:rPr>
+          <w:rFonts w:ascii="Times New Roman" w:hAnsi="Times New Roman"/>
+          <w:b/>
+          <w:sz w:val="24"/>
+        </w:rPr>
+        <w:t>12.5. Мониторинг и адаптация</w:t>
+      </w:r>
+    </w:p>
+    <w:p>
+      <w:pPr>
+        <w:spacing w:after="80"/>
+      </w:pPr>
+      <w:r>
+        <w:rPr>
+          <w:rFonts w:ascii="Times New Roman" w:hAnsi="Times New Roman"/>
+          <w:b w:val="0"/>
+          <w:sz w:val="24"/>
+        </w:rPr>
+        <w:t>По Тарасенко, улучшающее вмешательство должно обеспечивать непрерывное обучение и адаптацию. Для системы:</w:t>
+      </w:r>
+    </w:p>
+    <w:p>
+      <w:pPr>
+        <w:pStyle w:val="ListBullet"/>
+        <w:spacing w:after="40"/>
+        <w:ind w:left="432"/>
+      </w:pPr>
+      <w:r>
+        <w:rPr>
+          <w:rFonts w:ascii="Times New Roman" w:hAnsi="Times New Roman"/>
+          <w:b w:val="0"/>
+          <w:sz w:val="24"/>
+        </w:rPr>
+        <w:t>Метрики мониторинга в ходе пилота: FAR (не более 5 ложных тревог в сутки), доля успешно идентифицированных объектов, время реакции оператора.</w:t>
+      </w:r>
+    </w:p>
+    <w:p>
+      <w:pPr>
+        <w:pStyle w:val="ListBullet"/>
+        <w:spacing w:after="40"/>
+        <w:ind w:left="432"/>
+      </w:pPr>
+      <w:r>
+        <w:rPr>
+          <w:rFonts w:ascii="Times New Roman" w:hAnsi="Times New Roman"/>
+          <w:b w:val="0"/>
+          <w:sz w:val="24"/>
+        </w:rPr>
+        <w:t>Адаптационный механизм: если FAR превышает порог — оператор корректирует τ (порог уверенности) без переобучения модели.</w:t>
+      </w:r>
+    </w:p>
+    <w:p>
+      <w:pPr>
+        <w:pStyle w:val="ListBullet"/>
+        <w:spacing w:after="40"/>
+        <w:ind w:left="432"/>
+      </w:pPr>
+      <w:r>
+        <w:rPr>
+          <w:rFonts w:ascii="Times New Roman" w:hAnsi="Times New Roman"/>
+          <w:b w:val="0"/>
+          <w:sz w:val="24"/>
+        </w:rPr>
+        <w:t>Расширение базы классов: при появлении нового типа объекта оператор записывает 20 примеров и добавляет класс в Prototypical Networks за ≤ 10 минут.</w:t>
+      </w:r>
+    </w:p>
+    <w:p>
+      <w:pPr>
+        <w:pStyle w:val="ListBullet"/>
+        <w:spacing w:after="40"/>
+        <w:ind w:left="432"/>
+      </w:pPr>
+      <w:r>
+        <w:rPr>
+          <w:rFonts w:ascii="Times New Roman" w:hAnsi="Times New Roman"/>
+          <w:b w:val="0"/>
+          <w:sz w:val="24"/>
+        </w:rPr>
+        <w:t>Передача аналитической компетенции: после пилота оператор обучается самостоятельно расширять базу классов, не привлекая разработчика — тем самым реализуется принцип Тарасенко о «повышении аналитического потенциала самой организации».</w:t>
+      </w:r>
+    </w:p>
+    <w:p>
+      <w:pPr>
+        <w:spacing w:before="120" w:after="60"/>
+      </w:pPr>
+      <w:r>
+        <w:rPr>
+          <w:rFonts w:ascii="Times New Roman" w:hAnsi="Times New Roman"/>
+          <w:b/>
+          <w:sz w:val="24"/>
+        </w:rPr>
+        <w:t>12.6. Этика аналитика</w:t>
+      </w:r>
+    </w:p>
+    <w:p>
+      <w:pPr>
+        <w:spacing w:after="80"/>
+      </w:pPr>
+      <w:r>
+        <w:rPr>
+          <w:rFonts w:ascii="Times New Roman" w:hAnsi="Times New Roman"/>
+          <w:b w:val="0"/>
+          <w:sz w:val="24"/>
+        </w:rPr>
+        <w:t>Тарасенко предупреждает: аналитик не должен быть «серым кардиналом» — манипулировать стейкхолдерами, навязывать свои предпочтения, скрывать альтернативы. Для нашего проекта:</w:t>
+      </w:r>
+    </w:p>
+    <w:p>
+      <w:pPr>
+        <w:pStyle w:val="ListBullet"/>
+        <w:spacing w:after="40"/>
+        <w:ind w:left="432"/>
+      </w:pPr>
+      <w:r>
+        <w:rPr>
+          <w:rFonts w:ascii="Times New Roman" w:hAnsi="Times New Roman"/>
+          <w:b w:val="0"/>
+          <w:sz w:val="24"/>
+        </w:rPr>
+        <w:t>Разработчик не скрывал альтернативы (этап 10 содержит 81 комбинацию, включая решения без PANNs); выбор Варианта I обоснован критериями, а не личными предпочтениями.</w:t>
+      </w:r>
+    </w:p>
+    <w:p>
+      <w:pPr>
+        <w:pStyle w:val="ListBullet"/>
+        <w:spacing w:after="40"/>
+        <w:ind w:left="432"/>
+      </w:pPr>
+      <w:r>
+        <w:rPr>
+          <w:rFonts w:ascii="Times New Roman" w:hAnsi="Times New Roman"/>
+          <w:b w:val="0"/>
+          <w:sz w:val="24"/>
+        </w:rPr>
+        <w:t>Все стейкхолдеры получили полную информацию о компромиссах (таблица сравнения на этапе 11).</w:t>
+      </w:r>
+    </w:p>
+    <w:p>
+      <w:pPr>
+        <w:pStyle w:val="ListBullet"/>
+        <w:spacing w:after="40"/>
+        <w:ind w:left="432"/>
+      </w:pPr>
+      <w:r>
+        <w:rPr>
+          <w:rFonts w:ascii="Times New Roman" w:hAnsi="Times New Roman"/>
+          <w:b w:val="0"/>
+          <w:sz w:val="24"/>
+        </w:rPr>
+        <w:t>Заказчик является соавтором решения, а не просто получателем: его требования из этапа 1 трассируются в критерии этапа 7 и в итоговый выбор этапа 11.</w:t>
+      </w:r>
+    </w:p>
+    <w:p>
+      <w:pPr>
+        <w:spacing w:before="120" w:after="60"/>
+      </w:pPr>
+      <w:r>
+        <w:rPr>
+          <w:rFonts w:ascii="Times New Roman" w:hAnsi="Times New Roman"/>
+          <w:b/>
+          <w:sz w:val="24"/>
+        </w:rPr>
+        <w:t>12.7. Критерии успеха реализации</w:t>
+      </w:r>
+    </w:p>
+    <w:p>
+      <w:pPr>
+        <w:spacing w:after="80"/>
+      </w:pPr>
+      <w:r>
+        <w:rPr>
+          <w:rFonts w:ascii="Times New Roman" w:hAnsi="Times New Roman"/>
+          <w:b w:val="0"/>
+          <w:sz w:val="24"/>
+        </w:rPr>
+        <w:t>Вмешательство считается улучшающим, если по завершении пилотного развёртывания:</w:t>
+      </w:r>
+    </w:p>
+    <w:p>
+      <w:pPr>
+        <w:pStyle w:val="ListBullet"/>
+        <w:spacing w:after="40"/>
+        <w:ind w:left="432"/>
+      </w:pPr>
+      <w:r>
+        <w:rPr>
+          <w:rFonts w:ascii="Times New Roman" w:hAnsi="Times New Roman"/>
+          <w:b w:val="0"/>
+          <w:sz w:val="24"/>
+        </w:rPr>
+        <w:t>все критерии этапа 7 выполнены на реальном объекте (не только в лабораторных условиях);</w:t>
+      </w:r>
+    </w:p>
+    <w:p>
+      <w:pPr>
+        <w:pStyle w:val="ListBullet"/>
+        <w:spacing w:after="40"/>
+        <w:ind w:left="432"/>
+      </w:pPr>
+      <w:r>
+        <w:rPr>
+          <w:rFonts w:ascii="Times New Roman" w:hAnsi="Times New Roman"/>
+          <w:b w:val="0"/>
+          <w:sz w:val="24"/>
+        </w:rPr>
+        <w:t>заказчик (первое лицо объекта пилота) подтверждает, что система решает зафиксированную на этапе 1 проблему;</w:t>
+      </w:r>
+    </w:p>
+    <w:p>
+      <w:pPr>
+        <w:pStyle w:val="ListBullet"/>
+        <w:spacing w:after="40"/>
+        <w:ind w:left="432"/>
+      </w:pPr>
+      <w:r>
+        <w:rPr>
+          <w:rFonts w:ascii="Times New Roman" w:hAnsi="Times New Roman"/>
+          <w:b w:val="0"/>
+          <w:sz w:val="24"/>
+        </w:rPr>
+        <w:t>ни один из стейкхолдеров (включая регулятора и безмолвных стейкхолдеров — окружающая среда не затронута) не расценивает вмешательство отрицательно;</w:t>
+      </w:r>
+    </w:p>
+    <w:p>
+      <w:pPr>
+        <w:pStyle w:val="ListBullet"/>
+        <w:spacing w:after="40"/>
+        <w:ind w:left="432"/>
+      </w:pPr>
+      <w:r>
+        <w:rPr>
+          <w:rFonts w:ascii="Times New Roman" w:hAnsi="Times New Roman"/>
+          <w:b w:val="0"/>
+          <w:sz w:val="24"/>
+        </w:rPr>
+        <w:t>операторы объекта способны самостоятельно добавлять новые классы объектов без привлечения разработчика.</w:t>
+      </w:r>
+    </w:p>
+    <w:p>
+      <w:pPr>
+        <w:spacing w:before="120" w:after="60"/>
+      </w:pPr>
+      <w:r>
+        <w:rPr>
+          <w:rFonts w:ascii="Times New Roman" w:hAnsi="Times New Roman"/>
+          <w:b/>
+          <w:sz w:val="24"/>
+        </w:rPr>
+        <w:t>Вывод</w:t>
+      </w:r>
+    </w:p>
+    <w:p>
+      <w:pPr>
+        <w:spacing w:after="80"/>
+      </w:pPr>
+      <w:r>
+        <w:rPr>
+          <w:rFonts w:ascii="Times New Roman" w:hAnsi="Times New Roman"/>
+          <w:b w:val="0"/>
+          <w:sz w:val="24"/>
+        </w:rPr>
+        <w:t>Двенадцать этапов системного анализа по Тарасенко применены к задаче создания системы акустического обнаружения и идентификации звукоизлучающих объектов. Проведён путь от фиксации жалобы клиента (этап 1) через анализ стейкхолдеров, проблемное месиво, конфигуратор, целевыявление, критерии, эксперименты, модели, генерирование и выбор альтернатив — до плана реализации и управления изменениями (этап 12). Принятое решение — PANNs + Prototypical Networks + SRP-PHAT на Raspberry Pi 5 — обосновано через явное построение множества Парето и метод условной оптимизации. Реализация спроектирована с учётом требований Тарасенко–Акоффа: добровольное участие всех стейкхолдеров, управление организационными рисками, непрерывный мониторинг и передача аналитической компетенции заказчику.</w:t>
       </w:r>
     </w:p>
     <w:sectPr>
